--- a/Типы данных. Описание переменных. Основные операторы .docx
+++ b/Типы данных. Описание переменных. Основные операторы .docx
@@ -4996,111 +4996,106 @@
             <w:hideMark/>
           </w:tcPr>
           <w:p>
-            <w:pPr>
-              <w:rPr>
-                <w:rFonts w:ascii="Times New Roman" w:hAnsi="Times New Roman" w:cs="Times New Roman"/>
-                <w:sz w:val="24"/>
-                <w:szCs w:val="24"/>
-              </w:rPr>
-            </w:pPr>
-            <w:proofErr w:type="spellStart"/>
-            <w:r>
-              <w:rPr>
-                <w:rFonts w:ascii="Times New Roman" w:hAnsi="Times New Roman" w:cs="Times New Roman"/>
-                <w:sz w:val="24"/>
-                <w:szCs w:val="24"/>
+            <w:r/>
+            <w:r>
+              <w:rPr>
+                <w:rFonts w:ascii="Times New Roman" w:hAnsi="Times New Roman" w:eastAsia="Times New Roman" w:cs="Times New Roman"/>
+                <w:sz w:val="20"/>
               </w:rPr>
               <w:t>sbyte</w:t>
             </w:r>
-            <w:proofErr w:type="spellEnd"/>
-          </w:p>
-        </w:tc>
-        <w:tc>
-          <w:tcPr>
-            <w:tcW w:w="0" w:type="auto"/>
-            <w:tcMar>
-              <w:top w:w="150" w:type="dxa"/>
-              <w:left w:w="240" w:type="dxa"/>
-              <w:bottom w:w="150" w:type="dxa"/>
-              <w:right w:w="240" w:type="dxa"/>
-            </w:tcMar>
-            <w:vAlign w:val="center"/>
-            <w:hideMark/>
-          </w:tcPr>
-          <w:p>
-            <w:pPr>
-              <w:rPr>
-                <w:rFonts w:ascii="Times New Roman" w:hAnsi="Times New Roman" w:cs="Times New Roman"/>
-                <w:sz w:val="24"/>
-                <w:szCs w:val="24"/>
-              </w:rPr>
-            </w:pPr>
-          </w:p>
-        </w:tc>
-        <w:tc>
-          <w:tcPr>
-            <w:tcW w:w="0" w:type="auto"/>
-            <w:tcMar>
-              <w:top w:w="150" w:type="dxa"/>
-              <w:left w:w="240" w:type="dxa"/>
-              <w:bottom w:w="150" w:type="dxa"/>
-              <w:right w:w="240" w:type="dxa"/>
-            </w:tcMar>
-            <w:vAlign w:val="center"/>
-            <w:hideMark/>
-          </w:tcPr>
-          <w:p>
-            <w:pPr>
-              <w:rPr>
-                <w:rFonts w:ascii="Times New Roman" w:hAnsi="Times New Roman" w:cs="Times New Roman"/>
-                <w:sz w:val="24"/>
-                <w:szCs w:val="24"/>
-              </w:rPr>
-            </w:pPr>
-          </w:p>
-        </w:tc>
-        <w:tc>
-          <w:tcPr>
-            <w:tcW w:w="0" w:type="auto"/>
-            <w:tcMar>
-              <w:top w:w="150" w:type="dxa"/>
-              <w:left w:w="240" w:type="dxa"/>
-              <w:bottom w:w="150" w:type="dxa"/>
-              <w:right w:w="240" w:type="dxa"/>
-            </w:tcMar>
-            <w:vAlign w:val="center"/>
-            <w:hideMark/>
-          </w:tcPr>
-          <w:p>
-            <w:pPr>
-              <w:rPr>
-                <w:rFonts w:ascii="Times New Roman" w:hAnsi="Times New Roman" w:cs="Times New Roman"/>
-                <w:sz w:val="24"/>
-                <w:szCs w:val="24"/>
-              </w:rPr>
-            </w:pPr>
-          </w:p>
-        </w:tc>
-        <w:tc>
-          <w:tcPr>
-            <w:tcW w:w="0" w:type="auto"/>
-            <w:tcMar>
-              <w:top w:w="150" w:type="dxa"/>
-              <w:left w:w="240" w:type="dxa"/>
-              <w:bottom w:w="150" w:type="dxa"/>
-              <w:right w:w="240" w:type="dxa"/>
-            </w:tcMar>
-            <w:vAlign w:val="center"/>
-            <w:hideMark/>
-          </w:tcPr>
-          <w:p>
-            <w:pPr>
-              <w:rPr>
-                <w:rFonts w:ascii="Times New Roman" w:hAnsi="Times New Roman" w:cs="Times New Roman"/>
-                <w:sz w:val="24"/>
-                <w:szCs w:val="24"/>
-              </w:rPr>
-            </w:pPr>
+          </w:p>
+        </w:tc>
+        <w:tc>
+          <w:tcPr>
+            <w:tcW w:w="0" w:type="auto"/>
+            <w:tcMar>
+              <w:top w:w="150" w:type="dxa"/>
+              <w:left w:w="240" w:type="dxa"/>
+              <w:bottom w:w="150" w:type="dxa"/>
+              <w:right w:w="240" w:type="dxa"/>
+            </w:tcMar>
+            <w:vAlign w:val="center"/>
+            <w:hideMark/>
+          </w:tcPr>
+          <w:p>
+            <w:r/>
+            <w:r>
+              <w:rPr>
+                <w:rFonts w:ascii="Times New Roman" w:hAnsi="Times New Roman" w:eastAsia="Times New Roman" w:cs="Times New Roman"/>
+                <w:sz w:val="20"/>
+              </w:rPr>
+              <w:t>Значимый</w:t>
+            </w:r>
+          </w:p>
+        </w:tc>
+        <w:tc>
+          <w:tcPr>
+            <w:tcW w:w="0" w:type="auto"/>
+            <w:tcMar>
+              <w:top w:w="150" w:type="dxa"/>
+              <w:left w:w="240" w:type="dxa"/>
+              <w:bottom w:w="150" w:type="dxa"/>
+              <w:right w:w="240" w:type="dxa"/>
+            </w:tcMar>
+            <w:vAlign w:val="center"/>
+            <w:hideMark/>
+          </w:tcPr>
+          <w:p>
+            <w:r/>
+            <w:r>
+              <w:rPr>
+                <w:rFonts w:ascii="Times New Roman" w:hAnsi="Times New Roman" w:eastAsia="Times New Roman" w:cs="Times New Roman"/>
+                <w:sz w:val="20"/>
+              </w:rPr>
+              <w:t>8 бит (1 байт)</w:t>
+            </w:r>
+          </w:p>
+        </w:tc>
+        <w:tc>
+          <w:tcPr>
+            <w:tcW w:w="0" w:type="auto"/>
+            <w:tcMar>
+              <w:top w:w="150" w:type="dxa"/>
+              <w:left w:w="240" w:type="dxa"/>
+              <w:bottom w:w="150" w:type="dxa"/>
+              <w:right w:w="240" w:type="dxa"/>
+            </w:tcMar>
+            <w:vAlign w:val="center"/>
+            <w:hideMark/>
+          </w:tcPr>
+          <w:p>
+            <w:r/>
+            <w:r>
+              <w:rPr>
+                <w:rFonts w:ascii="Times New Roman" w:hAnsi="Times New Roman" w:eastAsia="Times New Roman" w:cs="Times New Roman"/>
+                <w:sz w:val="20"/>
+              </w:rPr>
+              <w:t>−128 … 127</w:t>
+            </w:r>
+          </w:p>
+        </w:tc>
+        <w:tc>
+          <w:tcPr>
+            <w:tcW w:w="0" w:type="auto"/>
+            <w:tcMar>
+              <w:top w:w="150" w:type="dxa"/>
+              <w:left w:w="240" w:type="dxa"/>
+              <w:bottom w:w="150" w:type="dxa"/>
+              <w:right w:w="240" w:type="dxa"/>
+            </w:tcMar>
+            <w:vAlign w:val="center"/>
+            <w:hideMark/>
+          </w:tcPr>
+          <w:p>
+            <w:r/>
+            <w:r>
+              <w:rPr>
+                <w:rFonts w:ascii="Times New Roman" w:hAnsi="Times New Roman" w:eastAsia="Times New Roman" w:cs="Times New Roman"/>
+                <w:sz w:val="20"/>
+              </w:rPr>
+              <w:t>sbyte a = -5;</w:t>
+            </w:r>
           </w:p>
         </w:tc>
         <w:tc>
@@ -5116,13 +5111,14 @@
             <w:hideMark/>
           </w:tcPr>
           <w:p>
-            <w:pPr>
-              <w:rPr>
-                <w:rFonts w:ascii="Times New Roman" w:hAnsi="Times New Roman" w:cs="Times New Roman"/>
-                <w:sz w:val="24"/>
-                <w:szCs w:val="24"/>
-              </w:rPr>
-            </w:pPr>
+            <w:r/>
+            <w:r>
+              <w:rPr>
+                <w:rFonts w:ascii="Times New Roman" w:hAnsi="Times New Roman" w:eastAsia="Times New Roman" w:cs="Times New Roman"/>
+                <w:sz w:val="20"/>
+              </w:rPr>
+              <w:t>Нет</w:t>
+            </w:r>
           </w:p>
         </w:tc>
       </w:tr>
@@ -5140,111 +5136,106 @@
             <w:hideMark/>
           </w:tcPr>
           <w:p>
-            <w:pPr>
-              <w:rPr>
-                <w:rFonts w:ascii="Times New Roman" w:hAnsi="Times New Roman" w:cs="Times New Roman"/>
-                <w:sz w:val="24"/>
-                <w:szCs w:val="24"/>
-              </w:rPr>
-            </w:pPr>
-            <w:proofErr w:type="spellStart"/>
-            <w:r>
-              <w:rPr>
-                <w:rFonts w:ascii="Times New Roman" w:hAnsi="Times New Roman" w:cs="Times New Roman"/>
-                <w:sz w:val="24"/>
-                <w:szCs w:val="24"/>
+            <w:r/>
+            <w:r>
+              <w:rPr>
+                <w:rFonts w:ascii="Times New Roman" w:hAnsi="Times New Roman" w:eastAsia="Times New Roman" w:cs="Times New Roman"/>
+                <w:sz w:val="20"/>
               </w:rPr>
               <w:t>byte</w:t>
             </w:r>
-            <w:proofErr w:type="spellEnd"/>
-          </w:p>
-        </w:tc>
-        <w:tc>
-          <w:tcPr>
-            <w:tcW w:w="0" w:type="auto"/>
-            <w:tcMar>
-              <w:top w:w="150" w:type="dxa"/>
-              <w:left w:w="240" w:type="dxa"/>
-              <w:bottom w:w="150" w:type="dxa"/>
-              <w:right w:w="240" w:type="dxa"/>
-            </w:tcMar>
-            <w:vAlign w:val="center"/>
-            <w:hideMark/>
-          </w:tcPr>
-          <w:p>
-            <w:pPr>
-              <w:rPr>
-                <w:rFonts w:ascii="Times New Roman" w:hAnsi="Times New Roman" w:cs="Times New Roman"/>
-                <w:sz w:val="24"/>
-                <w:szCs w:val="24"/>
-              </w:rPr>
-            </w:pPr>
-          </w:p>
-        </w:tc>
-        <w:tc>
-          <w:tcPr>
-            <w:tcW w:w="0" w:type="auto"/>
-            <w:tcMar>
-              <w:top w:w="150" w:type="dxa"/>
-              <w:left w:w="240" w:type="dxa"/>
-              <w:bottom w:w="150" w:type="dxa"/>
-              <w:right w:w="240" w:type="dxa"/>
-            </w:tcMar>
-            <w:vAlign w:val="center"/>
-            <w:hideMark/>
-          </w:tcPr>
-          <w:p>
-            <w:pPr>
-              <w:rPr>
-                <w:rFonts w:ascii="Times New Roman" w:hAnsi="Times New Roman" w:cs="Times New Roman"/>
-                <w:sz w:val="24"/>
-                <w:szCs w:val="24"/>
-              </w:rPr>
-            </w:pPr>
-          </w:p>
-        </w:tc>
-        <w:tc>
-          <w:tcPr>
-            <w:tcW w:w="0" w:type="auto"/>
-            <w:tcMar>
-              <w:top w:w="150" w:type="dxa"/>
-              <w:left w:w="240" w:type="dxa"/>
-              <w:bottom w:w="150" w:type="dxa"/>
-              <w:right w:w="240" w:type="dxa"/>
-            </w:tcMar>
-            <w:vAlign w:val="center"/>
-            <w:hideMark/>
-          </w:tcPr>
-          <w:p>
-            <w:pPr>
-              <w:rPr>
-                <w:rFonts w:ascii="Times New Roman" w:hAnsi="Times New Roman" w:cs="Times New Roman"/>
-                <w:sz w:val="24"/>
-                <w:szCs w:val="24"/>
-              </w:rPr>
-            </w:pPr>
-          </w:p>
-        </w:tc>
-        <w:tc>
-          <w:tcPr>
-            <w:tcW w:w="0" w:type="auto"/>
-            <w:tcMar>
-              <w:top w:w="150" w:type="dxa"/>
-              <w:left w:w="240" w:type="dxa"/>
-              <w:bottom w:w="150" w:type="dxa"/>
-              <w:right w:w="240" w:type="dxa"/>
-            </w:tcMar>
-            <w:vAlign w:val="center"/>
-            <w:hideMark/>
-          </w:tcPr>
-          <w:p>
-            <w:pPr>
-              <w:rPr>
-                <w:rFonts w:ascii="Times New Roman" w:hAnsi="Times New Roman" w:cs="Times New Roman"/>
-                <w:sz w:val="24"/>
-                <w:szCs w:val="24"/>
-              </w:rPr>
-            </w:pPr>
+          </w:p>
+        </w:tc>
+        <w:tc>
+          <w:tcPr>
+            <w:tcW w:w="0" w:type="auto"/>
+            <w:tcMar>
+              <w:top w:w="150" w:type="dxa"/>
+              <w:left w:w="240" w:type="dxa"/>
+              <w:bottom w:w="150" w:type="dxa"/>
+              <w:right w:w="240" w:type="dxa"/>
+            </w:tcMar>
+            <w:vAlign w:val="center"/>
+            <w:hideMark/>
+          </w:tcPr>
+          <w:p>
+            <w:r/>
+            <w:r>
+              <w:rPr>
+                <w:rFonts w:ascii="Times New Roman" w:hAnsi="Times New Roman" w:eastAsia="Times New Roman" w:cs="Times New Roman"/>
+                <w:sz w:val="20"/>
+              </w:rPr>
+              <w:t>Значимый</w:t>
+            </w:r>
+          </w:p>
+        </w:tc>
+        <w:tc>
+          <w:tcPr>
+            <w:tcW w:w="0" w:type="auto"/>
+            <w:tcMar>
+              <w:top w:w="150" w:type="dxa"/>
+              <w:left w:w="240" w:type="dxa"/>
+              <w:bottom w:w="150" w:type="dxa"/>
+              <w:right w:w="240" w:type="dxa"/>
+            </w:tcMar>
+            <w:vAlign w:val="center"/>
+            <w:hideMark/>
+          </w:tcPr>
+          <w:p>
+            <w:r/>
+            <w:r>
+              <w:rPr>
+                <w:rFonts w:ascii="Times New Roman" w:hAnsi="Times New Roman" w:eastAsia="Times New Roman" w:cs="Times New Roman"/>
+                <w:sz w:val="20"/>
+              </w:rPr>
+              <w:t>8 бит (1 байт)</w:t>
+            </w:r>
+          </w:p>
+        </w:tc>
+        <w:tc>
+          <w:tcPr>
+            <w:tcW w:w="0" w:type="auto"/>
+            <w:tcMar>
+              <w:top w:w="150" w:type="dxa"/>
+              <w:left w:w="240" w:type="dxa"/>
+              <w:bottom w:w="150" w:type="dxa"/>
+              <w:right w:w="240" w:type="dxa"/>
+            </w:tcMar>
+            <w:vAlign w:val="center"/>
+            <w:hideMark/>
+          </w:tcPr>
+          <w:p>
+            <w:r/>
+            <w:r>
+              <w:rPr>
+                <w:rFonts w:ascii="Times New Roman" w:hAnsi="Times New Roman" w:eastAsia="Times New Roman" w:cs="Times New Roman"/>
+                <w:sz w:val="20"/>
+              </w:rPr>
+              <w:t>0 … 255</w:t>
+            </w:r>
+          </w:p>
+        </w:tc>
+        <w:tc>
+          <w:tcPr>
+            <w:tcW w:w="0" w:type="auto"/>
+            <w:tcMar>
+              <w:top w:w="150" w:type="dxa"/>
+              <w:left w:w="240" w:type="dxa"/>
+              <w:bottom w:w="150" w:type="dxa"/>
+              <w:right w:w="240" w:type="dxa"/>
+            </w:tcMar>
+            <w:vAlign w:val="center"/>
+            <w:hideMark/>
+          </w:tcPr>
+          <w:p>
+            <w:r/>
+            <w:r>
+              <w:rPr>
+                <w:rFonts w:ascii="Times New Roman" w:hAnsi="Times New Roman" w:eastAsia="Times New Roman" w:cs="Times New Roman"/>
+                <w:sz w:val="20"/>
+              </w:rPr>
+              <w:t>byte b = 200;</w:t>
+            </w:r>
           </w:p>
         </w:tc>
         <w:tc>
@@ -5260,13 +5251,14 @@
             <w:hideMark/>
           </w:tcPr>
           <w:p>
-            <w:pPr>
-              <w:rPr>
-                <w:rFonts w:ascii="Times New Roman" w:hAnsi="Times New Roman" w:cs="Times New Roman"/>
-                <w:sz w:val="24"/>
-                <w:szCs w:val="24"/>
-              </w:rPr>
-            </w:pPr>
+            <w:r/>
+            <w:r>
+              <w:rPr>
+                <w:rFonts w:ascii="Times New Roman" w:hAnsi="Times New Roman" w:eastAsia="Times New Roman" w:cs="Times New Roman"/>
+                <w:sz w:val="20"/>
+              </w:rPr>
+              <w:t>Нет</w:t>
+            </w:r>
           </w:p>
         </w:tc>
       </w:tr>
@@ -5284,112 +5276,106 @@
             <w:hideMark/>
           </w:tcPr>
           <w:p>
-            <w:pPr>
-              <w:rPr>
-                <w:rFonts w:ascii="Times New Roman" w:hAnsi="Times New Roman" w:cs="Times New Roman"/>
-                <w:sz w:val="24"/>
-                <w:szCs w:val="24"/>
-              </w:rPr>
-            </w:pPr>
-            <w:proofErr w:type="spellStart"/>
-            <w:r>
-              <w:rPr>
-                <w:rFonts w:ascii="Times New Roman" w:hAnsi="Times New Roman" w:cs="Times New Roman"/>
-                <w:sz w:val="24"/>
-                <w:szCs w:val="24"/>
-              </w:rPr>
-              <w:lastRenderedPageBreak/>
+            <w:r/>
+            <w:r>
+              <w:rPr>
+                <w:rFonts w:ascii="Times New Roman" w:hAnsi="Times New Roman" w:eastAsia="Times New Roman" w:cs="Times New Roman"/>
+                <w:sz w:val="20"/>
+              </w:rPr>
               <w:t>short</w:t>
             </w:r>
-            <w:proofErr w:type="spellEnd"/>
-          </w:p>
-        </w:tc>
-        <w:tc>
-          <w:tcPr>
-            <w:tcW w:w="0" w:type="auto"/>
-            <w:tcMar>
-              <w:top w:w="150" w:type="dxa"/>
-              <w:left w:w="240" w:type="dxa"/>
-              <w:bottom w:w="150" w:type="dxa"/>
-              <w:right w:w="240" w:type="dxa"/>
-            </w:tcMar>
-            <w:vAlign w:val="center"/>
-            <w:hideMark/>
-          </w:tcPr>
-          <w:p>
-            <w:pPr>
-              <w:rPr>
-                <w:rFonts w:ascii="Times New Roman" w:hAnsi="Times New Roman" w:cs="Times New Roman"/>
-                <w:sz w:val="24"/>
-                <w:szCs w:val="24"/>
-              </w:rPr>
-            </w:pPr>
-          </w:p>
-        </w:tc>
-        <w:tc>
-          <w:tcPr>
-            <w:tcW w:w="0" w:type="auto"/>
-            <w:tcMar>
-              <w:top w:w="150" w:type="dxa"/>
-              <w:left w:w="240" w:type="dxa"/>
-              <w:bottom w:w="150" w:type="dxa"/>
-              <w:right w:w="240" w:type="dxa"/>
-            </w:tcMar>
-            <w:vAlign w:val="center"/>
-            <w:hideMark/>
-          </w:tcPr>
-          <w:p>
-            <w:pPr>
-              <w:rPr>
-                <w:rFonts w:ascii="Times New Roman" w:hAnsi="Times New Roman" w:cs="Times New Roman"/>
-                <w:sz w:val="24"/>
-                <w:szCs w:val="24"/>
-              </w:rPr>
-            </w:pPr>
-          </w:p>
-        </w:tc>
-        <w:tc>
-          <w:tcPr>
-            <w:tcW w:w="0" w:type="auto"/>
-            <w:tcMar>
-              <w:top w:w="150" w:type="dxa"/>
-              <w:left w:w="240" w:type="dxa"/>
-              <w:bottom w:w="150" w:type="dxa"/>
-              <w:right w:w="240" w:type="dxa"/>
-            </w:tcMar>
-            <w:vAlign w:val="center"/>
-            <w:hideMark/>
-          </w:tcPr>
-          <w:p>
-            <w:pPr>
-              <w:rPr>
-                <w:rFonts w:ascii="Times New Roman" w:hAnsi="Times New Roman" w:cs="Times New Roman"/>
-                <w:sz w:val="24"/>
-                <w:szCs w:val="24"/>
-              </w:rPr>
-            </w:pPr>
-          </w:p>
-        </w:tc>
-        <w:tc>
-          <w:tcPr>
-            <w:tcW w:w="0" w:type="auto"/>
-            <w:tcMar>
-              <w:top w:w="150" w:type="dxa"/>
-              <w:left w:w="240" w:type="dxa"/>
-              <w:bottom w:w="150" w:type="dxa"/>
-              <w:right w:w="240" w:type="dxa"/>
-            </w:tcMar>
-            <w:vAlign w:val="center"/>
-            <w:hideMark/>
-          </w:tcPr>
-          <w:p>
-            <w:pPr>
-              <w:rPr>
-                <w:rFonts w:ascii="Times New Roman" w:hAnsi="Times New Roman" w:cs="Times New Roman"/>
-                <w:sz w:val="24"/>
-                <w:szCs w:val="24"/>
-              </w:rPr>
-            </w:pPr>
+          </w:p>
+        </w:tc>
+        <w:tc>
+          <w:tcPr>
+            <w:tcW w:w="0" w:type="auto"/>
+            <w:tcMar>
+              <w:top w:w="150" w:type="dxa"/>
+              <w:left w:w="240" w:type="dxa"/>
+              <w:bottom w:w="150" w:type="dxa"/>
+              <w:right w:w="240" w:type="dxa"/>
+            </w:tcMar>
+            <w:vAlign w:val="center"/>
+            <w:hideMark/>
+          </w:tcPr>
+          <w:p>
+            <w:r/>
+            <w:r>
+              <w:rPr>
+                <w:rFonts w:ascii="Times New Roman" w:hAnsi="Times New Roman" w:eastAsia="Times New Roman" w:cs="Times New Roman"/>
+                <w:sz w:val="20"/>
+              </w:rPr>
+              <w:t>Значимый</w:t>
+            </w:r>
+          </w:p>
+        </w:tc>
+        <w:tc>
+          <w:tcPr>
+            <w:tcW w:w="0" w:type="auto"/>
+            <w:tcMar>
+              <w:top w:w="150" w:type="dxa"/>
+              <w:left w:w="240" w:type="dxa"/>
+              <w:bottom w:w="150" w:type="dxa"/>
+              <w:right w:w="240" w:type="dxa"/>
+            </w:tcMar>
+            <w:vAlign w:val="center"/>
+            <w:hideMark/>
+          </w:tcPr>
+          <w:p>
+            <w:r/>
+            <w:r>
+              <w:rPr>
+                <w:rFonts w:ascii="Times New Roman" w:hAnsi="Times New Roman" w:eastAsia="Times New Roman" w:cs="Times New Roman"/>
+                <w:sz w:val="20"/>
+              </w:rPr>
+              <w:t>16 бит (2 байта)</w:t>
+            </w:r>
+          </w:p>
+        </w:tc>
+        <w:tc>
+          <w:tcPr>
+            <w:tcW w:w="0" w:type="auto"/>
+            <w:tcMar>
+              <w:top w:w="150" w:type="dxa"/>
+              <w:left w:w="240" w:type="dxa"/>
+              <w:bottom w:w="150" w:type="dxa"/>
+              <w:right w:w="240" w:type="dxa"/>
+            </w:tcMar>
+            <w:vAlign w:val="center"/>
+            <w:hideMark/>
+          </w:tcPr>
+          <w:p>
+            <w:r/>
+            <w:r>
+              <w:rPr>
+                <w:rFonts w:ascii="Times New Roman" w:hAnsi="Times New Roman" w:eastAsia="Times New Roman" w:cs="Times New Roman"/>
+                <w:sz w:val="20"/>
+              </w:rPr>
+              <w:t>−32 768 … 32 767</w:t>
+            </w:r>
+          </w:p>
+        </w:tc>
+        <w:tc>
+          <w:tcPr>
+            <w:tcW w:w="0" w:type="auto"/>
+            <w:tcMar>
+              <w:top w:w="150" w:type="dxa"/>
+              <w:left w:w="240" w:type="dxa"/>
+              <w:bottom w:w="150" w:type="dxa"/>
+              <w:right w:w="240" w:type="dxa"/>
+            </w:tcMar>
+            <w:vAlign w:val="center"/>
+            <w:hideMark/>
+          </w:tcPr>
+          <w:p>
+            <w:r/>
+            <w:r>
+              <w:rPr>
+                <w:rFonts w:ascii="Times New Roman" w:hAnsi="Times New Roman" w:eastAsia="Times New Roman" w:cs="Times New Roman"/>
+                <w:sz w:val="20"/>
+              </w:rPr>
+              <w:t>short s = -1000;</w:t>
+            </w:r>
           </w:p>
         </w:tc>
         <w:tc>
@@ -5405,13 +5391,14 @@
             <w:hideMark/>
           </w:tcPr>
           <w:p>
-            <w:pPr>
-              <w:rPr>
-                <w:rFonts w:ascii="Times New Roman" w:hAnsi="Times New Roman" w:cs="Times New Roman"/>
-                <w:sz w:val="24"/>
-                <w:szCs w:val="24"/>
-              </w:rPr>
-            </w:pPr>
+            <w:r/>
+            <w:r>
+              <w:rPr>
+                <w:rFonts w:ascii="Times New Roman" w:hAnsi="Times New Roman" w:eastAsia="Times New Roman" w:cs="Times New Roman"/>
+                <w:sz w:val="20"/>
+              </w:rPr>
+              <w:t>Нет</w:t>
+            </w:r>
           </w:p>
         </w:tc>
       </w:tr>
@@ -5429,111 +5416,106 @@
             <w:hideMark/>
           </w:tcPr>
           <w:p>
-            <w:pPr>
-              <w:rPr>
-                <w:rFonts w:ascii="Times New Roman" w:hAnsi="Times New Roman" w:cs="Times New Roman"/>
-                <w:sz w:val="24"/>
-                <w:szCs w:val="24"/>
-              </w:rPr>
-            </w:pPr>
-            <w:proofErr w:type="spellStart"/>
-            <w:r>
-              <w:rPr>
-                <w:rFonts w:ascii="Times New Roman" w:hAnsi="Times New Roman" w:cs="Times New Roman"/>
-                <w:sz w:val="24"/>
-                <w:szCs w:val="24"/>
+            <w:r/>
+            <w:r>
+              <w:rPr>
+                <w:rFonts w:ascii="Times New Roman" w:hAnsi="Times New Roman" w:eastAsia="Times New Roman" w:cs="Times New Roman"/>
+                <w:sz w:val="20"/>
               </w:rPr>
               <w:t>ushort</w:t>
             </w:r>
-            <w:proofErr w:type="spellEnd"/>
-          </w:p>
-        </w:tc>
-        <w:tc>
-          <w:tcPr>
-            <w:tcW w:w="0" w:type="auto"/>
-            <w:tcMar>
-              <w:top w:w="150" w:type="dxa"/>
-              <w:left w:w="240" w:type="dxa"/>
-              <w:bottom w:w="150" w:type="dxa"/>
-              <w:right w:w="240" w:type="dxa"/>
-            </w:tcMar>
-            <w:vAlign w:val="center"/>
-            <w:hideMark/>
-          </w:tcPr>
-          <w:p>
-            <w:pPr>
-              <w:rPr>
-                <w:rFonts w:ascii="Times New Roman" w:hAnsi="Times New Roman" w:cs="Times New Roman"/>
-                <w:sz w:val="24"/>
-                <w:szCs w:val="24"/>
-              </w:rPr>
-            </w:pPr>
-          </w:p>
-        </w:tc>
-        <w:tc>
-          <w:tcPr>
-            <w:tcW w:w="0" w:type="auto"/>
-            <w:tcMar>
-              <w:top w:w="150" w:type="dxa"/>
-              <w:left w:w="240" w:type="dxa"/>
-              <w:bottom w:w="150" w:type="dxa"/>
-              <w:right w:w="240" w:type="dxa"/>
-            </w:tcMar>
-            <w:vAlign w:val="center"/>
-            <w:hideMark/>
-          </w:tcPr>
-          <w:p>
-            <w:pPr>
-              <w:rPr>
-                <w:rFonts w:ascii="Times New Roman" w:hAnsi="Times New Roman" w:cs="Times New Roman"/>
-                <w:sz w:val="24"/>
-                <w:szCs w:val="24"/>
-              </w:rPr>
-            </w:pPr>
-          </w:p>
-        </w:tc>
-        <w:tc>
-          <w:tcPr>
-            <w:tcW w:w="0" w:type="auto"/>
-            <w:tcMar>
-              <w:top w:w="150" w:type="dxa"/>
-              <w:left w:w="240" w:type="dxa"/>
-              <w:bottom w:w="150" w:type="dxa"/>
-              <w:right w:w="240" w:type="dxa"/>
-            </w:tcMar>
-            <w:vAlign w:val="center"/>
-            <w:hideMark/>
-          </w:tcPr>
-          <w:p>
-            <w:pPr>
-              <w:rPr>
-                <w:rFonts w:ascii="Times New Roman" w:hAnsi="Times New Roman" w:cs="Times New Roman"/>
-                <w:sz w:val="24"/>
-                <w:szCs w:val="24"/>
-              </w:rPr>
-            </w:pPr>
-          </w:p>
-        </w:tc>
-        <w:tc>
-          <w:tcPr>
-            <w:tcW w:w="0" w:type="auto"/>
-            <w:tcMar>
-              <w:top w:w="150" w:type="dxa"/>
-              <w:left w:w="240" w:type="dxa"/>
-              <w:bottom w:w="150" w:type="dxa"/>
-              <w:right w:w="240" w:type="dxa"/>
-            </w:tcMar>
-            <w:vAlign w:val="center"/>
-            <w:hideMark/>
-          </w:tcPr>
-          <w:p>
-            <w:pPr>
-              <w:rPr>
-                <w:rFonts w:ascii="Times New Roman" w:hAnsi="Times New Roman" w:cs="Times New Roman"/>
-                <w:sz w:val="24"/>
-                <w:szCs w:val="24"/>
-              </w:rPr>
-            </w:pPr>
+          </w:p>
+        </w:tc>
+        <w:tc>
+          <w:tcPr>
+            <w:tcW w:w="0" w:type="auto"/>
+            <w:tcMar>
+              <w:top w:w="150" w:type="dxa"/>
+              <w:left w:w="240" w:type="dxa"/>
+              <w:bottom w:w="150" w:type="dxa"/>
+              <w:right w:w="240" w:type="dxa"/>
+            </w:tcMar>
+            <w:vAlign w:val="center"/>
+            <w:hideMark/>
+          </w:tcPr>
+          <w:p>
+            <w:r/>
+            <w:r>
+              <w:rPr>
+                <w:rFonts w:ascii="Times New Roman" w:hAnsi="Times New Roman" w:eastAsia="Times New Roman" w:cs="Times New Roman"/>
+                <w:sz w:val="20"/>
+              </w:rPr>
+              <w:t>Значимый</w:t>
+            </w:r>
+          </w:p>
+        </w:tc>
+        <w:tc>
+          <w:tcPr>
+            <w:tcW w:w="0" w:type="auto"/>
+            <w:tcMar>
+              <w:top w:w="150" w:type="dxa"/>
+              <w:left w:w="240" w:type="dxa"/>
+              <w:bottom w:w="150" w:type="dxa"/>
+              <w:right w:w="240" w:type="dxa"/>
+            </w:tcMar>
+            <w:vAlign w:val="center"/>
+            <w:hideMark/>
+          </w:tcPr>
+          <w:p>
+            <w:r/>
+            <w:r>
+              <w:rPr>
+                <w:rFonts w:ascii="Times New Roman" w:hAnsi="Times New Roman" w:eastAsia="Times New Roman" w:cs="Times New Roman"/>
+                <w:sz w:val="20"/>
+              </w:rPr>
+              <w:t>16 бит (2 байта)</w:t>
+            </w:r>
+          </w:p>
+        </w:tc>
+        <w:tc>
+          <w:tcPr>
+            <w:tcW w:w="0" w:type="auto"/>
+            <w:tcMar>
+              <w:top w:w="150" w:type="dxa"/>
+              <w:left w:w="240" w:type="dxa"/>
+              <w:bottom w:w="150" w:type="dxa"/>
+              <w:right w:w="240" w:type="dxa"/>
+            </w:tcMar>
+            <w:vAlign w:val="center"/>
+            <w:hideMark/>
+          </w:tcPr>
+          <w:p>
+            <w:r/>
+            <w:r>
+              <w:rPr>
+                <w:rFonts w:ascii="Times New Roman" w:hAnsi="Times New Roman" w:eastAsia="Times New Roman" w:cs="Times New Roman"/>
+                <w:sz w:val="20"/>
+              </w:rPr>
+              <w:t>0 … 65 535</w:t>
+            </w:r>
+          </w:p>
+        </w:tc>
+        <w:tc>
+          <w:tcPr>
+            <w:tcW w:w="0" w:type="auto"/>
+            <w:tcMar>
+              <w:top w:w="150" w:type="dxa"/>
+              <w:left w:w="240" w:type="dxa"/>
+              <w:bottom w:w="150" w:type="dxa"/>
+              <w:right w:w="240" w:type="dxa"/>
+            </w:tcMar>
+            <w:vAlign w:val="center"/>
+            <w:hideMark/>
+          </w:tcPr>
+          <w:p>
+            <w:r/>
+            <w:r>
+              <w:rPr>
+                <w:rFonts w:ascii="Times New Roman" w:hAnsi="Times New Roman" w:eastAsia="Times New Roman" w:cs="Times New Roman"/>
+                <w:sz w:val="20"/>
+              </w:rPr>
+              <w:t>ushort u = 50000;</w:t>
+            </w:r>
           </w:p>
         </w:tc>
         <w:tc>
@@ -5549,13 +5531,14 @@
             <w:hideMark/>
           </w:tcPr>
           <w:p>
-            <w:pPr>
-              <w:rPr>
-                <w:rFonts w:ascii="Times New Roman" w:hAnsi="Times New Roman" w:cs="Times New Roman"/>
-                <w:sz w:val="24"/>
-                <w:szCs w:val="24"/>
-              </w:rPr>
-            </w:pPr>
+            <w:r/>
+            <w:r>
+              <w:rPr>
+                <w:rFonts w:ascii="Times New Roman" w:hAnsi="Times New Roman" w:eastAsia="Times New Roman" w:cs="Times New Roman"/>
+                <w:sz w:val="20"/>
+              </w:rPr>
+              <w:t>Нет</w:t>
+            </w:r>
           </w:p>
         </w:tc>
       </w:tr>
@@ -5573,111 +5556,106 @@
             <w:hideMark/>
           </w:tcPr>
           <w:p>
-            <w:pPr>
-              <w:rPr>
-                <w:rFonts w:ascii="Times New Roman" w:hAnsi="Times New Roman" w:cs="Times New Roman"/>
-                <w:sz w:val="24"/>
-                <w:szCs w:val="24"/>
-              </w:rPr>
-            </w:pPr>
-            <w:proofErr w:type="spellStart"/>
-            <w:r>
-              <w:rPr>
-                <w:rFonts w:ascii="Times New Roman" w:hAnsi="Times New Roman" w:cs="Times New Roman"/>
-                <w:sz w:val="24"/>
-                <w:szCs w:val="24"/>
+            <w:r/>
+            <w:r>
+              <w:rPr>
+                <w:rFonts w:ascii="Times New Roman" w:hAnsi="Times New Roman" w:eastAsia="Times New Roman" w:cs="Times New Roman"/>
+                <w:sz w:val="20"/>
               </w:rPr>
               <w:t>int</w:t>
             </w:r>
-            <w:proofErr w:type="spellEnd"/>
-          </w:p>
-        </w:tc>
-        <w:tc>
-          <w:tcPr>
-            <w:tcW w:w="0" w:type="auto"/>
-            <w:tcMar>
-              <w:top w:w="150" w:type="dxa"/>
-              <w:left w:w="240" w:type="dxa"/>
-              <w:bottom w:w="150" w:type="dxa"/>
-              <w:right w:w="240" w:type="dxa"/>
-            </w:tcMar>
-            <w:vAlign w:val="center"/>
-            <w:hideMark/>
-          </w:tcPr>
-          <w:p>
-            <w:pPr>
-              <w:rPr>
-                <w:rFonts w:ascii="Times New Roman" w:hAnsi="Times New Roman" w:cs="Times New Roman"/>
-                <w:sz w:val="24"/>
-                <w:szCs w:val="24"/>
-              </w:rPr>
-            </w:pPr>
-          </w:p>
-        </w:tc>
-        <w:tc>
-          <w:tcPr>
-            <w:tcW w:w="0" w:type="auto"/>
-            <w:tcMar>
-              <w:top w:w="150" w:type="dxa"/>
-              <w:left w:w="240" w:type="dxa"/>
-              <w:bottom w:w="150" w:type="dxa"/>
-              <w:right w:w="240" w:type="dxa"/>
-            </w:tcMar>
-            <w:vAlign w:val="center"/>
-            <w:hideMark/>
-          </w:tcPr>
-          <w:p>
-            <w:pPr>
-              <w:rPr>
-                <w:rFonts w:ascii="Times New Roman" w:hAnsi="Times New Roman" w:cs="Times New Roman"/>
-                <w:sz w:val="24"/>
-                <w:szCs w:val="24"/>
-              </w:rPr>
-            </w:pPr>
-          </w:p>
-        </w:tc>
-        <w:tc>
-          <w:tcPr>
-            <w:tcW w:w="0" w:type="auto"/>
-            <w:tcMar>
-              <w:top w:w="150" w:type="dxa"/>
-              <w:left w:w="240" w:type="dxa"/>
-              <w:bottom w:w="150" w:type="dxa"/>
-              <w:right w:w="240" w:type="dxa"/>
-            </w:tcMar>
-            <w:vAlign w:val="center"/>
-            <w:hideMark/>
-          </w:tcPr>
-          <w:p>
-            <w:pPr>
-              <w:rPr>
-                <w:rFonts w:ascii="Times New Roman" w:hAnsi="Times New Roman" w:cs="Times New Roman"/>
-                <w:sz w:val="24"/>
-                <w:szCs w:val="24"/>
-              </w:rPr>
-            </w:pPr>
-          </w:p>
-        </w:tc>
-        <w:tc>
-          <w:tcPr>
-            <w:tcW w:w="0" w:type="auto"/>
-            <w:tcMar>
-              <w:top w:w="150" w:type="dxa"/>
-              <w:left w:w="240" w:type="dxa"/>
-              <w:bottom w:w="150" w:type="dxa"/>
-              <w:right w:w="240" w:type="dxa"/>
-            </w:tcMar>
-            <w:vAlign w:val="center"/>
-            <w:hideMark/>
-          </w:tcPr>
-          <w:p>
-            <w:pPr>
-              <w:rPr>
-                <w:rFonts w:ascii="Times New Roman" w:hAnsi="Times New Roman" w:cs="Times New Roman"/>
-                <w:sz w:val="24"/>
-                <w:szCs w:val="24"/>
-              </w:rPr>
-            </w:pPr>
+          </w:p>
+        </w:tc>
+        <w:tc>
+          <w:tcPr>
+            <w:tcW w:w="0" w:type="auto"/>
+            <w:tcMar>
+              <w:top w:w="150" w:type="dxa"/>
+              <w:left w:w="240" w:type="dxa"/>
+              <w:bottom w:w="150" w:type="dxa"/>
+              <w:right w:w="240" w:type="dxa"/>
+            </w:tcMar>
+            <w:vAlign w:val="center"/>
+            <w:hideMark/>
+          </w:tcPr>
+          <w:p>
+            <w:r/>
+            <w:r>
+              <w:rPr>
+                <w:rFonts w:ascii="Times New Roman" w:hAnsi="Times New Roman" w:eastAsia="Times New Roman" w:cs="Times New Roman"/>
+                <w:sz w:val="20"/>
+              </w:rPr>
+              <w:t>Значимый</w:t>
+            </w:r>
+          </w:p>
+        </w:tc>
+        <w:tc>
+          <w:tcPr>
+            <w:tcW w:w="0" w:type="auto"/>
+            <w:tcMar>
+              <w:top w:w="150" w:type="dxa"/>
+              <w:left w:w="240" w:type="dxa"/>
+              <w:bottom w:w="150" w:type="dxa"/>
+              <w:right w:w="240" w:type="dxa"/>
+            </w:tcMar>
+            <w:vAlign w:val="center"/>
+            <w:hideMark/>
+          </w:tcPr>
+          <w:p>
+            <w:r/>
+            <w:r>
+              <w:rPr>
+                <w:rFonts w:ascii="Times New Roman" w:hAnsi="Times New Roman" w:eastAsia="Times New Roman" w:cs="Times New Roman"/>
+                <w:sz w:val="20"/>
+              </w:rPr>
+              <w:t>32 бита (4 байта)</w:t>
+            </w:r>
+          </w:p>
+        </w:tc>
+        <w:tc>
+          <w:tcPr>
+            <w:tcW w:w="0" w:type="auto"/>
+            <w:tcMar>
+              <w:top w:w="150" w:type="dxa"/>
+              <w:left w:w="240" w:type="dxa"/>
+              <w:bottom w:w="150" w:type="dxa"/>
+              <w:right w:w="240" w:type="dxa"/>
+            </w:tcMar>
+            <w:vAlign w:val="center"/>
+            <w:hideMark/>
+          </w:tcPr>
+          <w:p>
+            <w:r/>
+            <w:r>
+              <w:rPr>
+                <w:rFonts w:ascii="Times New Roman" w:hAnsi="Times New Roman" w:eastAsia="Times New Roman" w:cs="Times New Roman"/>
+                <w:sz w:val="20"/>
+              </w:rPr>
+              <w:t>−2 147 483 648 … 2 147 483 647</w:t>
+            </w:r>
+          </w:p>
+        </w:tc>
+        <w:tc>
+          <w:tcPr>
+            <w:tcW w:w="0" w:type="auto"/>
+            <w:tcMar>
+              <w:top w:w="150" w:type="dxa"/>
+              <w:left w:w="240" w:type="dxa"/>
+              <w:bottom w:w="150" w:type="dxa"/>
+              <w:right w:w="240" w:type="dxa"/>
+            </w:tcMar>
+            <w:vAlign w:val="center"/>
+            <w:hideMark/>
+          </w:tcPr>
+          <w:p>
+            <w:r/>
+            <w:r>
+              <w:rPr>
+                <w:rFonts w:ascii="Times New Roman" w:hAnsi="Times New Roman" w:eastAsia="Times New Roman" w:cs="Times New Roman"/>
+                <w:sz w:val="20"/>
+              </w:rPr>
+              <w:t>int n = 10;</w:t>
+            </w:r>
           </w:p>
         </w:tc>
         <w:tc>
@@ -5693,13 +5671,14 @@
             <w:hideMark/>
           </w:tcPr>
           <w:p>
-            <w:pPr>
-              <w:rPr>
-                <w:rFonts w:ascii="Times New Roman" w:hAnsi="Times New Roman" w:cs="Times New Roman"/>
-                <w:sz w:val="24"/>
-                <w:szCs w:val="24"/>
-              </w:rPr>
-            </w:pPr>
+            <w:r/>
+            <w:r>
+              <w:rPr>
+                <w:rFonts w:ascii="Times New Roman" w:hAnsi="Times New Roman" w:eastAsia="Times New Roman" w:cs="Times New Roman"/>
+                <w:sz w:val="20"/>
+              </w:rPr>
+              <w:t>Нет</w:t>
+            </w:r>
           </w:p>
         </w:tc>
       </w:tr>
@@ -5717,111 +5696,106 @@
             <w:hideMark/>
           </w:tcPr>
           <w:p>
-            <w:pPr>
-              <w:rPr>
-                <w:rFonts w:ascii="Times New Roman" w:hAnsi="Times New Roman" w:cs="Times New Roman"/>
-                <w:sz w:val="24"/>
-                <w:szCs w:val="24"/>
-              </w:rPr>
-            </w:pPr>
-            <w:proofErr w:type="spellStart"/>
-            <w:r>
-              <w:rPr>
-                <w:rFonts w:ascii="Times New Roman" w:hAnsi="Times New Roman" w:cs="Times New Roman"/>
-                <w:sz w:val="24"/>
-                <w:szCs w:val="24"/>
+            <w:r/>
+            <w:r>
+              <w:rPr>
+                <w:rFonts w:ascii="Times New Roman" w:hAnsi="Times New Roman" w:eastAsia="Times New Roman" w:cs="Times New Roman"/>
+                <w:sz w:val="20"/>
               </w:rPr>
               <w:t>uint</w:t>
             </w:r>
-            <w:proofErr w:type="spellEnd"/>
-          </w:p>
-        </w:tc>
-        <w:tc>
-          <w:tcPr>
-            <w:tcW w:w="0" w:type="auto"/>
-            <w:tcMar>
-              <w:top w:w="150" w:type="dxa"/>
-              <w:left w:w="240" w:type="dxa"/>
-              <w:bottom w:w="150" w:type="dxa"/>
-              <w:right w:w="240" w:type="dxa"/>
-            </w:tcMar>
-            <w:vAlign w:val="center"/>
-            <w:hideMark/>
-          </w:tcPr>
-          <w:p>
-            <w:pPr>
-              <w:rPr>
-                <w:rFonts w:ascii="Times New Roman" w:hAnsi="Times New Roman" w:cs="Times New Roman"/>
-                <w:sz w:val="24"/>
-                <w:szCs w:val="24"/>
-              </w:rPr>
-            </w:pPr>
-          </w:p>
-        </w:tc>
-        <w:tc>
-          <w:tcPr>
-            <w:tcW w:w="0" w:type="auto"/>
-            <w:tcMar>
-              <w:top w:w="150" w:type="dxa"/>
-              <w:left w:w="240" w:type="dxa"/>
-              <w:bottom w:w="150" w:type="dxa"/>
-              <w:right w:w="240" w:type="dxa"/>
-            </w:tcMar>
-            <w:vAlign w:val="center"/>
-            <w:hideMark/>
-          </w:tcPr>
-          <w:p>
-            <w:pPr>
-              <w:rPr>
-                <w:rFonts w:ascii="Times New Roman" w:hAnsi="Times New Roman" w:cs="Times New Roman"/>
-                <w:sz w:val="24"/>
-                <w:szCs w:val="24"/>
-              </w:rPr>
-            </w:pPr>
-          </w:p>
-        </w:tc>
-        <w:tc>
-          <w:tcPr>
-            <w:tcW w:w="0" w:type="auto"/>
-            <w:tcMar>
-              <w:top w:w="150" w:type="dxa"/>
-              <w:left w:w="240" w:type="dxa"/>
-              <w:bottom w:w="150" w:type="dxa"/>
-              <w:right w:w="240" w:type="dxa"/>
-            </w:tcMar>
-            <w:vAlign w:val="center"/>
-            <w:hideMark/>
-          </w:tcPr>
-          <w:p>
-            <w:pPr>
-              <w:rPr>
-                <w:rFonts w:ascii="Times New Roman" w:hAnsi="Times New Roman" w:cs="Times New Roman"/>
-                <w:sz w:val="24"/>
-                <w:szCs w:val="24"/>
-              </w:rPr>
-            </w:pPr>
-          </w:p>
-        </w:tc>
-        <w:tc>
-          <w:tcPr>
-            <w:tcW w:w="0" w:type="auto"/>
-            <w:tcMar>
-              <w:top w:w="150" w:type="dxa"/>
-              <w:left w:w="240" w:type="dxa"/>
-              <w:bottom w:w="150" w:type="dxa"/>
-              <w:right w:w="240" w:type="dxa"/>
-            </w:tcMar>
-            <w:vAlign w:val="center"/>
-            <w:hideMark/>
-          </w:tcPr>
-          <w:p>
-            <w:pPr>
-              <w:rPr>
-                <w:rFonts w:ascii="Times New Roman" w:hAnsi="Times New Roman" w:cs="Times New Roman"/>
-                <w:sz w:val="24"/>
-                <w:szCs w:val="24"/>
-              </w:rPr>
-            </w:pPr>
+          </w:p>
+        </w:tc>
+        <w:tc>
+          <w:tcPr>
+            <w:tcW w:w="0" w:type="auto"/>
+            <w:tcMar>
+              <w:top w:w="150" w:type="dxa"/>
+              <w:left w:w="240" w:type="dxa"/>
+              <w:bottom w:w="150" w:type="dxa"/>
+              <w:right w:w="240" w:type="dxa"/>
+            </w:tcMar>
+            <w:vAlign w:val="center"/>
+            <w:hideMark/>
+          </w:tcPr>
+          <w:p>
+            <w:r/>
+            <w:r>
+              <w:rPr>
+                <w:rFonts w:ascii="Times New Roman" w:hAnsi="Times New Roman" w:eastAsia="Times New Roman" w:cs="Times New Roman"/>
+                <w:sz w:val="20"/>
+              </w:rPr>
+              <w:t>Значимый</w:t>
+            </w:r>
+          </w:p>
+        </w:tc>
+        <w:tc>
+          <w:tcPr>
+            <w:tcW w:w="0" w:type="auto"/>
+            <w:tcMar>
+              <w:top w:w="150" w:type="dxa"/>
+              <w:left w:w="240" w:type="dxa"/>
+              <w:bottom w:w="150" w:type="dxa"/>
+              <w:right w:w="240" w:type="dxa"/>
+            </w:tcMar>
+            <w:vAlign w:val="center"/>
+            <w:hideMark/>
+          </w:tcPr>
+          <w:p>
+            <w:r/>
+            <w:r>
+              <w:rPr>
+                <w:rFonts w:ascii="Times New Roman" w:hAnsi="Times New Roman" w:eastAsia="Times New Roman" w:cs="Times New Roman"/>
+                <w:sz w:val="20"/>
+              </w:rPr>
+              <w:t>32 бита (4 байта)</w:t>
+            </w:r>
+          </w:p>
+        </w:tc>
+        <w:tc>
+          <w:tcPr>
+            <w:tcW w:w="0" w:type="auto"/>
+            <w:tcMar>
+              <w:top w:w="150" w:type="dxa"/>
+              <w:left w:w="240" w:type="dxa"/>
+              <w:bottom w:w="150" w:type="dxa"/>
+              <w:right w:w="240" w:type="dxa"/>
+            </w:tcMar>
+            <w:vAlign w:val="center"/>
+            <w:hideMark/>
+          </w:tcPr>
+          <w:p>
+            <w:r/>
+            <w:r>
+              <w:rPr>
+                <w:rFonts w:ascii="Times New Roman" w:hAnsi="Times New Roman" w:eastAsia="Times New Roman" w:cs="Times New Roman"/>
+                <w:sz w:val="20"/>
+              </w:rPr>
+              <w:t>0 … 4 294 967 295</w:t>
+            </w:r>
+          </w:p>
+        </w:tc>
+        <w:tc>
+          <w:tcPr>
+            <w:tcW w:w="0" w:type="auto"/>
+            <w:tcMar>
+              <w:top w:w="150" w:type="dxa"/>
+              <w:left w:w="240" w:type="dxa"/>
+              <w:bottom w:w="150" w:type="dxa"/>
+              <w:right w:w="240" w:type="dxa"/>
+            </w:tcMar>
+            <w:vAlign w:val="center"/>
+            <w:hideMark/>
+          </w:tcPr>
+          <w:p>
+            <w:r/>
+            <w:r>
+              <w:rPr>
+                <w:rFonts w:ascii="Times New Roman" w:hAnsi="Times New Roman" w:eastAsia="Times New Roman" w:cs="Times New Roman"/>
+                <w:sz w:val="20"/>
+              </w:rPr>
+              <w:t>uint k = 10u;</w:t>
+            </w:r>
           </w:p>
         </w:tc>
         <w:tc>
@@ -5837,13 +5811,14 @@
             <w:hideMark/>
           </w:tcPr>
           <w:p>
-            <w:pPr>
-              <w:rPr>
-                <w:rFonts w:ascii="Times New Roman" w:hAnsi="Times New Roman" w:cs="Times New Roman"/>
-                <w:sz w:val="24"/>
-                <w:szCs w:val="24"/>
-              </w:rPr>
-            </w:pPr>
+            <w:r/>
+            <w:r>
+              <w:rPr>
+                <w:rFonts w:ascii="Times New Roman" w:hAnsi="Times New Roman" w:eastAsia="Times New Roman" w:cs="Times New Roman"/>
+                <w:sz w:val="20"/>
+              </w:rPr>
+              <w:t>u / U</w:t>
+            </w:r>
           </w:p>
         </w:tc>
       </w:tr>
@@ -5861,111 +5836,106 @@
             <w:hideMark/>
           </w:tcPr>
           <w:p>
-            <w:pPr>
-              <w:rPr>
-                <w:rFonts w:ascii="Times New Roman" w:hAnsi="Times New Roman" w:cs="Times New Roman"/>
-                <w:sz w:val="24"/>
-                <w:szCs w:val="24"/>
-              </w:rPr>
-            </w:pPr>
-            <w:proofErr w:type="spellStart"/>
-            <w:r>
-              <w:rPr>
-                <w:rFonts w:ascii="Times New Roman" w:hAnsi="Times New Roman" w:cs="Times New Roman"/>
-                <w:sz w:val="24"/>
-                <w:szCs w:val="24"/>
+            <w:r/>
+            <w:r>
+              <w:rPr>
+                <w:rFonts w:ascii="Times New Roman" w:hAnsi="Times New Roman" w:eastAsia="Times New Roman" w:cs="Times New Roman"/>
+                <w:sz w:val="20"/>
               </w:rPr>
               <w:t>long</w:t>
             </w:r>
-            <w:proofErr w:type="spellEnd"/>
-          </w:p>
-        </w:tc>
-        <w:tc>
-          <w:tcPr>
-            <w:tcW w:w="0" w:type="auto"/>
-            <w:tcMar>
-              <w:top w:w="150" w:type="dxa"/>
-              <w:left w:w="240" w:type="dxa"/>
-              <w:bottom w:w="150" w:type="dxa"/>
-              <w:right w:w="240" w:type="dxa"/>
-            </w:tcMar>
-            <w:vAlign w:val="center"/>
-            <w:hideMark/>
-          </w:tcPr>
-          <w:p>
-            <w:pPr>
-              <w:rPr>
-                <w:rFonts w:ascii="Times New Roman" w:hAnsi="Times New Roman" w:cs="Times New Roman"/>
-                <w:sz w:val="24"/>
-                <w:szCs w:val="24"/>
-              </w:rPr>
-            </w:pPr>
-          </w:p>
-        </w:tc>
-        <w:tc>
-          <w:tcPr>
-            <w:tcW w:w="0" w:type="auto"/>
-            <w:tcMar>
-              <w:top w:w="150" w:type="dxa"/>
-              <w:left w:w="240" w:type="dxa"/>
-              <w:bottom w:w="150" w:type="dxa"/>
-              <w:right w:w="240" w:type="dxa"/>
-            </w:tcMar>
-            <w:vAlign w:val="center"/>
-            <w:hideMark/>
-          </w:tcPr>
-          <w:p>
-            <w:pPr>
-              <w:rPr>
-                <w:rFonts w:ascii="Times New Roman" w:hAnsi="Times New Roman" w:cs="Times New Roman"/>
-                <w:sz w:val="24"/>
-                <w:szCs w:val="24"/>
-              </w:rPr>
-            </w:pPr>
-          </w:p>
-        </w:tc>
-        <w:tc>
-          <w:tcPr>
-            <w:tcW w:w="0" w:type="auto"/>
-            <w:tcMar>
-              <w:top w:w="150" w:type="dxa"/>
-              <w:left w:w="240" w:type="dxa"/>
-              <w:bottom w:w="150" w:type="dxa"/>
-              <w:right w:w="240" w:type="dxa"/>
-            </w:tcMar>
-            <w:vAlign w:val="center"/>
-            <w:hideMark/>
-          </w:tcPr>
-          <w:p>
-            <w:pPr>
-              <w:rPr>
-                <w:rFonts w:ascii="Times New Roman" w:hAnsi="Times New Roman" w:cs="Times New Roman"/>
-                <w:sz w:val="24"/>
-                <w:szCs w:val="24"/>
-              </w:rPr>
-            </w:pPr>
-          </w:p>
-        </w:tc>
-        <w:tc>
-          <w:tcPr>
-            <w:tcW w:w="0" w:type="auto"/>
-            <w:tcMar>
-              <w:top w:w="150" w:type="dxa"/>
-              <w:left w:w="240" w:type="dxa"/>
-              <w:bottom w:w="150" w:type="dxa"/>
-              <w:right w:w="240" w:type="dxa"/>
-            </w:tcMar>
-            <w:vAlign w:val="center"/>
-            <w:hideMark/>
-          </w:tcPr>
-          <w:p>
-            <w:pPr>
-              <w:rPr>
-                <w:rFonts w:ascii="Times New Roman" w:hAnsi="Times New Roman" w:cs="Times New Roman"/>
-                <w:sz w:val="24"/>
-                <w:szCs w:val="24"/>
-              </w:rPr>
-            </w:pPr>
+          </w:p>
+        </w:tc>
+        <w:tc>
+          <w:tcPr>
+            <w:tcW w:w="0" w:type="auto"/>
+            <w:tcMar>
+              <w:top w:w="150" w:type="dxa"/>
+              <w:left w:w="240" w:type="dxa"/>
+              <w:bottom w:w="150" w:type="dxa"/>
+              <w:right w:w="240" w:type="dxa"/>
+            </w:tcMar>
+            <w:vAlign w:val="center"/>
+            <w:hideMark/>
+          </w:tcPr>
+          <w:p>
+            <w:r/>
+            <w:r>
+              <w:rPr>
+                <w:rFonts w:ascii="Times New Roman" w:hAnsi="Times New Roman" w:eastAsia="Times New Roman" w:cs="Times New Roman"/>
+                <w:sz w:val="20"/>
+              </w:rPr>
+              <w:t>Значимый</w:t>
+            </w:r>
+          </w:p>
+        </w:tc>
+        <w:tc>
+          <w:tcPr>
+            <w:tcW w:w="0" w:type="auto"/>
+            <w:tcMar>
+              <w:top w:w="150" w:type="dxa"/>
+              <w:left w:w="240" w:type="dxa"/>
+              <w:bottom w:w="150" w:type="dxa"/>
+              <w:right w:w="240" w:type="dxa"/>
+            </w:tcMar>
+            <w:vAlign w:val="center"/>
+            <w:hideMark/>
+          </w:tcPr>
+          <w:p>
+            <w:r/>
+            <w:r>
+              <w:rPr>
+                <w:rFonts w:ascii="Times New Roman" w:hAnsi="Times New Roman" w:eastAsia="Times New Roman" w:cs="Times New Roman"/>
+                <w:sz w:val="20"/>
+              </w:rPr>
+              <w:t>64 бита (8 байт)</w:t>
+            </w:r>
+          </w:p>
+        </w:tc>
+        <w:tc>
+          <w:tcPr>
+            <w:tcW w:w="0" w:type="auto"/>
+            <w:tcMar>
+              <w:top w:w="150" w:type="dxa"/>
+              <w:left w:w="240" w:type="dxa"/>
+              <w:bottom w:w="150" w:type="dxa"/>
+              <w:right w:w="240" w:type="dxa"/>
+            </w:tcMar>
+            <w:vAlign w:val="center"/>
+            <w:hideMark/>
+          </w:tcPr>
+          <w:p>
+            <w:r/>
+            <w:r>
+              <w:rPr>
+                <w:rFonts w:ascii="Times New Roman" w:hAnsi="Times New Roman" w:eastAsia="Times New Roman" w:cs="Times New Roman"/>
+                <w:sz w:val="20"/>
+              </w:rPr>
+              <w:t>−9,22·10¹⁸ … 9,22·10¹⁸</w:t>
+            </w:r>
+          </w:p>
+        </w:tc>
+        <w:tc>
+          <w:tcPr>
+            <w:tcW w:w="0" w:type="auto"/>
+            <w:tcMar>
+              <w:top w:w="150" w:type="dxa"/>
+              <w:left w:w="240" w:type="dxa"/>
+              <w:bottom w:w="150" w:type="dxa"/>
+              <w:right w:w="240" w:type="dxa"/>
+            </w:tcMar>
+            <w:vAlign w:val="center"/>
+            <w:hideMark/>
+          </w:tcPr>
+          <w:p>
+            <w:r/>
+            <w:r>
+              <w:rPr>
+                <w:rFonts w:ascii="Times New Roman" w:hAnsi="Times New Roman" w:eastAsia="Times New Roman" w:cs="Times New Roman"/>
+                <w:sz w:val="20"/>
+              </w:rPr>
+              <w:t>long l = 10L;</w:t>
+            </w:r>
           </w:p>
         </w:tc>
         <w:tc>
@@ -5981,13 +5951,14 @@
             <w:hideMark/>
           </w:tcPr>
           <w:p>
-            <w:pPr>
-              <w:rPr>
-                <w:rFonts w:ascii="Times New Roman" w:hAnsi="Times New Roman" w:cs="Times New Roman"/>
-                <w:sz w:val="24"/>
-                <w:szCs w:val="24"/>
-              </w:rPr>
-            </w:pPr>
+            <w:r/>
+            <w:r>
+              <w:rPr>
+                <w:rFonts w:ascii="Times New Roman" w:hAnsi="Times New Roman" w:eastAsia="Times New Roman" w:cs="Times New Roman"/>
+                <w:sz w:val="20"/>
+              </w:rPr>
+              <w:t>l / L</w:t>
+            </w:r>
           </w:p>
         </w:tc>
       </w:tr>
@@ -6005,111 +5976,106 @@
             <w:hideMark/>
           </w:tcPr>
           <w:p>
-            <w:pPr>
-              <w:rPr>
-                <w:rFonts w:ascii="Times New Roman" w:hAnsi="Times New Roman" w:cs="Times New Roman"/>
-                <w:sz w:val="24"/>
-                <w:szCs w:val="24"/>
-              </w:rPr>
-            </w:pPr>
-            <w:proofErr w:type="spellStart"/>
-            <w:r>
-              <w:rPr>
-                <w:rFonts w:ascii="Times New Roman" w:hAnsi="Times New Roman" w:cs="Times New Roman"/>
-                <w:sz w:val="24"/>
-                <w:szCs w:val="24"/>
+            <w:r/>
+            <w:r>
+              <w:rPr>
+                <w:rFonts w:ascii="Times New Roman" w:hAnsi="Times New Roman" w:eastAsia="Times New Roman" w:cs="Times New Roman"/>
+                <w:sz w:val="20"/>
               </w:rPr>
               <w:t>ulong</w:t>
             </w:r>
-            <w:proofErr w:type="spellEnd"/>
-          </w:p>
-        </w:tc>
-        <w:tc>
-          <w:tcPr>
-            <w:tcW w:w="0" w:type="auto"/>
-            <w:tcMar>
-              <w:top w:w="150" w:type="dxa"/>
-              <w:left w:w="240" w:type="dxa"/>
-              <w:bottom w:w="150" w:type="dxa"/>
-              <w:right w:w="240" w:type="dxa"/>
-            </w:tcMar>
-            <w:vAlign w:val="center"/>
-            <w:hideMark/>
-          </w:tcPr>
-          <w:p>
-            <w:pPr>
-              <w:rPr>
-                <w:rFonts w:ascii="Times New Roman" w:hAnsi="Times New Roman" w:cs="Times New Roman"/>
-                <w:sz w:val="24"/>
-                <w:szCs w:val="24"/>
-              </w:rPr>
-            </w:pPr>
-          </w:p>
-        </w:tc>
-        <w:tc>
-          <w:tcPr>
-            <w:tcW w:w="0" w:type="auto"/>
-            <w:tcMar>
-              <w:top w:w="150" w:type="dxa"/>
-              <w:left w:w="240" w:type="dxa"/>
-              <w:bottom w:w="150" w:type="dxa"/>
-              <w:right w:w="240" w:type="dxa"/>
-            </w:tcMar>
-            <w:vAlign w:val="center"/>
-            <w:hideMark/>
-          </w:tcPr>
-          <w:p>
-            <w:pPr>
-              <w:rPr>
-                <w:rFonts w:ascii="Times New Roman" w:hAnsi="Times New Roman" w:cs="Times New Roman"/>
-                <w:sz w:val="24"/>
-                <w:szCs w:val="24"/>
-              </w:rPr>
-            </w:pPr>
-          </w:p>
-        </w:tc>
-        <w:tc>
-          <w:tcPr>
-            <w:tcW w:w="0" w:type="auto"/>
-            <w:tcMar>
-              <w:top w:w="150" w:type="dxa"/>
-              <w:left w:w="240" w:type="dxa"/>
-              <w:bottom w:w="150" w:type="dxa"/>
-              <w:right w:w="240" w:type="dxa"/>
-            </w:tcMar>
-            <w:vAlign w:val="center"/>
-            <w:hideMark/>
-          </w:tcPr>
-          <w:p>
-            <w:pPr>
-              <w:rPr>
-                <w:rFonts w:ascii="Times New Roman" w:hAnsi="Times New Roman" w:cs="Times New Roman"/>
-                <w:sz w:val="24"/>
-                <w:szCs w:val="24"/>
-              </w:rPr>
-            </w:pPr>
-          </w:p>
-        </w:tc>
-        <w:tc>
-          <w:tcPr>
-            <w:tcW w:w="0" w:type="auto"/>
-            <w:tcMar>
-              <w:top w:w="150" w:type="dxa"/>
-              <w:left w:w="240" w:type="dxa"/>
-              <w:bottom w:w="150" w:type="dxa"/>
-              <w:right w:w="240" w:type="dxa"/>
-            </w:tcMar>
-            <w:vAlign w:val="center"/>
-            <w:hideMark/>
-          </w:tcPr>
-          <w:p>
-            <w:pPr>
-              <w:rPr>
-                <w:rFonts w:ascii="Times New Roman" w:hAnsi="Times New Roman" w:cs="Times New Roman"/>
-                <w:sz w:val="24"/>
-                <w:szCs w:val="24"/>
-              </w:rPr>
-            </w:pPr>
+          </w:p>
+        </w:tc>
+        <w:tc>
+          <w:tcPr>
+            <w:tcW w:w="0" w:type="auto"/>
+            <w:tcMar>
+              <w:top w:w="150" w:type="dxa"/>
+              <w:left w:w="240" w:type="dxa"/>
+              <w:bottom w:w="150" w:type="dxa"/>
+              <w:right w:w="240" w:type="dxa"/>
+            </w:tcMar>
+            <w:vAlign w:val="center"/>
+            <w:hideMark/>
+          </w:tcPr>
+          <w:p>
+            <w:r/>
+            <w:r>
+              <w:rPr>
+                <w:rFonts w:ascii="Times New Roman" w:hAnsi="Times New Roman" w:eastAsia="Times New Roman" w:cs="Times New Roman"/>
+                <w:sz w:val="20"/>
+              </w:rPr>
+              <w:t>Значимый</w:t>
+            </w:r>
+          </w:p>
+        </w:tc>
+        <w:tc>
+          <w:tcPr>
+            <w:tcW w:w="0" w:type="auto"/>
+            <w:tcMar>
+              <w:top w:w="150" w:type="dxa"/>
+              <w:left w:w="240" w:type="dxa"/>
+              <w:bottom w:w="150" w:type="dxa"/>
+              <w:right w:w="240" w:type="dxa"/>
+            </w:tcMar>
+            <w:vAlign w:val="center"/>
+            <w:hideMark/>
+          </w:tcPr>
+          <w:p>
+            <w:r/>
+            <w:r>
+              <w:rPr>
+                <w:rFonts w:ascii="Times New Roman" w:hAnsi="Times New Roman" w:eastAsia="Times New Roman" w:cs="Times New Roman"/>
+                <w:sz w:val="20"/>
+              </w:rPr>
+              <w:t>64 бита (8 байт)</w:t>
+            </w:r>
+          </w:p>
+        </w:tc>
+        <w:tc>
+          <w:tcPr>
+            <w:tcW w:w="0" w:type="auto"/>
+            <w:tcMar>
+              <w:top w:w="150" w:type="dxa"/>
+              <w:left w:w="240" w:type="dxa"/>
+              <w:bottom w:w="150" w:type="dxa"/>
+              <w:right w:w="240" w:type="dxa"/>
+            </w:tcMar>
+            <w:vAlign w:val="center"/>
+            <w:hideMark/>
+          </w:tcPr>
+          <w:p>
+            <w:r/>
+            <w:r>
+              <w:rPr>
+                <w:rFonts w:ascii="Times New Roman" w:hAnsi="Times New Roman" w:eastAsia="Times New Roman" w:cs="Times New Roman"/>
+                <w:sz w:val="20"/>
+              </w:rPr>
+              <w:t>0 … 18,44·10¹⁸</w:t>
+            </w:r>
+          </w:p>
+        </w:tc>
+        <w:tc>
+          <w:tcPr>
+            <w:tcW w:w="0" w:type="auto"/>
+            <w:tcMar>
+              <w:top w:w="150" w:type="dxa"/>
+              <w:left w:w="240" w:type="dxa"/>
+              <w:bottom w:w="150" w:type="dxa"/>
+              <w:right w:w="240" w:type="dxa"/>
+            </w:tcMar>
+            <w:vAlign w:val="center"/>
+            <w:hideMark/>
+          </w:tcPr>
+          <w:p>
+            <w:r/>
+            <w:r>
+              <w:rPr>
+                <w:rFonts w:ascii="Times New Roman" w:hAnsi="Times New Roman" w:eastAsia="Times New Roman" w:cs="Times New Roman"/>
+                <w:sz w:val="20"/>
+              </w:rPr>
+              <w:t>ulong m = 10UL;</w:t>
+            </w:r>
           </w:p>
         </w:tc>
         <w:tc>
@@ -6125,13 +6091,14 @@
             <w:hideMark/>
           </w:tcPr>
           <w:p>
-            <w:pPr>
-              <w:rPr>
-                <w:rFonts w:ascii="Times New Roman" w:hAnsi="Times New Roman" w:cs="Times New Roman"/>
-                <w:sz w:val="24"/>
-                <w:szCs w:val="24"/>
-              </w:rPr>
-            </w:pPr>
+            <w:r/>
+            <w:r>
+              <w:rPr>
+                <w:rFonts w:ascii="Times New Roman" w:hAnsi="Times New Roman" w:eastAsia="Times New Roman" w:cs="Times New Roman"/>
+                <w:sz w:val="20"/>
+              </w:rPr>
+              <w:t>ul / UL</w:t>
+            </w:r>
           </w:p>
         </w:tc>
       </w:tr>
@@ -6149,111 +6116,106 @@
             <w:hideMark/>
           </w:tcPr>
           <w:p>
-            <w:pPr>
-              <w:rPr>
-                <w:rFonts w:ascii="Times New Roman" w:hAnsi="Times New Roman" w:cs="Times New Roman"/>
-                <w:sz w:val="24"/>
-                <w:szCs w:val="24"/>
-              </w:rPr>
-            </w:pPr>
-            <w:proofErr w:type="spellStart"/>
-            <w:r>
-              <w:rPr>
-                <w:rFonts w:ascii="Times New Roman" w:hAnsi="Times New Roman" w:cs="Times New Roman"/>
-                <w:sz w:val="24"/>
-                <w:szCs w:val="24"/>
+            <w:r/>
+            <w:r>
+              <w:rPr>
+                <w:rFonts w:ascii="Times New Roman" w:hAnsi="Times New Roman" w:eastAsia="Times New Roman" w:cs="Times New Roman"/>
+                <w:sz w:val="20"/>
               </w:rPr>
               <w:t>float</w:t>
             </w:r>
-            <w:proofErr w:type="spellEnd"/>
-          </w:p>
-        </w:tc>
-        <w:tc>
-          <w:tcPr>
-            <w:tcW w:w="0" w:type="auto"/>
-            <w:tcMar>
-              <w:top w:w="150" w:type="dxa"/>
-              <w:left w:w="240" w:type="dxa"/>
-              <w:bottom w:w="150" w:type="dxa"/>
-              <w:right w:w="240" w:type="dxa"/>
-            </w:tcMar>
-            <w:vAlign w:val="center"/>
-            <w:hideMark/>
-          </w:tcPr>
-          <w:p>
-            <w:pPr>
-              <w:rPr>
-                <w:rFonts w:ascii="Times New Roman" w:hAnsi="Times New Roman" w:cs="Times New Roman"/>
-                <w:sz w:val="24"/>
-                <w:szCs w:val="24"/>
-              </w:rPr>
-            </w:pPr>
-          </w:p>
-        </w:tc>
-        <w:tc>
-          <w:tcPr>
-            <w:tcW w:w="0" w:type="auto"/>
-            <w:tcMar>
-              <w:top w:w="150" w:type="dxa"/>
-              <w:left w:w="240" w:type="dxa"/>
-              <w:bottom w:w="150" w:type="dxa"/>
-              <w:right w:w="240" w:type="dxa"/>
-            </w:tcMar>
-            <w:vAlign w:val="center"/>
-            <w:hideMark/>
-          </w:tcPr>
-          <w:p>
-            <w:pPr>
-              <w:rPr>
-                <w:rFonts w:ascii="Times New Roman" w:hAnsi="Times New Roman" w:cs="Times New Roman"/>
-                <w:sz w:val="24"/>
-                <w:szCs w:val="24"/>
-              </w:rPr>
-            </w:pPr>
-          </w:p>
-        </w:tc>
-        <w:tc>
-          <w:tcPr>
-            <w:tcW w:w="0" w:type="auto"/>
-            <w:tcMar>
-              <w:top w:w="150" w:type="dxa"/>
-              <w:left w:w="240" w:type="dxa"/>
-              <w:bottom w:w="150" w:type="dxa"/>
-              <w:right w:w="240" w:type="dxa"/>
-            </w:tcMar>
-            <w:vAlign w:val="center"/>
-            <w:hideMark/>
-          </w:tcPr>
-          <w:p>
-            <w:pPr>
-              <w:rPr>
-                <w:rFonts w:ascii="Times New Roman" w:hAnsi="Times New Roman" w:cs="Times New Roman"/>
-                <w:sz w:val="24"/>
-                <w:szCs w:val="24"/>
-              </w:rPr>
-            </w:pPr>
-          </w:p>
-        </w:tc>
-        <w:tc>
-          <w:tcPr>
-            <w:tcW w:w="0" w:type="auto"/>
-            <w:tcMar>
-              <w:top w:w="150" w:type="dxa"/>
-              <w:left w:w="240" w:type="dxa"/>
-              <w:bottom w:w="150" w:type="dxa"/>
-              <w:right w:w="240" w:type="dxa"/>
-            </w:tcMar>
-            <w:vAlign w:val="center"/>
-            <w:hideMark/>
-          </w:tcPr>
-          <w:p>
-            <w:pPr>
-              <w:rPr>
-                <w:rFonts w:ascii="Times New Roman" w:hAnsi="Times New Roman" w:cs="Times New Roman"/>
-                <w:sz w:val="24"/>
-                <w:szCs w:val="24"/>
-              </w:rPr>
-            </w:pPr>
+          </w:p>
+        </w:tc>
+        <w:tc>
+          <w:tcPr>
+            <w:tcW w:w="0" w:type="auto"/>
+            <w:tcMar>
+              <w:top w:w="150" w:type="dxa"/>
+              <w:left w:w="240" w:type="dxa"/>
+              <w:bottom w:w="150" w:type="dxa"/>
+              <w:right w:w="240" w:type="dxa"/>
+            </w:tcMar>
+            <w:vAlign w:val="center"/>
+            <w:hideMark/>
+          </w:tcPr>
+          <w:p>
+            <w:r/>
+            <w:r>
+              <w:rPr>
+                <w:rFonts w:ascii="Times New Roman" w:hAnsi="Times New Roman" w:eastAsia="Times New Roman" w:cs="Times New Roman"/>
+                <w:sz w:val="20"/>
+              </w:rPr>
+              <w:t>Значимый</w:t>
+            </w:r>
+          </w:p>
+        </w:tc>
+        <w:tc>
+          <w:tcPr>
+            <w:tcW w:w="0" w:type="auto"/>
+            <w:tcMar>
+              <w:top w:w="150" w:type="dxa"/>
+              <w:left w:w="240" w:type="dxa"/>
+              <w:bottom w:w="150" w:type="dxa"/>
+              <w:right w:w="240" w:type="dxa"/>
+            </w:tcMar>
+            <w:vAlign w:val="center"/>
+            <w:hideMark/>
+          </w:tcPr>
+          <w:p>
+            <w:r/>
+            <w:r>
+              <w:rPr>
+                <w:rFonts w:ascii="Times New Roman" w:hAnsi="Times New Roman" w:eastAsia="Times New Roman" w:cs="Times New Roman"/>
+                <w:sz w:val="20"/>
+              </w:rPr>
+              <w:t>32 бита (4 байта)</w:t>
+            </w:r>
+          </w:p>
+        </w:tc>
+        <w:tc>
+          <w:tcPr>
+            <w:tcW w:w="0" w:type="auto"/>
+            <w:tcMar>
+              <w:top w:w="150" w:type="dxa"/>
+              <w:left w:w="240" w:type="dxa"/>
+              <w:bottom w:w="150" w:type="dxa"/>
+              <w:right w:w="240" w:type="dxa"/>
+            </w:tcMar>
+            <w:vAlign w:val="center"/>
+            <w:hideMark/>
+          </w:tcPr>
+          <w:p>
+            <w:r/>
+            <w:r>
+              <w:rPr>
+                <w:rFonts w:ascii="Times New Roman" w:hAnsi="Times New Roman" w:eastAsia="Times New Roman" w:cs="Times New Roman"/>
+                <w:sz w:val="20"/>
+              </w:rPr>
+              <w:t>±1,5·10⁻⁴⁵ … ±3,4·10³⁸, 7 знаков</w:t>
+            </w:r>
+          </w:p>
+        </w:tc>
+        <w:tc>
+          <w:tcPr>
+            <w:tcW w:w="0" w:type="auto"/>
+            <w:tcMar>
+              <w:top w:w="150" w:type="dxa"/>
+              <w:left w:w="240" w:type="dxa"/>
+              <w:bottom w:w="150" w:type="dxa"/>
+              <w:right w:w="240" w:type="dxa"/>
+            </w:tcMar>
+            <w:vAlign w:val="center"/>
+            <w:hideMark/>
+          </w:tcPr>
+          <w:p>
+            <w:r/>
+            <w:r>
+              <w:rPr>
+                <w:rFonts w:ascii="Times New Roman" w:hAnsi="Times New Roman" w:eastAsia="Times New Roman" w:cs="Times New Roman"/>
+                <w:sz w:val="20"/>
+              </w:rPr>
+              <w:t>float f = 1.5f;</w:t>
+            </w:r>
           </w:p>
         </w:tc>
         <w:tc>
@@ -6269,13 +6231,14 @@
             <w:hideMark/>
           </w:tcPr>
           <w:p>
-            <w:pPr>
-              <w:rPr>
-                <w:rFonts w:ascii="Times New Roman" w:hAnsi="Times New Roman" w:cs="Times New Roman"/>
-                <w:sz w:val="24"/>
-                <w:szCs w:val="24"/>
-              </w:rPr>
-            </w:pPr>
+            <w:r/>
+            <w:r>
+              <w:rPr>
+                <w:rFonts w:ascii="Times New Roman" w:hAnsi="Times New Roman" w:eastAsia="Times New Roman" w:cs="Times New Roman"/>
+                <w:sz w:val="20"/>
+              </w:rPr>
+              <w:t>f / F</w:t>
+            </w:r>
           </w:p>
         </w:tc>
       </w:tr>
@@ -6293,111 +6256,106 @@
             <w:hideMark/>
           </w:tcPr>
           <w:p>
-            <w:pPr>
-              <w:rPr>
-                <w:rFonts w:ascii="Times New Roman" w:hAnsi="Times New Roman" w:cs="Times New Roman"/>
-                <w:sz w:val="24"/>
-                <w:szCs w:val="24"/>
-              </w:rPr>
-            </w:pPr>
-            <w:proofErr w:type="spellStart"/>
-            <w:r>
-              <w:rPr>
-                <w:rFonts w:ascii="Times New Roman" w:hAnsi="Times New Roman" w:cs="Times New Roman"/>
-                <w:sz w:val="24"/>
-                <w:szCs w:val="24"/>
+            <w:r/>
+            <w:r>
+              <w:rPr>
+                <w:rFonts w:ascii="Times New Roman" w:hAnsi="Times New Roman" w:eastAsia="Times New Roman" w:cs="Times New Roman"/>
+                <w:sz w:val="20"/>
               </w:rPr>
               <w:t>double</w:t>
             </w:r>
-            <w:proofErr w:type="spellEnd"/>
-          </w:p>
-        </w:tc>
-        <w:tc>
-          <w:tcPr>
-            <w:tcW w:w="0" w:type="auto"/>
-            <w:tcMar>
-              <w:top w:w="150" w:type="dxa"/>
-              <w:left w:w="240" w:type="dxa"/>
-              <w:bottom w:w="150" w:type="dxa"/>
-              <w:right w:w="240" w:type="dxa"/>
-            </w:tcMar>
-            <w:vAlign w:val="center"/>
-            <w:hideMark/>
-          </w:tcPr>
-          <w:p>
-            <w:pPr>
-              <w:rPr>
-                <w:rFonts w:ascii="Times New Roman" w:hAnsi="Times New Roman" w:cs="Times New Roman"/>
-                <w:sz w:val="24"/>
-                <w:szCs w:val="24"/>
-              </w:rPr>
-            </w:pPr>
-          </w:p>
-        </w:tc>
-        <w:tc>
-          <w:tcPr>
-            <w:tcW w:w="0" w:type="auto"/>
-            <w:tcMar>
-              <w:top w:w="150" w:type="dxa"/>
-              <w:left w:w="240" w:type="dxa"/>
-              <w:bottom w:w="150" w:type="dxa"/>
-              <w:right w:w="240" w:type="dxa"/>
-            </w:tcMar>
-            <w:vAlign w:val="center"/>
-            <w:hideMark/>
-          </w:tcPr>
-          <w:p>
-            <w:pPr>
-              <w:rPr>
-                <w:rFonts w:ascii="Times New Roman" w:hAnsi="Times New Roman" w:cs="Times New Roman"/>
-                <w:sz w:val="24"/>
-                <w:szCs w:val="24"/>
-              </w:rPr>
-            </w:pPr>
-          </w:p>
-        </w:tc>
-        <w:tc>
-          <w:tcPr>
-            <w:tcW w:w="0" w:type="auto"/>
-            <w:tcMar>
-              <w:top w:w="150" w:type="dxa"/>
-              <w:left w:w="240" w:type="dxa"/>
-              <w:bottom w:w="150" w:type="dxa"/>
-              <w:right w:w="240" w:type="dxa"/>
-            </w:tcMar>
-            <w:vAlign w:val="center"/>
-            <w:hideMark/>
-          </w:tcPr>
-          <w:p>
-            <w:pPr>
-              <w:rPr>
-                <w:rFonts w:ascii="Times New Roman" w:hAnsi="Times New Roman" w:cs="Times New Roman"/>
-                <w:sz w:val="24"/>
-                <w:szCs w:val="24"/>
-              </w:rPr>
-            </w:pPr>
-          </w:p>
-        </w:tc>
-        <w:tc>
-          <w:tcPr>
-            <w:tcW w:w="0" w:type="auto"/>
-            <w:tcMar>
-              <w:top w:w="150" w:type="dxa"/>
-              <w:left w:w="240" w:type="dxa"/>
-              <w:bottom w:w="150" w:type="dxa"/>
-              <w:right w:w="240" w:type="dxa"/>
-            </w:tcMar>
-            <w:vAlign w:val="center"/>
-            <w:hideMark/>
-          </w:tcPr>
-          <w:p>
-            <w:pPr>
-              <w:rPr>
-                <w:rFonts w:ascii="Times New Roman" w:hAnsi="Times New Roman" w:cs="Times New Roman"/>
-                <w:sz w:val="24"/>
-                <w:szCs w:val="24"/>
-              </w:rPr>
-            </w:pPr>
+          </w:p>
+        </w:tc>
+        <w:tc>
+          <w:tcPr>
+            <w:tcW w:w="0" w:type="auto"/>
+            <w:tcMar>
+              <w:top w:w="150" w:type="dxa"/>
+              <w:left w:w="240" w:type="dxa"/>
+              <w:bottom w:w="150" w:type="dxa"/>
+              <w:right w:w="240" w:type="dxa"/>
+            </w:tcMar>
+            <w:vAlign w:val="center"/>
+            <w:hideMark/>
+          </w:tcPr>
+          <w:p>
+            <w:r/>
+            <w:r>
+              <w:rPr>
+                <w:rFonts w:ascii="Times New Roman" w:hAnsi="Times New Roman" w:eastAsia="Times New Roman" w:cs="Times New Roman"/>
+                <w:sz w:val="20"/>
+              </w:rPr>
+              <w:t>Значимый</w:t>
+            </w:r>
+          </w:p>
+        </w:tc>
+        <w:tc>
+          <w:tcPr>
+            <w:tcW w:w="0" w:type="auto"/>
+            <w:tcMar>
+              <w:top w:w="150" w:type="dxa"/>
+              <w:left w:w="240" w:type="dxa"/>
+              <w:bottom w:w="150" w:type="dxa"/>
+              <w:right w:w="240" w:type="dxa"/>
+            </w:tcMar>
+            <w:vAlign w:val="center"/>
+            <w:hideMark/>
+          </w:tcPr>
+          <w:p>
+            <w:r/>
+            <w:r>
+              <w:rPr>
+                <w:rFonts w:ascii="Times New Roman" w:hAnsi="Times New Roman" w:eastAsia="Times New Roman" w:cs="Times New Roman"/>
+                <w:sz w:val="20"/>
+              </w:rPr>
+              <w:t>64 бита (8 байт)</w:t>
+            </w:r>
+          </w:p>
+        </w:tc>
+        <w:tc>
+          <w:tcPr>
+            <w:tcW w:w="0" w:type="auto"/>
+            <w:tcMar>
+              <w:top w:w="150" w:type="dxa"/>
+              <w:left w:w="240" w:type="dxa"/>
+              <w:bottom w:w="150" w:type="dxa"/>
+              <w:right w:w="240" w:type="dxa"/>
+            </w:tcMar>
+            <w:vAlign w:val="center"/>
+            <w:hideMark/>
+          </w:tcPr>
+          <w:p>
+            <w:r/>
+            <w:r>
+              <w:rPr>
+                <w:rFonts w:ascii="Times New Roman" w:hAnsi="Times New Roman" w:eastAsia="Times New Roman" w:cs="Times New Roman"/>
+                <w:sz w:val="20"/>
+              </w:rPr>
+              <w:t>±5·10⁻³²⁴ … ±1,7·10³⁰⁸, 15–17 знаков</w:t>
+            </w:r>
+          </w:p>
+        </w:tc>
+        <w:tc>
+          <w:tcPr>
+            <w:tcW w:w="0" w:type="auto"/>
+            <w:tcMar>
+              <w:top w:w="150" w:type="dxa"/>
+              <w:left w:w="240" w:type="dxa"/>
+              <w:bottom w:w="150" w:type="dxa"/>
+              <w:right w:w="240" w:type="dxa"/>
+            </w:tcMar>
+            <w:vAlign w:val="center"/>
+            <w:hideMark/>
+          </w:tcPr>
+          <w:p>
+            <w:r/>
+            <w:r>
+              <w:rPr>
+                <w:rFonts w:ascii="Times New Roman" w:hAnsi="Times New Roman" w:eastAsia="Times New Roman" w:cs="Times New Roman"/>
+                <w:sz w:val="20"/>
+              </w:rPr>
+              <w:t>double d = 1.5;</w:t>
+            </w:r>
           </w:p>
         </w:tc>
         <w:tc>
@@ -6413,13 +6371,14 @@
             <w:hideMark/>
           </w:tcPr>
           <w:p>
-            <w:pPr>
-              <w:rPr>
-                <w:rFonts w:ascii="Times New Roman" w:hAnsi="Times New Roman" w:cs="Times New Roman"/>
-                <w:sz w:val="24"/>
-                <w:szCs w:val="24"/>
-              </w:rPr>
-            </w:pPr>
+            <w:r/>
+            <w:r>
+              <w:rPr>
+                <w:rFonts w:ascii="Times New Roman" w:hAnsi="Times New Roman" w:eastAsia="Times New Roman" w:cs="Times New Roman"/>
+                <w:sz w:val="20"/>
+              </w:rPr>
+              <w:t>d / D (необяз.)</w:t>
+            </w:r>
           </w:p>
         </w:tc>
       </w:tr>
@@ -6437,111 +6396,106 @@
             <w:hideMark/>
           </w:tcPr>
           <w:p>
-            <w:pPr>
-              <w:rPr>
-                <w:rFonts w:ascii="Times New Roman" w:hAnsi="Times New Roman" w:cs="Times New Roman"/>
-                <w:sz w:val="24"/>
-                <w:szCs w:val="24"/>
-              </w:rPr>
-            </w:pPr>
-            <w:proofErr w:type="spellStart"/>
-            <w:r>
-              <w:rPr>
-                <w:rFonts w:ascii="Times New Roman" w:hAnsi="Times New Roman" w:cs="Times New Roman"/>
-                <w:sz w:val="24"/>
-                <w:szCs w:val="24"/>
+            <w:r/>
+            <w:r>
+              <w:rPr>
+                <w:rFonts w:ascii="Times New Roman" w:hAnsi="Times New Roman" w:eastAsia="Times New Roman" w:cs="Times New Roman"/>
+                <w:sz w:val="20"/>
               </w:rPr>
               <w:t>decimal</w:t>
             </w:r>
-            <w:proofErr w:type="spellEnd"/>
-          </w:p>
-        </w:tc>
-        <w:tc>
-          <w:tcPr>
-            <w:tcW w:w="0" w:type="auto"/>
-            <w:tcMar>
-              <w:top w:w="150" w:type="dxa"/>
-              <w:left w:w="240" w:type="dxa"/>
-              <w:bottom w:w="150" w:type="dxa"/>
-              <w:right w:w="240" w:type="dxa"/>
-            </w:tcMar>
-            <w:vAlign w:val="center"/>
-            <w:hideMark/>
-          </w:tcPr>
-          <w:p>
-            <w:pPr>
-              <w:rPr>
-                <w:rFonts w:ascii="Times New Roman" w:hAnsi="Times New Roman" w:cs="Times New Roman"/>
-                <w:sz w:val="24"/>
-                <w:szCs w:val="24"/>
-              </w:rPr>
-            </w:pPr>
-          </w:p>
-        </w:tc>
-        <w:tc>
-          <w:tcPr>
-            <w:tcW w:w="0" w:type="auto"/>
-            <w:tcMar>
-              <w:top w:w="150" w:type="dxa"/>
-              <w:left w:w="240" w:type="dxa"/>
-              <w:bottom w:w="150" w:type="dxa"/>
-              <w:right w:w="240" w:type="dxa"/>
-            </w:tcMar>
-            <w:vAlign w:val="center"/>
-            <w:hideMark/>
-          </w:tcPr>
-          <w:p>
-            <w:pPr>
-              <w:rPr>
-                <w:rFonts w:ascii="Times New Roman" w:hAnsi="Times New Roman" w:cs="Times New Roman"/>
-                <w:sz w:val="24"/>
-                <w:szCs w:val="24"/>
-              </w:rPr>
-            </w:pPr>
-          </w:p>
-        </w:tc>
-        <w:tc>
-          <w:tcPr>
-            <w:tcW w:w="0" w:type="auto"/>
-            <w:tcMar>
-              <w:top w:w="150" w:type="dxa"/>
-              <w:left w:w="240" w:type="dxa"/>
-              <w:bottom w:w="150" w:type="dxa"/>
-              <w:right w:w="240" w:type="dxa"/>
-            </w:tcMar>
-            <w:vAlign w:val="center"/>
-            <w:hideMark/>
-          </w:tcPr>
-          <w:p>
-            <w:pPr>
-              <w:rPr>
-                <w:rFonts w:ascii="Times New Roman" w:hAnsi="Times New Roman" w:cs="Times New Roman"/>
-                <w:sz w:val="24"/>
-                <w:szCs w:val="24"/>
-              </w:rPr>
-            </w:pPr>
-          </w:p>
-        </w:tc>
-        <w:tc>
-          <w:tcPr>
-            <w:tcW w:w="0" w:type="auto"/>
-            <w:tcMar>
-              <w:top w:w="150" w:type="dxa"/>
-              <w:left w:w="240" w:type="dxa"/>
-              <w:bottom w:w="150" w:type="dxa"/>
-              <w:right w:w="240" w:type="dxa"/>
-            </w:tcMar>
-            <w:vAlign w:val="center"/>
-            <w:hideMark/>
-          </w:tcPr>
-          <w:p>
-            <w:pPr>
-              <w:rPr>
-                <w:rFonts w:ascii="Times New Roman" w:hAnsi="Times New Roman" w:cs="Times New Roman"/>
-                <w:sz w:val="24"/>
-                <w:szCs w:val="24"/>
-              </w:rPr>
-            </w:pPr>
+          </w:p>
+        </w:tc>
+        <w:tc>
+          <w:tcPr>
+            <w:tcW w:w="0" w:type="auto"/>
+            <w:tcMar>
+              <w:top w:w="150" w:type="dxa"/>
+              <w:left w:w="240" w:type="dxa"/>
+              <w:bottom w:w="150" w:type="dxa"/>
+              <w:right w:w="240" w:type="dxa"/>
+            </w:tcMar>
+            <w:vAlign w:val="center"/>
+            <w:hideMark/>
+          </w:tcPr>
+          <w:p>
+            <w:r/>
+            <w:r>
+              <w:rPr>
+                <w:rFonts w:ascii="Times New Roman" w:hAnsi="Times New Roman" w:eastAsia="Times New Roman" w:cs="Times New Roman"/>
+                <w:sz w:val="20"/>
+              </w:rPr>
+              <w:t>Значимый</w:t>
+            </w:r>
+          </w:p>
+        </w:tc>
+        <w:tc>
+          <w:tcPr>
+            <w:tcW w:w="0" w:type="auto"/>
+            <w:tcMar>
+              <w:top w:w="150" w:type="dxa"/>
+              <w:left w:w="240" w:type="dxa"/>
+              <w:bottom w:w="150" w:type="dxa"/>
+              <w:right w:w="240" w:type="dxa"/>
+            </w:tcMar>
+            <w:vAlign w:val="center"/>
+            <w:hideMark/>
+          </w:tcPr>
+          <w:p>
+            <w:r/>
+            <w:r>
+              <w:rPr>
+                <w:rFonts w:ascii="Times New Roman" w:hAnsi="Times New Roman" w:eastAsia="Times New Roman" w:cs="Times New Roman"/>
+                <w:sz w:val="20"/>
+              </w:rPr>
+              <w:t>128 бит (16 байт)</w:t>
+            </w:r>
+          </w:p>
+        </w:tc>
+        <w:tc>
+          <w:tcPr>
+            <w:tcW w:w="0" w:type="auto"/>
+            <w:tcMar>
+              <w:top w:w="150" w:type="dxa"/>
+              <w:left w:w="240" w:type="dxa"/>
+              <w:bottom w:w="150" w:type="dxa"/>
+              <w:right w:w="240" w:type="dxa"/>
+            </w:tcMar>
+            <w:vAlign w:val="center"/>
+            <w:hideMark/>
+          </w:tcPr>
+          <w:p>
+            <w:r/>
+            <w:r>
+              <w:rPr>
+                <w:rFonts w:ascii="Times New Roman" w:hAnsi="Times New Roman" w:eastAsia="Times New Roman" w:cs="Times New Roman"/>
+                <w:sz w:val="20"/>
+              </w:rPr>
+              <w:t>±1·10⁻²⁸ … ±7,9·10²⁸, 28–29 знаков</w:t>
+            </w:r>
+          </w:p>
+        </w:tc>
+        <w:tc>
+          <w:tcPr>
+            <w:tcW w:w="0" w:type="auto"/>
+            <w:tcMar>
+              <w:top w:w="150" w:type="dxa"/>
+              <w:left w:w="240" w:type="dxa"/>
+              <w:bottom w:w="150" w:type="dxa"/>
+              <w:right w:w="240" w:type="dxa"/>
+            </w:tcMar>
+            <w:vAlign w:val="center"/>
+            <w:hideMark/>
+          </w:tcPr>
+          <w:p>
+            <w:r/>
+            <w:r>
+              <w:rPr>
+                <w:rFonts w:ascii="Times New Roman" w:hAnsi="Times New Roman" w:eastAsia="Times New Roman" w:cs="Times New Roman"/>
+                <w:sz w:val="20"/>
+              </w:rPr>
+              <w:t>decimal m = 10.5m;</w:t>
+            </w:r>
           </w:p>
         </w:tc>
         <w:tc>
@@ -6557,13 +6511,14 @@
             <w:hideMark/>
           </w:tcPr>
           <w:p>
-            <w:pPr>
-              <w:rPr>
-                <w:rFonts w:ascii="Times New Roman" w:hAnsi="Times New Roman" w:cs="Times New Roman"/>
-                <w:sz w:val="24"/>
-                <w:szCs w:val="24"/>
-              </w:rPr>
-            </w:pPr>
+            <w:r/>
+            <w:r>
+              <w:rPr>
+                <w:rFonts w:ascii="Times New Roman" w:hAnsi="Times New Roman" w:eastAsia="Times New Roman" w:cs="Times New Roman"/>
+                <w:sz w:val="20"/>
+              </w:rPr>
+              <w:t>m / M</w:t>
+            </w:r>
           </w:p>
         </w:tc>
       </w:tr>
@@ -6581,111 +6536,106 @@
             <w:hideMark/>
           </w:tcPr>
           <w:p>
-            <w:pPr>
-              <w:rPr>
-                <w:rFonts w:ascii="Times New Roman" w:hAnsi="Times New Roman" w:cs="Times New Roman"/>
-                <w:sz w:val="24"/>
-                <w:szCs w:val="24"/>
-              </w:rPr>
-            </w:pPr>
-            <w:proofErr w:type="spellStart"/>
-            <w:r>
-              <w:rPr>
-                <w:rFonts w:ascii="Times New Roman" w:hAnsi="Times New Roman" w:cs="Times New Roman"/>
-                <w:sz w:val="24"/>
-                <w:szCs w:val="24"/>
+            <w:r/>
+            <w:r>
+              <w:rPr>
+                <w:rFonts w:ascii="Times New Roman" w:hAnsi="Times New Roman" w:eastAsia="Times New Roman" w:cs="Times New Roman"/>
+                <w:sz w:val="20"/>
               </w:rPr>
               <w:t>bool</w:t>
             </w:r>
-            <w:proofErr w:type="spellEnd"/>
-          </w:p>
-        </w:tc>
-        <w:tc>
-          <w:tcPr>
-            <w:tcW w:w="0" w:type="auto"/>
-            <w:tcMar>
-              <w:top w:w="150" w:type="dxa"/>
-              <w:left w:w="240" w:type="dxa"/>
-              <w:bottom w:w="150" w:type="dxa"/>
-              <w:right w:w="240" w:type="dxa"/>
-            </w:tcMar>
-            <w:vAlign w:val="center"/>
-            <w:hideMark/>
-          </w:tcPr>
-          <w:p>
-            <w:pPr>
-              <w:rPr>
-                <w:rFonts w:ascii="Times New Roman" w:hAnsi="Times New Roman" w:cs="Times New Roman"/>
-                <w:sz w:val="24"/>
-                <w:szCs w:val="24"/>
-              </w:rPr>
-            </w:pPr>
-          </w:p>
-        </w:tc>
-        <w:tc>
-          <w:tcPr>
-            <w:tcW w:w="0" w:type="auto"/>
-            <w:tcMar>
-              <w:top w:w="150" w:type="dxa"/>
-              <w:left w:w="240" w:type="dxa"/>
-              <w:bottom w:w="150" w:type="dxa"/>
-              <w:right w:w="240" w:type="dxa"/>
-            </w:tcMar>
-            <w:vAlign w:val="center"/>
-            <w:hideMark/>
-          </w:tcPr>
-          <w:p>
-            <w:pPr>
-              <w:rPr>
-                <w:rFonts w:ascii="Times New Roman" w:hAnsi="Times New Roman" w:cs="Times New Roman"/>
-                <w:sz w:val="24"/>
-                <w:szCs w:val="24"/>
-              </w:rPr>
-            </w:pPr>
-          </w:p>
-        </w:tc>
-        <w:tc>
-          <w:tcPr>
-            <w:tcW w:w="0" w:type="auto"/>
-            <w:tcMar>
-              <w:top w:w="150" w:type="dxa"/>
-              <w:left w:w="240" w:type="dxa"/>
-              <w:bottom w:w="150" w:type="dxa"/>
-              <w:right w:w="240" w:type="dxa"/>
-            </w:tcMar>
-            <w:vAlign w:val="center"/>
-            <w:hideMark/>
-          </w:tcPr>
-          <w:p>
-            <w:pPr>
-              <w:rPr>
-                <w:rFonts w:ascii="Times New Roman" w:hAnsi="Times New Roman" w:cs="Times New Roman"/>
-                <w:sz w:val="24"/>
-                <w:szCs w:val="24"/>
-              </w:rPr>
-            </w:pPr>
-          </w:p>
-        </w:tc>
-        <w:tc>
-          <w:tcPr>
-            <w:tcW w:w="0" w:type="auto"/>
-            <w:tcMar>
-              <w:top w:w="150" w:type="dxa"/>
-              <w:left w:w="240" w:type="dxa"/>
-              <w:bottom w:w="150" w:type="dxa"/>
-              <w:right w:w="240" w:type="dxa"/>
-            </w:tcMar>
-            <w:vAlign w:val="center"/>
-            <w:hideMark/>
-          </w:tcPr>
-          <w:p>
-            <w:pPr>
-              <w:rPr>
-                <w:rFonts w:ascii="Times New Roman" w:hAnsi="Times New Roman" w:cs="Times New Roman"/>
-                <w:sz w:val="24"/>
-                <w:szCs w:val="24"/>
-              </w:rPr>
-            </w:pPr>
+          </w:p>
+        </w:tc>
+        <w:tc>
+          <w:tcPr>
+            <w:tcW w:w="0" w:type="auto"/>
+            <w:tcMar>
+              <w:top w:w="150" w:type="dxa"/>
+              <w:left w:w="240" w:type="dxa"/>
+              <w:bottom w:w="150" w:type="dxa"/>
+              <w:right w:w="240" w:type="dxa"/>
+            </w:tcMar>
+            <w:vAlign w:val="center"/>
+            <w:hideMark/>
+          </w:tcPr>
+          <w:p>
+            <w:r/>
+            <w:r>
+              <w:rPr>
+                <w:rFonts w:ascii="Times New Roman" w:hAnsi="Times New Roman" w:eastAsia="Times New Roman" w:cs="Times New Roman"/>
+                <w:sz w:val="20"/>
+              </w:rPr>
+              <w:t>Значимый</w:t>
+            </w:r>
+          </w:p>
+        </w:tc>
+        <w:tc>
+          <w:tcPr>
+            <w:tcW w:w="0" w:type="auto"/>
+            <w:tcMar>
+              <w:top w:w="150" w:type="dxa"/>
+              <w:left w:w="240" w:type="dxa"/>
+              <w:bottom w:w="150" w:type="dxa"/>
+              <w:right w:w="240" w:type="dxa"/>
+            </w:tcMar>
+            <w:vAlign w:val="center"/>
+            <w:hideMark/>
+          </w:tcPr>
+          <w:p>
+            <w:r/>
+            <w:r>
+              <w:rPr>
+                <w:rFonts w:ascii="Times New Roman" w:hAnsi="Times New Roman" w:eastAsia="Times New Roman" w:cs="Times New Roman"/>
+                <w:sz w:val="20"/>
+              </w:rPr>
+              <w:t>1 байт</w:t>
+            </w:r>
+          </w:p>
+        </w:tc>
+        <w:tc>
+          <w:tcPr>
+            <w:tcW w:w="0" w:type="auto"/>
+            <w:tcMar>
+              <w:top w:w="150" w:type="dxa"/>
+              <w:left w:w="240" w:type="dxa"/>
+              <w:bottom w:w="150" w:type="dxa"/>
+              <w:right w:w="240" w:type="dxa"/>
+            </w:tcMar>
+            <w:vAlign w:val="center"/>
+            <w:hideMark/>
+          </w:tcPr>
+          <w:p>
+            <w:r/>
+            <w:r>
+              <w:rPr>
+                <w:rFonts w:ascii="Times New Roman" w:hAnsi="Times New Roman" w:eastAsia="Times New Roman" w:cs="Times New Roman"/>
+                <w:sz w:val="20"/>
+              </w:rPr>
+              <w:t>true / false</w:t>
+            </w:r>
+          </w:p>
+        </w:tc>
+        <w:tc>
+          <w:tcPr>
+            <w:tcW w:w="0" w:type="auto"/>
+            <w:tcMar>
+              <w:top w:w="150" w:type="dxa"/>
+              <w:left w:w="240" w:type="dxa"/>
+              <w:bottom w:w="150" w:type="dxa"/>
+              <w:right w:w="240" w:type="dxa"/>
+            </w:tcMar>
+            <w:vAlign w:val="center"/>
+            <w:hideMark/>
+          </w:tcPr>
+          <w:p>
+            <w:r/>
+            <w:r>
+              <w:rPr>
+                <w:rFonts w:ascii="Times New Roman" w:hAnsi="Times New Roman" w:eastAsia="Times New Roman" w:cs="Times New Roman"/>
+                <w:sz w:val="20"/>
+              </w:rPr>
+              <w:t>bool ok = true;</w:t>
+            </w:r>
           </w:p>
         </w:tc>
         <w:tc>
@@ -6701,13 +6651,14 @@
             <w:hideMark/>
           </w:tcPr>
           <w:p>
-            <w:pPr>
-              <w:rPr>
-                <w:rFonts w:ascii="Times New Roman" w:hAnsi="Times New Roman" w:cs="Times New Roman"/>
-                <w:sz w:val="24"/>
-                <w:szCs w:val="24"/>
-              </w:rPr>
-            </w:pPr>
+            <w:r/>
+            <w:r>
+              <w:rPr>
+                <w:rFonts w:ascii="Times New Roman" w:hAnsi="Times New Roman" w:eastAsia="Times New Roman" w:cs="Times New Roman"/>
+                <w:sz w:val="20"/>
+              </w:rPr>
+              <w:t>Нет</w:t>
+            </w:r>
           </w:p>
         </w:tc>
       </w:tr>
@@ -6725,111 +6676,106 @@
             <w:hideMark/>
           </w:tcPr>
           <w:p>
-            <w:pPr>
-              <w:rPr>
-                <w:rFonts w:ascii="Times New Roman" w:hAnsi="Times New Roman" w:cs="Times New Roman"/>
-                <w:sz w:val="24"/>
-                <w:szCs w:val="24"/>
-              </w:rPr>
-            </w:pPr>
-            <w:proofErr w:type="spellStart"/>
-            <w:r>
-              <w:rPr>
-                <w:rFonts w:ascii="Times New Roman" w:hAnsi="Times New Roman" w:cs="Times New Roman"/>
-                <w:sz w:val="24"/>
-                <w:szCs w:val="24"/>
+            <w:r/>
+            <w:r>
+              <w:rPr>
+                <w:rFonts w:ascii="Times New Roman" w:hAnsi="Times New Roman" w:eastAsia="Times New Roman" w:cs="Times New Roman"/>
+                <w:sz w:val="20"/>
               </w:rPr>
               <w:t>char</w:t>
             </w:r>
-            <w:proofErr w:type="spellEnd"/>
-          </w:p>
-        </w:tc>
-        <w:tc>
-          <w:tcPr>
-            <w:tcW w:w="0" w:type="auto"/>
-            <w:tcMar>
-              <w:top w:w="150" w:type="dxa"/>
-              <w:left w:w="240" w:type="dxa"/>
-              <w:bottom w:w="150" w:type="dxa"/>
-              <w:right w:w="240" w:type="dxa"/>
-            </w:tcMar>
-            <w:vAlign w:val="center"/>
-            <w:hideMark/>
-          </w:tcPr>
-          <w:p>
-            <w:pPr>
-              <w:rPr>
-                <w:rFonts w:ascii="Times New Roman" w:hAnsi="Times New Roman" w:cs="Times New Roman"/>
-                <w:sz w:val="24"/>
-                <w:szCs w:val="24"/>
-              </w:rPr>
-            </w:pPr>
-          </w:p>
-        </w:tc>
-        <w:tc>
-          <w:tcPr>
-            <w:tcW w:w="0" w:type="auto"/>
-            <w:tcMar>
-              <w:top w:w="150" w:type="dxa"/>
-              <w:left w:w="240" w:type="dxa"/>
-              <w:bottom w:w="150" w:type="dxa"/>
-              <w:right w:w="240" w:type="dxa"/>
-            </w:tcMar>
-            <w:vAlign w:val="center"/>
-            <w:hideMark/>
-          </w:tcPr>
-          <w:p>
-            <w:pPr>
-              <w:rPr>
-                <w:rFonts w:ascii="Times New Roman" w:hAnsi="Times New Roman" w:cs="Times New Roman"/>
-                <w:sz w:val="24"/>
-                <w:szCs w:val="24"/>
-              </w:rPr>
-            </w:pPr>
-          </w:p>
-        </w:tc>
-        <w:tc>
-          <w:tcPr>
-            <w:tcW w:w="0" w:type="auto"/>
-            <w:tcMar>
-              <w:top w:w="150" w:type="dxa"/>
-              <w:left w:w="240" w:type="dxa"/>
-              <w:bottom w:w="150" w:type="dxa"/>
-              <w:right w:w="240" w:type="dxa"/>
-            </w:tcMar>
-            <w:vAlign w:val="center"/>
-            <w:hideMark/>
-          </w:tcPr>
-          <w:p>
-            <w:pPr>
-              <w:rPr>
-                <w:rFonts w:ascii="Times New Roman" w:hAnsi="Times New Roman" w:cs="Times New Roman"/>
-                <w:sz w:val="24"/>
-                <w:szCs w:val="24"/>
-              </w:rPr>
-            </w:pPr>
-          </w:p>
-        </w:tc>
-        <w:tc>
-          <w:tcPr>
-            <w:tcW w:w="0" w:type="auto"/>
-            <w:tcMar>
-              <w:top w:w="150" w:type="dxa"/>
-              <w:left w:w="240" w:type="dxa"/>
-              <w:bottom w:w="150" w:type="dxa"/>
-              <w:right w:w="240" w:type="dxa"/>
-            </w:tcMar>
-            <w:vAlign w:val="center"/>
-            <w:hideMark/>
-          </w:tcPr>
-          <w:p>
-            <w:pPr>
-              <w:rPr>
-                <w:rFonts w:ascii="Times New Roman" w:hAnsi="Times New Roman" w:cs="Times New Roman"/>
-                <w:sz w:val="24"/>
-                <w:szCs w:val="24"/>
-              </w:rPr>
-            </w:pPr>
+          </w:p>
+        </w:tc>
+        <w:tc>
+          <w:tcPr>
+            <w:tcW w:w="0" w:type="auto"/>
+            <w:tcMar>
+              <w:top w:w="150" w:type="dxa"/>
+              <w:left w:w="240" w:type="dxa"/>
+              <w:bottom w:w="150" w:type="dxa"/>
+              <w:right w:w="240" w:type="dxa"/>
+            </w:tcMar>
+            <w:vAlign w:val="center"/>
+            <w:hideMark/>
+          </w:tcPr>
+          <w:p>
+            <w:r/>
+            <w:r>
+              <w:rPr>
+                <w:rFonts w:ascii="Times New Roman" w:hAnsi="Times New Roman" w:eastAsia="Times New Roman" w:cs="Times New Roman"/>
+                <w:sz w:val="20"/>
+              </w:rPr>
+              <w:t>Значимый</w:t>
+            </w:r>
+          </w:p>
+        </w:tc>
+        <w:tc>
+          <w:tcPr>
+            <w:tcW w:w="0" w:type="auto"/>
+            <w:tcMar>
+              <w:top w:w="150" w:type="dxa"/>
+              <w:left w:w="240" w:type="dxa"/>
+              <w:bottom w:w="150" w:type="dxa"/>
+              <w:right w:w="240" w:type="dxa"/>
+            </w:tcMar>
+            <w:vAlign w:val="center"/>
+            <w:hideMark/>
+          </w:tcPr>
+          <w:p>
+            <w:r/>
+            <w:r>
+              <w:rPr>
+                <w:rFonts w:ascii="Times New Roman" w:hAnsi="Times New Roman" w:eastAsia="Times New Roman" w:cs="Times New Roman"/>
+                <w:sz w:val="20"/>
+              </w:rPr>
+              <w:t>16 бит (2 байта)</w:t>
+            </w:r>
+          </w:p>
+        </w:tc>
+        <w:tc>
+          <w:tcPr>
+            <w:tcW w:w="0" w:type="auto"/>
+            <w:tcMar>
+              <w:top w:w="150" w:type="dxa"/>
+              <w:left w:w="240" w:type="dxa"/>
+              <w:bottom w:w="150" w:type="dxa"/>
+              <w:right w:w="240" w:type="dxa"/>
+            </w:tcMar>
+            <w:vAlign w:val="center"/>
+            <w:hideMark/>
+          </w:tcPr>
+          <w:p>
+            <w:r/>
+            <w:r>
+              <w:rPr>
+                <w:rFonts w:ascii="Times New Roman" w:hAnsi="Times New Roman" w:eastAsia="Times New Roman" w:cs="Times New Roman"/>
+                <w:sz w:val="20"/>
+              </w:rPr>
+              <w:t>Один символ UTF-16 (U+0000…U+FFFF)</w:t>
+            </w:r>
+          </w:p>
+        </w:tc>
+        <w:tc>
+          <w:tcPr>
+            <w:tcW w:w="0" w:type="auto"/>
+            <w:tcMar>
+              <w:top w:w="150" w:type="dxa"/>
+              <w:left w:w="240" w:type="dxa"/>
+              <w:bottom w:w="150" w:type="dxa"/>
+              <w:right w:w="240" w:type="dxa"/>
+            </w:tcMar>
+            <w:vAlign w:val="center"/>
+            <w:hideMark/>
+          </w:tcPr>
+          <w:p>
+            <w:r/>
+            <w:r>
+              <w:rPr>
+                <w:rFonts w:ascii="Times New Roman" w:hAnsi="Times New Roman" w:eastAsia="Times New Roman" w:cs="Times New Roman"/>
+                <w:sz w:val="20"/>
+              </w:rPr>
+              <w:t>char c = 'A';</w:t>
+            </w:r>
           </w:p>
         </w:tc>
         <w:tc>
@@ -6845,13 +6791,14 @@
             <w:hideMark/>
           </w:tcPr>
           <w:p>
-            <w:pPr>
-              <w:rPr>
-                <w:rFonts w:ascii="Times New Roman" w:hAnsi="Times New Roman" w:cs="Times New Roman"/>
-                <w:sz w:val="24"/>
-                <w:szCs w:val="24"/>
-              </w:rPr>
-            </w:pPr>
+            <w:r/>
+            <w:r>
+              <w:rPr>
+                <w:rFonts w:ascii="Times New Roman" w:hAnsi="Times New Roman" w:eastAsia="Times New Roman" w:cs="Times New Roman"/>
+                <w:sz w:val="20"/>
+              </w:rPr>
+              <w:t>Кавычки ' '</w:t>
+            </w:r>
           </w:p>
         </w:tc>
       </w:tr>
@@ -6869,111 +6816,106 @@
             <w:hideMark/>
           </w:tcPr>
           <w:p>
-            <w:pPr>
-              <w:rPr>
-                <w:rFonts w:ascii="Times New Roman" w:hAnsi="Times New Roman" w:cs="Times New Roman"/>
-                <w:sz w:val="24"/>
-                <w:szCs w:val="24"/>
-              </w:rPr>
-            </w:pPr>
-            <w:proofErr w:type="spellStart"/>
-            <w:r>
-              <w:rPr>
-                <w:rFonts w:ascii="Times New Roman" w:hAnsi="Times New Roman" w:cs="Times New Roman"/>
-                <w:sz w:val="24"/>
-                <w:szCs w:val="24"/>
+            <w:r/>
+            <w:r>
+              <w:rPr>
+                <w:rFonts w:ascii="Times New Roman" w:hAnsi="Times New Roman" w:eastAsia="Times New Roman" w:cs="Times New Roman"/>
+                <w:sz w:val="20"/>
               </w:rPr>
               <w:t>string</w:t>
             </w:r>
-            <w:proofErr w:type="spellEnd"/>
-          </w:p>
-        </w:tc>
-        <w:tc>
-          <w:tcPr>
-            <w:tcW w:w="0" w:type="auto"/>
-            <w:tcMar>
-              <w:top w:w="150" w:type="dxa"/>
-              <w:left w:w="240" w:type="dxa"/>
-              <w:bottom w:w="150" w:type="dxa"/>
-              <w:right w:w="240" w:type="dxa"/>
-            </w:tcMar>
-            <w:vAlign w:val="center"/>
-            <w:hideMark/>
-          </w:tcPr>
-          <w:p>
-            <w:pPr>
-              <w:rPr>
-                <w:rFonts w:ascii="Times New Roman" w:hAnsi="Times New Roman" w:cs="Times New Roman"/>
-                <w:sz w:val="24"/>
-                <w:szCs w:val="24"/>
-              </w:rPr>
-            </w:pPr>
-          </w:p>
-        </w:tc>
-        <w:tc>
-          <w:tcPr>
-            <w:tcW w:w="0" w:type="auto"/>
-            <w:tcMar>
-              <w:top w:w="150" w:type="dxa"/>
-              <w:left w:w="240" w:type="dxa"/>
-              <w:bottom w:w="150" w:type="dxa"/>
-              <w:right w:w="240" w:type="dxa"/>
-            </w:tcMar>
-            <w:vAlign w:val="center"/>
-            <w:hideMark/>
-          </w:tcPr>
-          <w:p>
-            <w:pPr>
-              <w:rPr>
-                <w:rFonts w:ascii="Times New Roman" w:hAnsi="Times New Roman" w:cs="Times New Roman"/>
-                <w:sz w:val="24"/>
-                <w:szCs w:val="24"/>
-              </w:rPr>
-            </w:pPr>
-          </w:p>
-        </w:tc>
-        <w:tc>
-          <w:tcPr>
-            <w:tcW w:w="0" w:type="auto"/>
-            <w:tcMar>
-              <w:top w:w="150" w:type="dxa"/>
-              <w:left w:w="240" w:type="dxa"/>
-              <w:bottom w:w="150" w:type="dxa"/>
-              <w:right w:w="240" w:type="dxa"/>
-            </w:tcMar>
-            <w:vAlign w:val="center"/>
-            <w:hideMark/>
-          </w:tcPr>
-          <w:p>
-            <w:pPr>
-              <w:rPr>
-                <w:rFonts w:ascii="Times New Roman" w:hAnsi="Times New Roman" w:cs="Times New Roman"/>
-                <w:sz w:val="24"/>
-                <w:szCs w:val="24"/>
-              </w:rPr>
-            </w:pPr>
-          </w:p>
-        </w:tc>
-        <w:tc>
-          <w:tcPr>
-            <w:tcW w:w="0" w:type="auto"/>
-            <w:tcMar>
-              <w:top w:w="150" w:type="dxa"/>
-              <w:left w:w="240" w:type="dxa"/>
-              <w:bottom w:w="150" w:type="dxa"/>
-              <w:right w:w="240" w:type="dxa"/>
-            </w:tcMar>
-            <w:vAlign w:val="center"/>
-            <w:hideMark/>
-          </w:tcPr>
-          <w:p>
-            <w:pPr>
-              <w:rPr>
-                <w:rFonts w:ascii="Times New Roman" w:hAnsi="Times New Roman" w:cs="Times New Roman"/>
-                <w:sz w:val="24"/>
-                <w:szCs w:val="24"/>
-              </w:rPr>
-            </w:pPr>
+          </w:p>
+        </w:tc>
+        <w:tc>
+          <w:tcPr>
+            <w:tcW w:w="0" w:type="auto"/>
+            <w:tcMar>
+              <w:top w:w="150" w:type="dxa"/>
+              <w:left w:w="240" w:type="dxa"/>
+              <w:bottom w:w="150" w:type="dxa"/>
+              <w:right w:w="240" w:type="dxa"/>
+            </w:tcMar>
+            <w:vAlign w:val="center"/>
+            <w:hideMark/>
+          </w:tcPr>
+          <w:p>
+            <w:r/>
+            <w:r>
+              <w:rPr>
+                <w:rFonts w:ascii="Times New Roman" w:hAnsi="Times New Roman" w:eastAsia="Times New Roman" w:cs="Times New Roman"/>
+                <w:sz w:val="20"/>
+              </w:rPr>
+              <w:t>Ссылочный</w:t>
+            </w:r>
+          </w:p>
+        </w:tc>
+        <w:tc>
+          <w:tcPr>
+            <w:tcW w:w="0" w:type="auto"/>
+            <w:tcMar>
+              <w:top w:w="150" w:type="dxa"/>
+              <w:left w:w="240" w:type="dxa"/>
+              <w:bottom w:w="150" w:type="dxa"/>
+              <w:right w:w="240" w:type="dxa"/>
+            </w:tcMar>
+            <w:vAlign w:val="center"/>
+            <w:hideMark/>
+          </w:tcPr>
+          <w:p>
+            <w:r/>
+            <w:r>
+              <w:rPr>
+                <w:rFonts w:ascii="Times New Roman" w:hAnsi="Times New Roman" w:eastAsia="Times New Roman" w:cs="Times New Roman"/>
+                <w:sz w:val="20"/>
+              </w:rPr>
+              <w:t>Ссылочный</w:t>
+            </w:r>
+          </w:p>
+        </w:tc>
+        <w:tc>
+          <w:tcPr>
+            <w:tcW w:w="0" w:type="auto"/>
+            <w:tcMar>
+              <w:top w:w="150" w:type="dxa"/>
+              <w:left w:w="240" w:type="dxa"/>
+              <w:bottom w:w="150" w:type="dxa"/>
+              <w:right w:w="240" w:type="dxa"/>
+            </w:tcMar>
+            <w:vAlign w:val="center"/>
+            <w:hideMark/>
+          </w:tcPr>
+          <w:p>
+            <w:r/>
+            <w:r>
+              <w:rPr>
+                <w:rFonts w:ascii="Times New Roman" w:hAnsi="Times New Roman" w:eastAsia="Times New Roman" w:cs="Times New Roman"/>
+                <w:sz w:val="20"/>
+              </w:rPr>
+              <w:t>Последовательность символов UTF-16</w:t>
+            </w:r>
+          </w:p>
+        </w:tc>
+        <w:tc>
+          <w:tcPr>
+            <w:tcW w:w="0" w:type="auto"/>
+            <w:tcMar>
+              <w:top w:w="150" w:type="dxa"/>
+              <w:left w:w="240" w:type="dxa"/>
+              <w:bottom w:w="150" w:type="dxa"/>
+              <w:right w:w="240" w:type="dxa"/>
+            </w:tcMar>
+            <w:vAlign w:val="center"/>
+            <w:hideMark/>
+          </w:tcPr>
+          <w:p>
+            <w:r/>
+            <w:r>
+              <w:rPr>
+                <w:rFonts w:ascii="Times New Roman" w:hAnsi="Times New Roman" w:eastAsia="Times New Roman" w:cs="Times New Roman"/>
+                <w:sz w:val="20"/>
+              </w:rPr>
+              <w:t>string s = "Hello";</w:t>
+            </w:r>
           </w:p>
         </w:tc>
         <w:tc>
@@ -6989,13 +6931,14 @@
             <w:hideMark/>
           </w:tcPr>
           <w:p>
-            <w:pPr>
-              <w:rPr>
-                <w:rFonts w:ascii="Times New Roman" w:hAnsi="Times New Roman" w:cs="Times New Roman"/>
-                <w:sz w:val="24"/>
-                <w:szCs w:val="24"/>
-              </w:rPr>
-            </w:pPr>
+            <w:r/>
+            <w:r>
+              <w:rPr>
+                <w:rFonts w:ascii="Times New Roman" w:hAnsi="Times New Roman" w:eastAsia="Times New Roman" w:cs="Times New Roman"/>
+                <w:sz w:val="20"/>
+              </w:rPr>
+              <w:t>Кавычки " "</w:t>
+            </w:r>
           </w:p>
         </w:tc>
       </w:tr>
@@ -7264,18 +7207,11 @@
             <w:hideMark/>
           </w:tcPr>
           <w:p>
-            <w:pPr>
-              <w:rPr>
-                <w:rFonts w:ascii="Times New Roman" w:hAnsi="Times New Roman" w:cs="Times New Roman"/>
-                <w:sz w:val="24"/>
-                <w:szCs w:val="24"/>
-              </w:rPr>
-            </w:pPr>
-            <w:r>
-              <w:rPr>
-                <w:rFonts w:ascii="Times New Roman" w:hAnsi="Times New Roman" w:cs="Times New Roman"/>
-                <w:sz w:val="24"/>
-                <w:szCs w:val="24"/>
+            <w:r/>
+            <w:r>
+              <w:rPr>
+                <w:rFonts w:ascii="Times New Roman" w:hAnsi="Times New Roman" w:eastAsia="Times New Roman" w:cs="Times New Roman"/>
+                <w:sz w:val="20"/>
               </w:rPr>
               <w:t>Размер</w:t>
             </w:r>
@@ -7294,35 +7230,37 @@
             <w:hideMark/>
           </w:tcPr>
           <w:p>
-            <w:pPr>
-              <w:rPr>
-                <w:rFonts w:ascii="Times New Roman" w:hAnsi="Times New Roman" w:cs="Times New Roman"/>
-                <w:sz w:val="24"/>
-                <w:szCs w:val="24"/>
-              </w:rPr>
-            </w:pPr>
-          </w:p>
-        </w:tc>
-        <w:tc>
-          <w:tcPr>
-            <w:tcW w:w="0" w:type="auto"/>
-            <w:tcMar>
-              <w:top w:w="150" w:type="dxa"/>
-              <w:left w:w="240" w:type="dxa"/>
-              <w:bottom w:w="150" w:type="dxa"/>
-              <w:right w:w="240" w:type="dxa"/>
-            </w:tcMar>
-            <w:vAlign w:val="center"/>
-            <w:hideMark/>
-          </w:tcPr>
-          <w:p>
-            <w:pPr>
-              <w:rPr>
-                <w:rFonts w:ascii="Times New Roman" w:hAnsi="Times New Roman" w:cs="Times New Roman"/>
-                <w:sz w:val="24"/>
-                <w:szCs w:val="24"/>
-              </w:rPr>
-            </w:pPr>
+            <w:r/>
+            <w:r>
+              <w:rPr>
+                <w:rFonts w:ascii="Times New Roman" w:hAnsi="Times New Roman" w:eastAsia="Times New Roman" w:cs="Times New Roman"/>
+                <w:sz w:val="20"/>
+              </w:rPr>
+              <w:t>32 бита (4 байта)</w:t>
+            </w:r>
+          </w:p>
+        </w:tc>
+        <w:tc>
+          <w:tcPr>
+            <w:tcW w:w="0" w:type="auto"/>
+            <w:tcMar>
+              <w:top w:w="150" w:type="dxa"/>
+              <w:left w:w="240" w:type="dxa"/>
+              <w:bottom w:w="150" w:type="dxa"/>
+              <w:right w:w="240" w:type="dxa"/>
+            </w:tcMar>
+            <w:vAlign w:val="center"/>
+            <w:hideMark/>
+          </w:tcPr>
+          <w:p>
+            <w:r/>
+            <w:r>
+              <w:rPr>
+                <w:rFonts w:ascii="Times New Roman" w:hAnsi="Times New Roman" w:eastAsia="Times New Roman" w:cs="Times New Roman"/>
+                <w:sz w:val="20"/>
+              </w:rPr>
+              <w:t>64 бита (8 байт)</w:t>
+            </w:r>
           </w:p>
         </w:tc>
         <w:tc>
@@ -7338,13 +7276,14 @@
             <w:hideMark/>
           </w:tcPr>
           <w:p>
-            <w:pPr>
-              <w:rPr>
-                <w:rFonts w:ascii="Times New Roman" w:hAnsi="Times New Roman" w:cs="Times New Roman"/>
-                <w:sz w:val="24"/>
-                <w:szCs w:val="24"/>
-              </w:rPr>
-            </w:pPr>
+            <w:r/>
+            <w:r>
+              <w:rPr>
+                <w:rFonts w:ascii="Times New Roman" w:hAnsi="Times New Roman" w:eastAsia="Times New Roman" w:cs="Times New Roman"/>
+                <w:sz w:val="20"/>
+              </w:rPr>
+              <w:t>128 бит (16 байт)</w:t>
+            </w:r>
           </w:p>
         </w:tc>
       </w:tr>
@@ -7362,18 +7301,11 @@
             <w:hideMark/>
           </w:tcPr>
           <w:p>
-            <w:pPr>
-              <w:rPr>
-                <w:rFonts w:ascii="Times New Roman" w:hAnsi="Times New Roman" w:cs="Times New Roman"/>
-                <w:sz w:val="24"/>
-                <w:szCs w:val="24"/>
-              </w:rPr>
-            </w:pPr>
-            <w:r>
-              <w:rPr>
-                <w:rFonts w:ascii="Times New Roman" w:hAnsi="Times New Roman" w:cs="Times New Roman"/>
-                <w:sz w:val="24"/>
-                <w:szCs w:val="24"/>
+            <w:r/>
+            <w:r>
+              <w:rPr>
+                <w:rFonts w:ascii="Times New Roman" w:hAnsi="Times New Roman" w:eastAsia="Times New Roman" w:cs="Times New Roman"/>
+                <w:sz w:val="20"/>
               </w:rPr>
               <w:t>Точность</w:t>
             </w:r>
@@ -7392,35 +7324,37 @@
             <w:hideMark/>
           </w:tcPr>
           <w:p>
-            <w:pPr>
-              <w:rPr>
-                <w:rFonts w:ascii="Times New Roman" w:hAnsi="Times New Roman" w:cs="Times New Roman"/>
-                <w:sz w:val="24"/>
-                <w:szCs w:val="24"/>
-              </w:rPr>
-            </w:pPr>
-          </w:p>
-        </w:tc>
-        <w:tc>
-          <w:tcPr>
-            <w:tcW w:w="0" w:type="auto"/>
-            <w:tcMar>
-              <w:top w:w="150" w:type="dxa"/>
-              <w:left w:w="240" w:type="dxa"/>
-              <w:bottom w:w="150" w:type="dxa"/>
-              <w:right w:w="240" w:type="dxa"/>
-            </w:tcMar>
-            <w:vAlign w:val="center"/>
-            <w:hideMark/>
-          </w:tcPr>
-          <w:p>
-            <w:pPr>
-              <w:rPr>
-                <w:rFonts w:ascii="Times New Roman" w:hAnsi="Times New Roman" w:cs="Times New Roman"/>
-                <w:sz w:val="24"/>
-                <w:szCs w:val="24"/>
-              </w:rPr>
-            </w:pPr>
+            <w:r/>
+            <w:r>
+              <w:rPr>
+                <w:rFonts w:ascii="Times New Roman" w:hAnsi="Times New Roman" w:eastAsia="Times New Roman" w:cs="Times New Roman"/>
+                <w:sz w:val="20"/>
+              </w:rPr>
+              <w:t>~6–9 знаков</w:t>
+            </w:r>
+          </w:p>
+        </w:tc>
+        <w:tc>
+          <w:tcPr>
+            <w:tcW w:w="0" w:type="auto"/>
+            <w:tcMar>
+              <w:top w:w="150" w:type="dxa"/>
+              <w:left w:w="240" w:type="dxa"/>
+              <w:bottom w:w="150" w:type="dxa"/>
+              <w:right w:w="240" w:type="dxa"/>
+            </w:tcMar>
+            <w:vAlign w:val="center"/>
+            <w:hideMark/>
+          </w:tcPr>
+          <w:p>
+            <w:r/>
+            <w:r>
+              <w:rPr>
+                <w:rFonts w:ascii="Times New Roman" w:hAnsi="Times New Roman" w:eastAsia="Times New Roman" w:cs="Times New Roman"/>
+                <w:sz w:val="20"/>
+              </w:rPr>
+              <w:t>15–17 знаков</w:t>
+            </w:r>
           </w:p>
         </w:tc>
         <w:tc>
@@ -7436,13 +7370,14 @@
             <w:hideMark/>
           </w:tcPr>
           <w:p>
-            <w:pPr>
-              <w:rPr>
-                <w:rFonts w:ascii="Times New Roman" w:hAnsi="Times New Roman" w:cs="Times New Roman"/>
-                <w:sz w:val="24"/>
-                <w:szCs w:val="24"/>
-              </w:rPr>
-            </w:pPr>
+            <w:r/>
+            <w:r>
+              <w:rPr>
+                <w:rFonts w:ascii="Times New Roman" w:hAnsi="Times New Roman" w:eastAsia="Times New Roman" w:cs="Times New Roman"/>
+                <w:sz w:val="20"/>
+              </w:rPr>
+              <w:t>28–29 знаков</w:t>
+            </w:r>
           </w:p>
         </w:tc>
       </w:tr>
@@ -7460,20 +7395,12 @@
             <w:hideMark/>
           </w:tcPr>
           <w:p>
-            <w:pPr>
-              <w:rPr>
-                <w:rFonts w:ascii="Times New Roman" w:hAnsi="Times New Roman" w:cs="Times New Roman"/>
-                <w:sz w:val="24"/>
-                <w:szCs w:val="24"/>
-              </w:rPr>
-            </w:pPr>
-            <w:r>
-              <w:rPr>
-                <w:rFonts w:ascii="Times New Roman" w:hAnsi="Times New Roman" w:cs="Times New Roman"/>
-                <w:sz w:val="24"/>
-                <w:szCs w:val="24"/>
-              </w:rPr>
-              <w:lastRenderedPageBreak/>
+            <w:r/>
+            <w:r>
+              <w:rPr>
+                <w:rFonts w:ascii="Times New Roman" w:hAnsi="Times New Roman" w:eastAsia="Times New Roman" w:cs="Times New Roman"/>
+                <w:sz w:val="20"/>
+              </w:rPr>
               <w:t>Диапазон</w:t>
             </w:r>
           </w:p>
@@ -7491,35 +7418,37 @@
             <w:hideMark/>
           </w:tcPr>
           <w:p>
-            <w:pPr>
-              <w:rPr>
-                <w:rFonts w:ascii="Times New Roman" w:hAnsi="Times New Roman" w:cs="Times New Roman"/>
-                <w:sz w:val="24"/>
-                <w:szCs w:val="24"/>
-              </w:rPr>
-            </w:pPr>
-          </w:p>
-        </w:tc>
-        <w:tc>
-          <w:tcPr>
-            <w:tcW w:w="0" w:type="auto"/>
-            <w:tcMar>
-              <w:top w:w="150" w:type="dxa"/>
-              <w:left w:w="240" w:type="dxa"/>
-              <w:bottom w:w="150" w:type="dxa"/>
-              <w:right w:w="240" w:type="dxa"/>
-            </w:tcMar>
-            <w:vAlign w:val="center"/>
-            <w:hideMark/>
-          </w:tcPr>
-          <w:p>
-            <w:pPr>
-              <w:rPr>
-                <w:rFonts w:ascii="Times New Roman" w:hAnsi="Times New Roman" w:cs="Times New Roman"/>
-                <w:sz w:val="24"/>
-                <w:szCs w:val="24"/>
-              </w:rPr>
-            </w:pPr>
+            <w:r/>
+            <w:r>
+              <w:rPr>
+                <w:rFonts w:ascii="Times New Roman" w:hAnsi="Times New Roman" w:eastAsia="Times New Roman" w:cs="Times New Roman"/>
+                <w:sz w:val="20"/>
+              </w:rPr>
+              <w:t>±1,5·10⁻⁴⁵ … ±3,4·10³⁸</w:t>
+            </w:r>
+          </w:p>
+        </w:tc>
+        <w:tc>
+          <w:tcPr>
+            <w:tcW w:w="0" w:type="auto"/>
+            <w:tcMar>
+              <w:top w:w="150" w:type="dxa"/>
+              <w:left w:w="240" w:type="dxa"/>
+              <w:bottom w:w="150" w:type="dxa"/>
+              <w:right w:w="240" w:type="dxa"/>
+            </w:tcMar>
+            <w:vAlign w:val="center"/>
+            <w:hideMark/>
+          </w:tcPr>
+          <w:p>
+            <w:r/>
+            <w:r>
+              <w:rPr>
+                <w:rFonts w:ascii="Times New Roman" w:hAnsi="Times New Roman" w:eastAsia="Times New Roman" w:cs="Times New Roman"/>
+                <w:sz w:val="20"/>
+              </w:rPr>
+              <w:t>±5,0·10⁻³²⁴ … ±1,7·10³⁰⁸</w:t>
+            </w:r>
           </w:p>
         </w:tc>
         <w:tc>
@@ -7535,13 +7464,14 @@
             <w:hideMark/>
           </w:tcPr>
           <w:p>
-            <w:pPr>
-              <w:rPr>
-                <w:rFonts w:ascii="Times New Roman" w:hAnsi="Times New Roman" w:cs="Times New Roman"/>
-                <w:sz w:val="24"/>
-                <w:szCs w:val="24"/>
-              </w:rPr>
-            </w:pPr>
+            <w:r/>
+            <w:r>
+              <w:rPr>
+                <w:rFonts w:ascii="Times New Roman" w:hAnsi="Times New Roman" w:eastAsia="Times New Roman" w:cs="Times New Roman"/>
+                <w:sz w:val="20"/>
+              </w:rPr>
+              <w:t>±1,0·10⁻²⁸ … ±7,9·10²⁸</w:t>
+            </w:r>
           </w:p>
         </w:tc>
       </w:tr>
@@ -7559,18 +7489,11 @@
             <w:hideMark/>
           </w:tcPr>
           <w:p>
-            <w:pPr>
-              <w:rPr>
-                <w:rFonts w:ascii="Times New Roman" w:hAnsi="Times New Roman" w:cs="Times New Roman"/>
-                <w:sz w:val="24"/>
-                <w:szCs w:val="24"/>
-              </w:rPr>
-            </w:pPr>
-            <w:r>
-              <w:rPr>
-                <w:rFonts w:ascii="Times New Roman" w:hAnsi="Times New Roman" w:cs="Times New Roman"/>
-                <w:sz w:val="24"/>
-                <w:szCs w:val="24"/>
+            <w:r/>
+            <w:r>
+              <w:rPr>
+                <w:rFonts w:ascii="Times New Roman" w:hAnsi="Times New Roman" w:eastAsia="Times New Roman" w:cs="Times New Roman"/>
+                <w:sz w:val="20"/>
               </w:rPr>
               <w:t>Суффикс литерала</w:t>
             </w:r>
@@ -7589,35 +7512,37 @@
             <w:hideMark/>
           </w:tcPr>
           <w:p>
-            <w:pPr>
-              <w:rPr>
-                <w:rFonts w:ascii="Times New Roman" w:hAnsi="Times New Roman" w:cs="Times New Roman"/>
-                <w:sz w:val="24"/>
-                <w:szCs w:val="24"/>
-              </w:rPr>
-            </w:pPr>
-          </w:p>
-        </w:tc>
-        <w:tc>
-          <w:tcPr>
-            <w:tcW w:w="0" w:type="auto"/>
-            <w:tcMar>
-              <w:top w:w="150" w:type="dxa"/>
-              <w:left w:w="240" w:type="dxa"/>
-              <w:bottom w:w="150" w:type="dxa"/>
-              <w:right w:w="240" w:type="dxa"/>
-            </w:tcMar>
-            <w:vAlign w:val="center"/>
-            <w:hideMark/>
-          </w:tcPr>
-          <w:p>
-            <w:pPr>
-              <w:rPr>
-                <w:rFonts w:ascii="Times New Roman" w:hAnsi="Times New Roman" w:cs="Times New Roman"/>
-                <w:sz w:val="24"/>
-                <w:szCs w:val="24"/>
-              </w:rPr>
-            </w:pPr>
+            <w:r/>
+            <w:r>
+              <w:rPr>
+                <w:rFonts w:ascii="Times New Roman" w:hAnsi="Times New Roman" w:eastAsia="Times New Roman" w:cs="Times New Roman"/>
+                <w:sz w:val="20"/>
+              </w:rPr>
+              <w:t>f или F</w:t>
+            </w:r>
+          </w:p>
+        </w:tc>
+        <w:tc>
+          <w:tcPr>
+            <w:tcW w:w="0" w:type="auto"/>
+            <w:tcMar>
+              <w:top w:w="150" w:type="dxa"/>
+              <w:left w:w="240" w:type="dxa"/>
+              <w:bottom w:w="150" w:type="dxa"/>
+              <w:right w:w="240" w:type="dxa"/>
+            </w:tcMar>
+            <w:vAlign w:val="center"/>
+            <w:hideMark/>
+          </w:tcPr>
+          <w:p>
+            <w:r/>
+            <w:r>
+              <w:rPr>
+                <w:rFonts w:ascii="Times New Roman" w:hAnsi="Times New Roman" w:eastAsia="Times New Roman" w:cs="Times New Roman"/>
+                <w:sz w:val="20"/>
+              </w:rPr>
+              <w:t>d или D (необязателен)</w:t>
+            </w:r>
           </w:p>
         </w:tc>
         <w:tc>
@@ -7633,13 +7558,14 @@
             <w:hideMark/>
           </w:tcPr>
           <w:p>
-            <w:pPr>
-              <w:rPr>
-                <w:rFonts w:ascii="Times New Roman" w:hAnsi="Times New Roman" w:cs="Times New Roman"/>
-                <w:sz w:val="24"/>
-                <w:szCs w:val="24"/>
-              </w:rPr>
-            </w:pPr>
+            <w:r/>
+            <w:r>
+              <w:rPr>
+                <w:rFonts w:ascii="Times New Roman" w:hAnsi="Times New Roman" w:eastAsia="Times New Roman" w:cs="Times New Roman"/>
+                <w:sz w:val="20"/>
+              </w:rPr>
+              <w:t>m или M</w:t>
+            </w:r>
           </w:p>
         </w:tc>
       </w:tr>
@@ -7657,18 +7583,11 @@
             <w:hideMark/>
           </w:tcPr>
           <w:p>
-            <w:pPr>
-              <w:rPr>
-                <w:rFonts w:ascii="Times New Roman" w:hAnsi="Times New Roman" w:cs="Times New Roman"/>
-                <w:sz w:val="24"/>
-                <w:szCs w:val="24"/>
-              </w:rPr>
-            </w:pPr>
-            <w:r>
-              <w:rPr>
-                <w:rFonts w:ascii="Times New Roman" w:hAnsi="Times New Roman" w:cs="Times New Roman"/>
-                <w:sz w:val="24"/>
-                <w:szCs w:val="24"/>
+            <w:r/>
+            <w:r>
+              <w:rPr>
+                <w:rFonts w:ascii="Times New Roman" w:hAnsi="Times New Roman" w:eastAsia="Times New Roman" w:cs="Times New Roman"/>
+                <w:sz w:val="20"/>
               </w:rPr>
               <w:t>Для чего обычно используется</w:t>
             </w:r>
@@ -7687,35 +7606,37 @@
             <w:hideMark/>
           </w:tcPr>
           <w:p>
-            <w:pPr>
-              <w:rPr>
-                <w:rFonts w:ascii="Times New Roman" w:hAnsi="Times New Roman" w:cs="Times New Roman"/>
-                <w:sz w:val="24"/>
-                <w:szCs w:val="24"/>
-              </w:rPr>
-            </w:pPr>
-          </w:p>
-        </w:tc>
-        <w:tc>
-          <w:tcPr>
-            <w:tcW w:w="0" w:type="auto"/>
-            <w:tcMar>
-              <w:top w:w="150" w:type="dxa"/>
-              <w:left w:w="240" w:type="dxa"/>
-              <w:bottom w:w="150" w:type="dxa"/>
-              <w:right w:w="240" w:type="dxa"/>
-            </w:tcMar>
-            <w:vAlign w:val="center"/>
-            <w:hideMark/>
-          </w:tcPr>
-          <w:p>
-            <w:pPr>
-              <w:rPr>
-                <w:rFonts w:ascii="Times New Roman" w:hAnsi="Times New Roman" w:cs="Times New Roman"/>
-                <w:sz w:val="24"/>
-                <w:szCs w:val="24"/>
-              </w:rPr>
-            </w:pPr>
+            <w:r/>
+            <w:r>
+              <w:rPr>
+                <w:rFonts w:ascii="Times New Roman" w:hAnsi="Times New Roman" w:eastAsia="Times New Roman" w:cs="Times New Roman"/>
+                <w:sz w:val="20"/>
+              </w:rPr>
+              <w:t>Графика, игры, физика, датчики</w:t>
+            </w:r>
+          </w:p>
+        </w:tc>
+        <w:tc>
+          <w:tcPr>
+            <w:tcW w:w="0" w:type="auto"/>
+            <w:tcMar>
+              <w:top w:w="150" w:type="dxa"/>
+              <w:left w:w="240" w:type="dxa"/>
+              <w:bottom w:w="150" w:type="dxa"/>
+              <w:right w:w="240" w:type="dxa"/>
+            </w:tcMar>
+            <w:vAlign w:val="center"/>
+            <w:hideMark/>
+          </w:tcPr>
+          <w:p>
+            <w:r/>
+            <w:r>
+              <w:rPr>
+                <w:rFonts w:ascii="Times New Roman" w:hAnsi="Times New Roman" w:eastAsia="Times New Roman" w:cs="Times New Roman"/>
+                <w:sz w:val="20"/>
+              </w:rPr>
+              <w:t>Научные и инженерные расчёты</w:t>
+            </w:r>
           </w:p>
         </w:tc>
         <w:tc>
@@ -7731,13 +7652,14 @@
             <w:hideMark/>
           </w:tcPr>
           <w:p>
-            <w:pPr>
-              <w:rPr>
-                <w:rFonts w:ascii="Times New Roman" w:hAnsi="Times New Roman" w:cs="Times New Roman"/>
-                <w:sz w:val="24"/>
-                <w:szCs w:val="24"/>
-              </w:rPr>
-            </w:pPr>
+            <w:r/>
+            <w:r>
+              <w:rPr>
+                <w:rFonts w:ascii="Times New Roman" w:hAnsi="Times New Roman" w:eastAsia="Times New Roman" w:cs="Times New Roman"/>
+                <w:sz w:val="20"/>
+              </w:rPr>
+              <w:t>Финансовые и денежные расчёты</w:t>
+            </w:r>
           </w:p>
         </w:tc>
       </w:tr>
@@ -7755,18 +7677,11 @@
             <w:hideMark/>
           </w:tcPr>
           <w:p>
-            <w:pPr>
-              <w:rPr>
-                <w:rFonts w:ascii="Times New Roman" w:hAnsi="Times New Roman" w:cs="Times New Roman"/>
-                <w:sz w:val="24"/>
-                <w:szCs w:val="24"/>
-              </w:rPr>
-            </w:pPr>
-            <w:r>
-              <w:rPr>
-                <w:rFonts w:ascii="Times New Roman" w:hAnsi="Times New Roman" w:cs="Times New Roman"/>
-                <w:sz w:val="24"/>
-                <w:szCs w:val="24"/>
+            <w:r/>
+            <w:r>
+              <w:rPr>
+                <w:rFonts w:ascii="Times New Roman" w:hAnsi="Times New Roman" w:eastAsia="Times New Roman" w:cs="Times New Roman"/>
+                <w:sz w:val="20"/>
               </w:rPr>
               <w:t>Можно ли использовать для денег</w:t>
             </w:r>
@@ -7785,35 +7700,37 @@
             <w:hideMark/>
           </w:tcPr>
           <w:p>
-            <w:pPr>
-              <w:rPr>
-                <w:rFonts w:ascii="Times New Roman" w:hAnsi="Times New Roman" w:cs="Times New Roman"/>
-                <w:sz w:val="24"/>
-                <w:szCs w:val="24"/>
-              </w:rPr>
-            </w:pPr>
-          </w:p>
-        </w:tc>
-        <w:tc>
-          <w:tcPr>
-            <w:tcW w:w="0" w:type="auto"/>
-            <w:tcMar>
-              <w:top w:w="150" w:type="dxa"/>
-              <w:left w:w="240" w:type="dxa"/>
-              <w:bottom w:w="150" w:type="dxa"/>
-              <w:right w:w="240" w:type="dxa"/>
-            </w:tcMar>
-            <w:vAlign w:val="center"/>
-            <w:hideMark/>
-          </w:tcPr>
-          <w:p>
-            <w:pPr>
-              <w:rPr>
-                <w:rFonts w:ascii="Times New Roman" w:hAnsi="Times New Roman" w:cs="Times New Roman"/>
-                <w:sz w:val="24"/>
-                <w:szCs w:val="24"/>
-              </w:rPr>
-            </w:pPr>
+            <w:r/>
+            <w:r>
+              <w:rPr>
+                <w:rFonts w:ascii="Times New Roman" w:hAnsi="Times New Roman" w:eastAsia="Times New Roman" w:cs="Times New Roman"/>
+                <w:sz w:val="20"/>
+              </w:rPr>
+              <w:t>Нет (погрешность округления)</w:t>
+            </w:r>
+          </w:p>
+        </w:tc>
+        <w:tc>
+          <w:tcPr>
+            <w:tcW w:w="0" w:type="auto"/>
+            <w:tcMar>
+              <w:top w:w="150" w:type="dxa"/>
+              <w:left w:w="240" w:type="dxa"/>
+              <w:bottom w:w="150" w:type="dxa"/>
+              <w:right w:w="240" w:type="dxa"/>
+            </w:tcMar>
+            <w:vAlign w:val="center"/>
+            <w:hideMark/>
+          </w:tcPr>
+          <w:p>
+            <w:r/>
+            <w:r>
+              <w:rPr>
+                <w:rFonts w:ascii="Times New Roman" w:hAnsi="Times New Roman" w:eastAsia="Times New Roman" w:cs="Times New Roman"/>
+                <w:sz w:val="20"/>
+              </w:rPr>
+              <w:t>Нет (двоичная погрешность 0.1+0.2)</w:t>
+            </w:r>
           </w:p>
         </w:tc>
         <w:tc>
@@ -7829,13 +7746,14 @@
             <w:hideMark/>
           </w:tcPr>
           <w:p>
-            <w:pPr>
-              <w:rPr>
-                <w:rFonts w:ascii="Times New Roman" w:hAnsi="Times New Roman" w:cs="Times New Roman"/>
-                <w:sz w:val="24"/>
-                <w:szCs w:val="24"/>
-              </w:rPr>
-            </w:pPr>
+            <w:r/>
+            <w:r>
+              <w:rPr>
+                <w:rFonts w:ascii="Times New Roman" w:hAnsi="Times New Roman" w:eastAsia="Times New Roman" w:cs="Times New Roman"/>
+                <w:sz w:val="20"/>
+              </w:rPr>
+              <w:t>Да (точное десятичное хранение)</w:t>
+            </w:r>
           </w:p>
         </w:tc>
       </w:tr>
@@ -7853,18 +7771,11 @@
             <w:hideMark/>
           </w:tcPr>
           <w:p>
-            <w:pPr>
-              <w:rPr>
-                <w:rFonts w:ascii="Times New Roman" w:hAnsi="Times New Roman" w:cs="Times New Roman"/>
-                <w:sz w:val="24"/>
-                <w:szCs w:val="24"/>
-              </w:rPr>
-            </w:pPr>
-            <w:r>
-              <w:rPr>
-                <w:rFonts w:ascii="Times New Roman" w:hAnsi="Times New Roman" w:cs="Times New Roman"/>
-                <w:sz w:val="24"/>
-                <w:szCs w:val="24"/>
+            <w:r/>
+            <w:r>
+              <w:rPr>
+                <w:rFonts w:ascii="Times New Roman" w:hAnsi="Times New Roman" w:eastAsia="Times New Roman" w:cs="Times New Roman"/>
+                <w:sz w:val="20"/>
               </w:rPr>
               <w:t>Пример объявления</w:t>
             </w:r>
@@ -7883,35 +7794,37 @@
             <w:hideMark/>
           </w:tcPr>
           <w:p>
-            <w:pPr>
-              <w:rPr>
-                <w:rFonts w:ascii="Times New Roman" w:hAnsi="Times New Roman" w:cs="Times New Roman"/>
-                <w:sz w:val="24"/>
-                <w:szCs w:val="24"/>
-              </w:rPr>
-            </w:pPr>
-          </w:p>
-        </w:tc>
-        <w:tc>
-          <w:tcPr>
-            <w:tcW w:w="0" w:type="auto"/>
-            <w:tcMar>
-              <w:top w:w="150" w:type="dxa"/>
-              <w:left w:w="240" w:type="dxa"/>
-              <w:bottom w:w="150" w:type="dxa"/>
-              <w:right w:w="240" w:type="dxa"/>
-            </w:tcMar>
-            <w:vAlign w:val="center"/>
-            <w:hideMark/>
-          </w:tcPr>
-          <w:p>
-            <w:pPr>
-              <w:rPr>
-                <w:rFonts w:ascii="Times New Roman" w:hAnsi="Times New Roman" w:cs="Times New Roman"/>
-                <w:sz w:val="24"/>
-                <w:szCs w:val="24"/>
-              </w:rPr>
-            </w:pPr>
+            <w:r/>
+            <w:r>
+              <w:rPr>
+                <w:rFonts w:ascii="Times New Roman" w:hAnsi="Times New Roman" w:eastAsia="Times New Roman" w:cs="Times New Roman"/>
+                <w:sz w:val="20"/>
+              </w:rPr>
+              <w:t>float f = 1.5f;</w:t>
+            </w:r>
+          </w:p>
+        </w:tc>
+        <w:tc>
+          <w:tcPr>
+            <w:tcW w:w="0" w:type="auto"/>
+            <w:tcMar>
+              <w:top w:w="150" w:type="dxa"/>
+              <w:left w:w="240" w:type="dxa"/>
+              <w:bottom w:w="150" w:type="dxa"/>
+              <w:right w:w="240" w:type="dxa"/>
+            </w:tcMar>
+            <w:vAlign w:val="center"/>
+            <w:hideMark/>
+          </w:tcPr>
+          <w:p>
+            <w:r/>
+            <w:r>
+              <w:rPr>
+                <w:rFonts w:ascii="Times New Roman" w:hAnsi="Times New Roman" w:eastAsia="Times New Roman" w:cs="Times New Roman"/>
+                <w:sz w:val="20"/>
+              </w:rPr>
+              <w:t>double d = 1.75;</w:t>
+            </w:r>
           </w:p>
         </w:tc>
         <w:tc>
@@ -7927,13 +7840,14 @@
             <w:hideMark/>
           </w:tcPr>
           <w:p>
-            <w:pPr>
-              <w:rPr>
-                <w:rFonts w:ascii="Times New Roman" w:hAnsi="Times New Roman" w:cs="Times New Roman"/>
-                <w:sz w:val="24"/>
-                <w:szCs w:val="24"/>
-              </w:rPr>
-            </w:pPr>
+            <w:r/>
+            <w:r>
+              <w:rPr>
+                <w:rFonts w:ascii="Times New Roman" w:hAnsi="Times New Roman" w:eastAsia="Times New Roman" w:cs="Times New Roman"/>
+                <w:sz w:val="20"/>
+              </w:rPr>
+              <w:t>decimal price = 199.99m;</w:t>
+            </w:r>
           </w:p>
         </w:tc>
       </w:tr>
@@ -8224,18 +8138,11 @@
             <w:hideMark/>
           </w:tcPr>
           <w:p>
-            <w:pPr>
-              <w:rPr>
-                <w:rFonts w:ascii="Times New Roman" w:hAnsi="Times New Roman" w:cs="Times New Roman"/>
-                <w:sz w:val="24"/>
-                <w:szCs w:val="24"/>
-              </w:rPr>
-            </w:pPr>
-            <w:r>
-              <w:rPr>
-                <w:rFonts w:ascii="Times New Roman" w:hAnsi="Times New Roman" w:cs="Times New Roman"/>
-                <w:sz w:val="24"/>
-                <w:szCs w:val="24"/>
+            <w:r/>
+            <w:r>
+              <w:rPr>
+                <w:rFonts w:ascii="Times New Roman" w:hAnsi="Times New Roman" w:eastAsia="Times New Roman" w:cs="Times New Roman"/>
+                <w:sz w:val="20"/>
               </w:rPr>
               <w:t>1</w:t>
             </w:r>
@@ -8254,20 +8161,11 @@
             <w:hideMark/>
           </w:tcPr>
           <w:p>
-            <w:pPr>
-              <w:rPr>
-                <w:rFonts w:ascii="Times New Roman" w:hAnsi="Times New Roman" w:cs="Times New Roman"/>
-                <w:sz w:val="24"/>
-                <w:szCs w:val="24"/>
-                <w:lang w:val="en-US"/>
-              </w:rPr>
-            </w:pPr>
-            <w:r>
-              <w:rPr>
-                <w:rFonts w:ascii="Times New Roman" w:hAnsi="Times New Roman" w:cs="Times New Roman"/>
-                <w:sz w:val="24"/>
-                <w:szCs w:val="24"/>
-                <w:lang w:val="en-US"/>
+            <w:r/>
+            <w:r>
+              <w:rPr>
+                <w:rFonts w:ascii="Times New Roman" w:hAnsi="Times New Roman" w:eastAsia="Times New Roman" w:cs="Times New Roman"/>
+                <w:sz w:val="20"/>
               </w:rPr>
               <w:t>int a = 5; double b = a;</w:t>
             </w:r>
@@ -8286,37 +8184,37 @@
             <w:hideMark/>
           </w:tcPr>
           <w:p>
-            <w:pPr>
-              <w:rPr>
-                <w:rFonts w:ascii="Times New Roman" w:hAnsi="Times New Roman" w:cs="Times New Roman"/>
-                <w:sz w:val="24"/>
-                <w:szCs w:val="24"/>
-                <w:lang w:val="en-US"/>
-              </w:rPr>
-            </w:pPr>
-          </w:p>
-        </w:tc>
-        <w:tc>
-          <w:tcPr>
-            <w:tcW w:w="0" w:type="auto"/>
-            <w:tcMar>
-              <w:top w:w="150" w:type="dxa"/>
-              <w:left w:w="240" w:type="dxa"/>
-              <w:bottom w:w="150" w:type="dxa"/>
-              <w:right w:w="240" w:type="dxa"/>
-            </w:tcMar>
-            <w:vAlign w:val="center"/>
-            <w:hideMark/>
-          </w:tcPr>
-          <w:p>
-            <w:pPr>
-              <w:rPr>
-                <w:rFonts w:ascii="Times New Roman" w:hAnsi="Times New Roman" w:cs="Times New Roman"/>
-                <w:sz w:val="24"/>
-                <w:szCs w:val="24"/>
-                <w:lang w:val="en-US"/>
-              </w:rPr>
-            </w:pPr>
+            <w:r/>
+            <w:r>
+              <w:rPr>
+                <w:rFonts w:ascii="Times New Roman" w:hAnsi="Times New Roman" w:eastAsia="Times New Roman" w:cs="Times New Roman"/>
+                <w:sz w:val="20"/>
+              </w:rPr>
+              <w:t>b = 5.0</w:t>
+            </w:r>
+          </w:p>
+        </w:tc>
+        <w:tc>
+          <w:tcPr>
+            <w:tcW w:w="0" w:type="auto"/>
+            <w:tcMar>
+              <w:top w:w="150" w:type="dxa"/>
+              <w:left w:w="240" w:type="dxa"/>
+              <w:bottom w:w="150" w:type="dxa"/>
+              <w:right w:w="240" w:type="dxa"/>
+            </w:tcMar>
+            <w:vAlign w:val="center"/>
+            <w:hideMark/>
+          </w:tcPr>
+          <w:p>
+            <w:r/>
+            <w:r>
+              <w:rPr>
+                <w:rFonts w:ascii="Times New Roman" w:hAnsi="Times New Roman" w:eastAsia="Times New Roman" w:cs="Times New Roman"/>
+                <w:sz w:val="20"/>
+              </w:rPr>
+              <w:t>double</w:t>
+            </w:r>
           </w:p>
         </w:tc>
         <w:tc>
@@ -8332,14 +8230,14 @@
             <w:hideMark/>
           </w:tcPr>
           <w:p>
-            <w:pPr>
-              <w:rPr>
-                <w:rFonts w:ascii="Times New Roman" w:hAnsi="Times New Roman" w:cs="Times New Roman"/>
-                <w:sz w:val="24"/>
-                <w:szCs w:val="24"/>
-                <w:lang w:val="en-US"/>
-              </w:rPr>
-            </w:pPr>
+            <w:r/>
+            <w:r>
+              <w:rPr>
+                <w:rFonts w:ascii="Times New Roman" w:hAnsi="Times New Roman" w:eastAsia="Times New Roman" w:cs="Times New Roman"/>
+                <w:sz w:val="20"/>
+              </w:rPr>
+              <w:t>Неявное расширяющее преобразование int -&gt; double без потери данных</w:t>
+            </w:r>
           </w:p>
         </w:tc>
       </w:tr>
@@ -8357,18 +8255,11 @@
             <w:hideMark/>
           </w:tcPr>
           <w:p>
-            <w:pPr>
-              <w:rPr>
-                <w:rFonts w:ascii="Times New Roman" w:hAnsi="Times New Roman" w:cs="Times New Roman"/>
-                <w:sz w:val="24"/>
-                <w:szCs w:val="24"/>
-              </w:rPr>
-            </w:pPr>
-            <w:r>
-              <w:rPr>
-                <w:rFonts w:ascii="Times New Roman" w:hAnsi="Times New Roman" w:cs="Times New Roman"/>
-                <w:sz w:val="24"/>
-                <w:szCs w:val="24"/>
+            <w:r/>
+            <w:r>
+              <w:rPr>
+                <w:rFonts w:ascii="Times New Roman" w:hAnsi="Times New Roman" w:eastAsia="Times New Roman" w:cs="Times New Roman"/>
+                <w:sz w:val="20"/>
               </w:rPr>
               <w:t>2</w:t>
             </w:r>
@@ -8387,89 +8278,60 @@
             <w:hideMark/>
           </w:tcPr>
           <w:p>
-            <w:pPr>
-              <w:rPr>
-                <w:rFonts w:ascii="Times New Roman" w:hAnsi="Times New Roman" w:cs="Times New Roman"/>
-                <w:sz w:val="24"/>
-                <w:szCs w:val="24"/>
-                <w:lang w:val="en-US"/>
-              </w:rPr>
-            </w:pPr>
-            <w:r>
-              <w:rPr>
-                <w:rFonts w:ascii="Times New Roman" w:hAnsi="Times New Roman" w:cs="Times New Roman"/>
-                <w:sz w:val="24"/>
-                <w:szCs w:val="24"/>
-                <w:lang w:val="en-US"/>
-              </w:rPr>
-              <w:t xml:space="preserve">double d = 5.9; int </w:t>
-            </w:r>
-            <w:proofErr w:type="spellStart"/>
-            <w:r>
-              <w:rPr>
-                <w:rFonts w:ascii="Times New Roman" w:hAnsi="Times New Roman" w:cs="Times New Roman"/>
-                <w:sz w:val="24"/>
-                <w:szCs w:val="24"/>
-                <w:lang w:val="en-US"/>
-              </w:rPr>
-              <w:t>i</w:t>
-            </w:r>
-            <w:proofErr w:type="spellEnd"/>
-            <w:r>
-              <w:rPr>
-                <w:rFonts w:ascii="Times New Roman" w:hAnsi="Times New Roman" w:cs="Times New Roman"/>
-                <w:sz w:val="24"/>
-                <w:szCs w:val="24"/>
-                <w:lang w:val="en-US"/>
-              </w:rPr>
-              <w:t xml:space="preserve"> = (int)d;</w:t>
-            </w:r>
-          </w:p>
-        </w:tc>
-        <w:tc>
-          <w:tcPr>
-            <w:tcW w:w="0" w:type="auto"/>
-            <w:tcMar>
-              <w:top w:w="150" w:type="dxa"/>
-              <w:left w:w="240" w:type="dxa"/>
-              <w:bottom w:w="150" w:type="dxa"/>
-              <w:right w:w="240" w:type="dxa"/>
-            </w:tcMar>
-            <w:vAlign w:val="center"/>
-            <w:hideMark/>
-          </w:tcPr>
-          <w:p>
-            <w:pPr>
-              <w:rPr>
-                <w:rFonts w:ascii="Times New Roman" w:hAnsi="Times New Roman" w:cs="Times New Roman"/>
-                <w:sz w:val="24"/>
-                <w:szCs w:val="24"/>
-                <w:lang w:val="en-US"/>
-              </w:rPr>
-            </w:pPr>
-          </w:p>
-        </w:tc>
-        <w:tc>
-          <w:tcPr>
-            <w:tcW w:w="0" w:type="auto"/>
-            <w:tcMar>
-              <w:top w:w="150" w:type="dxa"/>
-              <w:left w:w="240" w:type="dxa"/>
-              <w:bottom w:w="150" w:type="dxa"/>
-              <w:right w:w="240" w:type="dxa"/>
-            </w:tcMar>
-            <w:vAlign w:val="center"/>
-            <w:hideMark/>
-          </w:tcPr>
-          <w:p>
-            <w:pPr>
-              <w:rPr>
-                <w:rFonts w:ascii="Times New Roman" w:hAnsi="Times New Roman" w:cs="Times New Roman"/>
-                <w:sz w:val="24"/>
-                <w:szCs w:val="24"/>
-                <w:lang w:val="en-US"/>
-              </w:rPr>
-            </w:pPr>
+            <w:r/>
+            <w:r>
+              <w:rPr>
+                <w:rFonts w:ascii="Times New Roman" w:hAnsi="Times New Roman" w:eastAsia="Times New Roman" w:cs="Times New Roman"/>
+                <w:sz w:val="20"/>
+              </w:rPr>
+              <w:t>double d = 5.9; int i = (int)d;</w:t>
+            </w:r>
+          </w:p>
+        </w:tc>
+        <w:tc>
+          <w:tcPr>
+            <w:tcW w:w="0" w:type="auto"/>
+            <w:tcMar>
+              <w:top w:w="150" w:type="dxa"/>
+              <w:left w:w="240" w:type="dxa"/>
+              <w:bottom w:w="150" w:type="dxa"/>
+              <w:right w:w="240" w:type="dxa"/>
+            </w:tcMar>
+            <w:vAlign w:val="center"/>
+            <w:hideMark/>
+          </w:tcPr>
+          <w:p>
+            <w:r/>
+            <w:r>
+              <w:rPr>
+                <w:rFonts w:ascii="Times New Roman" w:hAnsi="Times New Roman" w:eastAsia="Times New Roman" w:cs="Times New Roman"/>
+                <w:sz w:val="20"/>
+              </w:rPr>
+              <w:t>i = 5</w:t>
+            </w:r>
+          </w:p>
+        </w:tc>
+        <w:tc>
+          <w:tcPr>
+            <w:tcW w:w="0" w:type="auto"/>
+            <w:tcMar>
+              <w:top w:w="150" w:type="dxa"/>
+              <w:left w:w="240" w:type="dxa"/>
+              <w:bottom w:w="150" w:type="dxa"/>
+              <w:right w:w="240" w:type="dxa"/>
+            </w:tcMar>
+            <w:vAlign w:val="center"/>
+            <w:hideMark/>
+          </w:tcPr>
+          <w:p>
+            <w:r/>
+            <w:r>
+              <w:rPr>
+                <w:rFonts w:ascii="Times New Roman" w:hAnsi="Times New Roman" w:eastAsia="Times New Roman" w:cs="Times New Roman"/>
+                <w:sz w:val="20"/>
+              </w:rPr>
+              <w:t>int</w:t>
+            </w:r>
           </w:p>
         </w:tc>
         <w:tc>
@@ -8485,14 +8347,14 @@
             <w:hideMark/>
           </w:tcPr>
           <w:p>
-            <w:pPr>
-              <w:rPr>
-                <w:rFonts w:ascii="Times New Roman" w:hAnsi="Times New Roman" w:cs="Times New Roman"/>
-                <w:sz w:val="24"/>
-                <w:szCs w:val="24"/>
-                <w:lang w:val="en-US"/>
-              </w:rPr>
-            </w:pPr>
+            <w:r/>
+            <w:r>
+              <w:rPr>
+                <w:rFonts w:ascii="Times New Roman" w:hAnsi="Times New Roman" w:eastAsia="Times New Roman" w:cs="Times New Roman"/>
+                <w:sz w:val="20"/>
+              </w:rPr>
+              <w:t>Явное приведение: дробная часть .9 усекается (отбрасывается)</w:t>
+            </w:r>
           </w:p>
         </w:tc>
       </w:tr>
@@ -8510,18 +8372,11 @@
             <w:hideMark/>
           </w:tcPr>
           <w:p>
-            <w:pPr>
-              <w:rPr>
-                <w:rFonts w:ascii="Times New Roman" w:hAnsi="Times New Roman" w:cs="Times New Roman"/>
-                <w:sz w:val="24"/>
-                <w:szCs w:val="24"/>
-              </w:rPr>
-            </w:pPr>
-            <w:r>
-              <w:rPr>
-                <w:rFonts w:ascii="Times New Roman" w:hAnsi="Times New Roman" w:cs="Times New Roman"/>
-                <w:sz w:val="24"/>
-                <w:szCs w:val="24"/>
+            <w:r/>
+            <w:r>
+              <w:rPr>
+                <w:rFonts w:ascii="Times New Roman" w:hAnsi="Times New Roman" w:eastAsia="Times New Roman" w:cs="Times New Roman"/>
+                <w:sz w:val="20"/>
               </w:rPr>
               <w:t>3</w:t>
             </w:r>
@@ -8540,91 +8395,60 @@
             <w:hideMark/>
           </w:tcPr>
           <w:p>
-            <w:pPr>
-              <w:rPr>
-                <w:rFonts w:ascii="Times New Roman" w:hAnsi="Times New Roman" w:cs="Times New Roman"/>
-                <w:sz w:val="24"/>
-                <w:szCs w:val="24"/>
-                <w:lang w:val="en-US"/>
-              </w:rPr>
-            </w:pPr>
-            <w:r>
-              <w:rPr>
-                <w:rFonts w:ascii="Times New Roman" w:hAnsi="Times New Roman" w:cs="Times New Roman"/>
-                <w:sz w:val="24"/>
-                <w:szCs w:val="24"/>
-                <w:lang w:val="en-US"/>
-              </w:rPr>
-              <w:t xml:space="preserve">string s = "42"; int n = </w:t>
-            </w:r>
-            <w:proofErr w:type="spellStart"/>
-            <w:proofErr w:type="gramStart"/>
-            <w:r>
-              <w:rPr>
-                <w:rFonts w:ascii="Times New Roman" w:hAnsi="Times New Roman" w:cs="Times New Roman"/>
-                <w:sz w:val="24"/>
-                <w:szCs w:val="24"/>
-                <w:lang w:val="en-US"/>
-              </w:rPr>
-              <w:t>int.Parse</w:t>
-            </w:r>
-            <w:proofErr w:type="spellEnd"/>
-            <w:proofErr w:type="gramEnd"/>
-            <w:r>
-              <w:rPr>
-                <w:rFonts w:ascii="Times New Roman" w:hAnsi="Times New Roman" w:cs="Times New Roman"/>
-                <w:sz w:val="24"/>
-                <w:szCs w:val="24"/>
-                <w:lang w:val="en-US"/>
-              </w:rPr>
-              <w:t>(s);</w:t>
-            </w:r>
-          </w:p>
-        </w:tc>
-        <w:tc>
-          <w:tcPr>
-            <w:tcW w:w="0" w:type="auto"/>
-            <w:tcMar>
-              <w:top w:w="150" w:type="dxa"/>
-              <w:left w:w="240" w:type="dxa"/>
-              <w:bottom w:w="150" w:type="dxa"/>
-              <w:right w:w="240" w:type="dxa"/>
-            </w:tcMar>
-            <w:vAlign w:val="center"/>
-            <w:hideMark/>
-          </w:tcPr>
-          <w:p>
-            <w:pPr>
-              <w:rPr>
-                <w:rFonts w:ascii="Times New Roman" w:hAnsi="Times New Roman" w:cs="Times New Roman"/>
-                <w:sz w:val="24"/>
-                <w:szCs w:val="24"/>
-                <w:lang w:val="en-US"/>
-              </w:rPr>
-            </w:pPr>
-          </w:p>
-        </w:tc>
-        <w:tc>
-          <w:tcPr>
-            <w:tcW w:w="0" w:type="auto"/>
-            <w:tcMar>
-              <w:top w:w="150" w:type="dxa"/>
-              <w:left w:w="240" w:type="dxa"/>
-              <w:bottom w:w="150" w:type="dxa"/>
-              <w:right w:w="240" w:type="dxa"/>
-            </w:tcMar>
-            <w:vAlign w:val="center"/>
-            <w:hideMark/>
-          </w:tcPr>
-          <w:p>
-            <w:pPr>
-              <w:rPr>
-                <w:rFonts w:ascii="Times New Roman" w:hAnsi="Times New Roman" w:cs="Times New Roman"/>
-                <w:sz w:val="24"/>
-                <w:szCs w:val="24"/>
-                <w:lang w:val="en-US"/>
-              </w:rPr>
-            </w:pPr>
+            <w:r/>
+            <w:r>
+              <w:rPr>
+                <w:rFonts w:ascii="Times New Roman" w:hAnsi="Times New Roman" w:eastAsia="Times New Roman" w:cs="Times New Roman"/>
+                <w:sz w:val="20"/>
+              </w:rPr>
+              <w:t>string s = "42"; int n = int.Parse(s);</w:t>
+            </w:r>
+          </w:p>
+        </w:tc>
+        <w:tc>
+          <w:tcPr>
+            <w:tcW w:w="0" w:type="auto"/>
+            <w:tcMar>
+              <w:top w:w="150" w:type="dxa"/>
+              <w:left w:w="240" w:type="dxa"/>
+              <w:bottom w:w="150" w:type="dxa"/>
+              <w:right w:w="240" w:type="dxa"/>
+            </w:tcMar>
+            <w:vAlign w:val="center"/>
+            <w:hideMark/>
+          </w:tcPr>
+          <w:p>
+            <w:r/>
+            <w:r>
+              <w:rPr>
+                <w:rFonts w:ascii="Times New Roman" w:hAnsi="Times New Roman" w:eastAsia="Times New Roman" w:cs="Times New Roman"/>
+                <w:sz w:val="20"/>
+              </w:rPr>
+              <w:t>n = 42</w:t>
+            </w:r>
+          </w:p>
+        </w:tc>
+        <w:tc>
+          <w:tcPr>
+            <w:tcW w:w="0" w:type="auto"/>
+            <w:tcMar>
+              <w:top w:w="150" w:type="dxa"/>
+              <w:left w:w="240" w:type="dxa"/>
+              <w:bottom w:w="150" w:type="dxa"/>
+              <w:right w:w="240" w:type="dxa"/>
+            </w:tcMar>
+            <w:vAlign w:val="center"/>
+            <w:hideMark/>
+          </w:tcPr>
+          <w:p>
+            <w:r/>
+            <w:r>
+              <w:rPr>
+                <w:rFonts w:ascii="Times New Roman" w:hAnsi="Times New Roman" w:eastAsia="Times New Roman" w:cs="Times New Roman"/>
+                <w:sz w:val="20"/>
+              </w:rPr>
+              <w:t>int</w:t>
+            </w:r>
           </w:p>
         </w:tc>
         <w:tc>
@@ -8640,14 +8464,14 @@
             <w:hideMark/>
           </w:tcPr>
           <w:p>
-            <w:pPr>
-              <w:rPr>
-                <w:rFonts w:ascii="Times New Roman" w:hAnsi="Times New Roman" w:cs="Times New Roman"/>
-                <w:sz w:val="24"/>
-                <w:szCs w:val="24"/>
-                <w:lang w:val="en-US"/>
-              </w:rPr>
-            </w:pPr>
+            <w:r/>
+            <w:r>
+              <w:rPr>
+                <w:rFonts w:ascii="Times New Roman" w:hAnsi="Times New Roman" w:eastAsia="Times New Roman" w:cs="Times New Roman"/>
+                <w:sz w:val="20"/>
+              </w:rPr>
+              <w:t>Разбор строки "42" в целое число типа int</w:t>
+            </w:r>
           </w:p>
         </w:tc>
       </w:tr>
@@ -8665,18 +8489,11 @@
             <w:hideMark/>
           </w:tcPr>
           <w:p>
-            <w:pPr>
-              <w:rPr>
-                <w:rFonts w:ascii="Times New Roman" w:hAnsi="Times New Roman" w:cs="Times New Roman"/>
-                <w:sz w:val="24"/>
-                <w:szCs w:val="24"/>
-              </w:rPr>
-            </w:pPr>
-            <w:r>
-              <w:rPr>
-                <w:rFonts w:ascii="Times New Roman" w:hAnsi="Times New Roman" w:cs="Times New Roman"/>
-                <w:sz w:val="24"/>
-                <w:szCs w:val="24"/>
+            <w:r/>
+            <w:r>
+              <w:rPr>
+                <w:rFonts w:ascii="Times New Roman" w:hAnsi="Times New Roman" w:eastAsia="Times New Roman" w:cs="Times New Roman"/>
+                <w:sz w:val="20"/>
               </w:rPr>
               <w:t>4</w:t>
             </w:r>
@@ -8695,91 +8512,60 @@
             <w:hideMark/>
           </w:tcPr>
           <w:p>
-            <w:pPr>
-              <w:rPr>
-                <w:rFonts w:ascii="Times New Roman" w:hAnsi="Times New Roman" w:cs="Times New Roman"/>
-                <w:sz w:val="24"/>
-                <w:szCs w:val="24"/>
-                <w:lang w:val="en-US"/>
-              </w:rPr>
-            </w:pPr>
-            <w:r>
-              <w:rPr>
-                <w:rFonts w:ascii="Times New Roman" w:hAnsi="Times New Roman" w:cs="Times New Roman"/>
-                <w:sz w:val="24"/>
-                <w:szCs w:val="24"/>
-                <w:lang w:val="en-US"/>
-              </w:rPr>
-              <w:t xml:space="preserve">string s = "42.5"; bool ok = </w:t>
-            </w:r>
-            <w:proofErr w:type="spellStart"/>
-            <w:proofErr w:type="gramStart"/>
-            <w:r>
-              <w:rPr>
-                <w:rFonts w:ascii="Times New Roman" w:hAnsi="Times New Roman" w:cs="Times New Roman"/>
-                <w:sz w:val="24"/>
-                <w:szCs w:val="24"/>
-                <w:lang w:val="en-US"/>
-              </w:rPr>
-              <w:t>int.TryParse</w:t>
-            </w:r>
-            <w:proofErr w:type="spellEnd"/>
-            <w:proofErr w:type="gramEnd"/>
-            <w:r>
-              <w:rPr>
-                <w:rFonts w:ascii="Times New Roman" w:hAnsi="Times New Roman" w:cs="Times New Roman"/>
-                <w:sz w:val="24"/>
-                <w:szCs w:val="24"/>
-                <w:lang w:val="en-US"/>
-              </w:rPr>
-              <w:t>(s, out int n);</w:t>
-            </w:r>
-          </w:p>
-        </w:tc>
-        <w:tc>
-          <w:tcPr>
-            <w:tcW w:w="0" w:type="auto"/>
-            <w:tcMar>
-              <w:top w:w="150" w:type="dxa"/>
-              <w:left w:w="240" w:type="dxa"/>
-              <w:bottom w:w="150" w:type="dxa"/>
-              <w:right w:w="240" w:type="dxa"/>
-            </w:tcMar>
-            <w:vAlign w:val="center"/>
-            <w:hideMark/>
-          </w:tcPr>
-          <w:p>
-            <w:pPr>
-              <w:rPr>
-                <w:rFonts w:ascii="Times New Roman" w:hAnsi="Times New Roman" w:cs="Times New Roman"/>
-                <w:sz w:val="24"/>
-                <w:szCs w:val="24"/>
-                <w:lang w:val="en-US"/>
-              </w:rPr>
-            </w:pPr>
-          </w:p>
-        </w:tc>
-        <w:tc>
-          <w:tcPr>
-            <w:tcW w:w="0" w:type="auto"/>
-            <w:tcMar>
-              <w:top w:w="150" w:type="dxa"/>
-              <w:left w:w="240" w:type="dxa"/>
-              <w:bottom w:w="150" w:type="dxa"/>
-              <w:right w:w="240" w:type="dxa"/>
-            </w:tcMar>
-            <w:vAlign w:val="center"/>
-            <w:hideMark/>
-          </w:tcPr>
-          <w:p>
-            <w:pPr>
-              <w:rPr>
-                <w:rFonts w:ascii="Times New Roman" w:hAnsi="Times New Roman" w:cs="Times New Roman"/>
-                <w:sz w:val="24"/>
-                <w:szCs w:val="24"/>
-                <w:lang w:val="en-US"/>
-              </w:rPr>
-            </w:pPr>
+            <w:r/>
+            <w:r>
+              <w:rPr>
+                <w:rFonts w:ascii="Times New Roman" w:hAnsi="Times New Roman" w:eastAsia="Times New Roman" w:cs="Times New Roman"/>
+                <w:sz w:val="20"/>
+              </w:rPr>
+              <w:t>string s = "42.5"; bool ok = int.TryParse(s, out int n);</w:t>
+            </w:r>
+          </w:p>
+        </w:tc>
+        <w:tc>
+          <w:tcPr>
+            <w:tcW w:w="0" w:type="auto"/>
+            <w:tcMar>
+              <w:top w:w="150" w:type="dxa"/>
+              <w:left w:w="240" w:type="dxa"/>
+              <w:bottom w:w="150" w:type="dxa"/>
+              <w:right w:w="240" w:type="dxa"/>
+            </w:tcMar>
+            <w:vAlign w:val="center"/>
+            <w:hideMark/>
+          </w:tcPr>
+          <w:p>
+            <w:r/>
+            <w:r>
+              <w:rPr>
+                <w:rFonts w:ascii="Times New Roman" w:hAnsi="Times New Roman" w:eastAsia="Times New Roman" w:cs="Times New Roman"/>
+                <w:sz w:val="20"/>
+              </w:rPr>
+              <w:t>ok = false, n = 0</w:t>
+            </w:r>
+          </w:p>
+        </w:tc>
+        <w:tc>
+          <w:tcPr>
+            <w:tcW w:w="0" w:type="auto"/>
+            <w:tcMar>
+              <w:top w:w="150" w:type="dxa"/>
+              <w:left w:w="240" w:type="dxa"/>
+              <w:bottom w:w="150" w:type="dxa"/>
+              <w:right w:w="240" w:type="dxa"/>
+            </w:tcMar>
+            <w:vAlign w:val="center"/>
+            <w:hideMark/>
+          </w:tcPr>
+          <w:p>
+            <w:r/>
+            <w:r>
+              <w:rPr>
+                <w:rFonts w:ascii="Times New Roman" w:hAnsi="Times New Roman" w:eastAsia="Times New Roman" w:cs="Times New Roman"/>
+                <w:sz w:val="20"/>
+              </w:rPr>
+              <w:t>bool (ok), int (n)</w:t>
+            </w:r>
           </w:p>
         </w:tc>
         <w:tc>
@@ -8795,14 +8581,14 @@
             <w:hideMark/>
           </w:tcPr>
           <w:p>
-            <w:pPr>
-              <w:rPr>
-                <w:rFonts w:ascii="Times New Roman" w:hAnsi="Times New Roman" w:cs="Times New Roman"/>
-                <w:sz w:val="24"/>
-                <w:szCs w:val="24"/>
-                <w:lang w:val="en-US"/>
-              </w:rPr>
-            </w:pPr>
+            <w:r/>
+            <w:r>
+              <w:rPr>
+                <w:rFonts w:ascii="Times New Roman" w:hAnsi="Times New Roman" w:eastAsia="Times New Roman" w:cs="Times New Roman"/>
+                <w:sz w:val="20"/>
+              </w:rPr>
+              <w:t>Строка "42.5" не целое число: TryParse возвращает false, n = 0</w:t>
+            </w:r>
           </w:p>
         </w:tc>
       </w:tr>
@@ -8820,18 +8606,11 @@
             <w:hideMark/>
           </w:tcPr>
           <w:p>
-            <w:pPr>
-              <w:rPr>
-                <w:rFonts w:ascii="Times New Roman" w:hAnsi="Times New Roman" w:cs="Times New Roman"/>
-                <w:sz w:val="24"/>
-                <w:szCs w:val="24"/>
-              </w:rPr>
-            </w:pPr>
-            <w:r>
-              <w:rPr>
-                <w:rFonts w:ascii="Times New Roman" w:hAnsi="Times New Roman" w:cs="Times New Roman"/>
-                <w:sz w:val="24"/>
-                <w:szCs w:val="24"/>
+            <w:r/>
+            <w:r>
+              <w:rPr>
+                <w:rFonts w:ascii="Times New Roman" w:hAnsi="Times New Roman" w:eastAsia="Times New Roman" w:cs="Times New Roman"/>
+                <w:sz w:val="20"/>
               </w:rPr>
               <w:t>5</w:t>
             </w:r>
@@ -8850,75 +8629,60 @@
             <w:hideMark/>
           </w:tcPr>
           <w:p>
-            <w:pPr>
-              <w:rPr>
-                <w:rFonts w:ascii="Times New Roman" w:hAnsi="Times New Roman" w:cs="Times New Roman"/>
-                <w:sz w:val="24"/>
-                <w:szCs w:val="24"/>
-              </w:rPr>
-            </w:pPr>
-            <w:proofErr w:type="spellStart"/>
-            <w:r>
-              <w:rPr>
-                <w:rFonts w:ascii="Times New Roman" w:hAnsi="Times New Roman" w:cs="Times New Roman"/>
-                <w:sz w:val="24"/>
-                <w:szCs w:val="24"/>
+            <w:r/>
+            <w:r>
+              <w:rPr>
+                <w:rFonts w:ascii="Times New Roman" w:hAnsi="Times New Roman" w:eastAsia="Times New Roman" w:cs="Times New Roman"/>
+                <w:sz w:val="20"/>
+              </w:rPr>
+              <w:t>int n = Convert.ToInt32("123");</w:t>
+            </w:r>
+          </w:p>
+        </w:tc>
+        <w:tc>
+          <w:tcPr>
+            <w:tcW w:w="0" w:type="auto"/>
+            <w:tcMar>
+              <w:top w:w="150" w:type="dxa"/>
+              <w:left w:w="240" w:type="dxa"/>
+              <w:bottom w:w="150" w:type="dxa"/>
+              <w:right w:w="240" w:type="dxa"/>
+            </w:tcMar>
+            <w:vAlign w:val="center"/>
+            <w:hideMark/>
+          </w:tcPr>
+          <w:p>
+            <w:r/>
+            <w:r>
+              <w:rPr>
+                <w:rFonts w:ascii="Times New Roman" w:hAnsi="Times New Roman" w:eastAsia="Times New Roman" w:cs="Times New Roman"/>
+                <w:sz w:val="20"/>
+              </w:rPr>
+              <w:t>n = 123</w:t>
+            </w:r>
+          </w:p>
+        </w:tc>
+        <w:tc>
+          <w:tcPr>
+            <w:tcW w:w="0" w:type="auto"/>
+            <w:tcMar>
+              <w:top w:w="150" w:type="dxa"/>
+              <w:left w:w="240" w:type="dxa"/>
+              <w:bottom w:w="150" w:type="dxa"/>
+              <w:right w:w="240" w:type="dxa"/>
+            </w:tcMar>
+            <w:vAlign w:val="center"/>
+            <w:hideMark/>
+          </w:tcPr>
+          <w:p>
+            <w:r/>
+            <w:r>
+              <w:rPr>
+                <w:rFonts w:ascii="Times New Roman" w:hAnsi="Times New Roman" w:eastAsia="Times New Roman" w:cs="Times New Roman"/>
+                <w:sz w:val="20"/>
               </w:rPr>
               <w:t>int</w:t>
             </w:r>
-            <w:proofErr w:type="spellEnd"/>
-            <w:r>
-              <w:rPr>
-                <w:rFonts w:ascii="Times New Roman" w:hAnsi="Times New Roman" w:cs="Times New Roman"/>
-                <w:sz w:val="24"/>
-                <w:szCs w:val="24"/>
-              </w:rPr>
-              <w:t xml:space="preserve"> n = Convert.ToInt32("123");</w:t>
-            </w:r>
-          </w:p>
-        </w:tc>
-        <w:tc>
-          <w:tcPr>
-            <w:tcW w:w="0" w:type="auto"/>
-            <w:tcMar>
-              <w:top w:w="150" w:type="dxa"/>
-              <w:left w:w="240" w:type="dxa"/>
-              <w:bottom w:w="150" w:type="dxa"/>
-              <w:right w:w="240" w:type="dxa"/>
-            </w:tcMar>
-            <w:vAlign w:val="center"/>
-            <w:hideMark/>
-          </w:tcPr>
-          <w:p>
-            <w:pPr>
-              <w:rPr>
-                <w:rFonts w:ascii="Times New Roman" w:hAnsi="Times New Roman" w:cs="Times New Roman"/>
-                <w:sz w:val="24"/>
-                <w:szCs w:val="24"/>
-              </w:rPr>
-            </w:pPr>
-          </w:p>
-        </w:tc>
-        <w:tc>
-          <w:tcPr>
-            <w:tcW w:w="0" w:type="auto"/>
-            <w:tcMar>
-              <w:top w:w="150" w:type="dxa"/>
-              <w:left w:w="240" w:type="dxa"/>
-              <w:bottom w:w="150" w:type="dxa"/>
-              <w:right w:w="240" w:type="dxa"/>
-            </w:tcMar>
-            <w:vAlign w:val="center"/>
-            <w:hideMark/>
-          </w:tcPr>
-          <w:p>
-            <w:pPr>
-              <w:rPr>
-                <w:rFonts w:ascii="Times New Roman" w:hAnsi="Times New Roman" w:cs="Times New Roman"/>
-                <w:sz w:val="24"/>
-                <w:szCs w:val="24"/>
-              </w:rPr>
-            </w:pPr>
           </w:p>
         </w:tc>
         <w:tc>
@@ -8934,13 +8698,14 @@
             <w:hideMark/>
           </w:tcPr>
           <w:p>
-            <w:pPr>
-              <w:rPr>
-                <w:rFonts w:ascii="Times New Roman" w:hAnsi="Times New Roman" w:cs="Times New Roman"/>
-                <w:sz w:val="24"/>
-                <w:szCs w:val="24"/>
-              </w:rPr>
-            </w:pPr>
+            <w:r/>
+            <w:r>
+              <w:rPr>
+                <w:rFonts w:ascii="Times New Roman" w:hAnsi="Times New Roman" w:eastAsia="Times New Roman" w:cs="Times New Roman"/>
+                <w:sz w:val="20"/>
+              </w:rPr>
+              <w:t>Преобразование строки "123" в 32-битное целое int</w:t>
+            </w:r>
           </w:p>
         </w:tc>
       </w:tr>
@@ -8958,18 +8723,11 @@
             <w:hideMark/>
           </w:tcPr>
           <w:p>
-            <w:pPr>
-              <w:rPr>
-                <w:rFonts w:ascii="Times New Roman" w:hAnsi="Times New Roman" w:cs="Times New Roman"/>
-                <w:sz w:val="24"/>
-                <w:szCs w:val="24"/>
-              </w:rPr>
-            </w:pPr>
-            <w:r>
-              <w:rPr>
-                <w:rFonts w:ascii="Times New Roman" w:hAnsi="Times New Roman" w:cs="Times New Roman"/>
-                <w:sz w:val="24"/>
-                <w:szCs w:val="24"/>
+            <w:r/>
+            <w:r>
+              <w:rPr>
+                <w:rFonts w:ascii="Times New Roman" w:hAnsi="Times New Roman" w:eastAsia="Times New Roman" w:cs="Times New Roman"/>
+                <w:sz w:val="20"/>
               </w:rPr>
               <w:t>6</w:t>
             </w:r>
@@ -8988,20 +8746,11 @@
             <w:hideMark/>
           </w:tcPr>
           <w:p>
-            <w:pPr>
-              <w:rPr>
-                <w:rFonts w:ascii="Times New Roman" w:hAnsi="Times New Roman" w:cs="Times New Roman"/>
-                <w:sz w:val="24"/>
-                <w:szCs w:val="24"/>
-                <w:lang w:val="en-US"/>
-              </w:rPr>
-            </w:pPr>
-            <w:r>
-              <w:rPr>
-                <w:rFonts w:ascii="Times New Roman" w:hAnsi="Times New Roman" w:cs="Times New Roman"/>
-                <w:sz w:val="24"/>
-                <w:szCs w:val="24"/>
-                <w:lang w:val="en-US"/>
+            <w:r/>
+            <w:r>
+              <w:rPr>
+                <w:rFonts w:ascii="Times New Roman" w:hAnsi="Times New Roman" w:eastAsia="Times New Roman" w:cs="Times New Roman"/>
+                <w:sz w:val="20"/>
               </w:rPr>
               <w:t>char c = 'A'; int code = c;</w:t>
             </w:r>
@@ -9020,37 +8769,37 @@
             <w:hideMark/>
           </w:tcPr>
           <w:p>
-            <w:pPr>
-              <w:rPr>
-                <w:rFonts w:ascii="Times New Roman" w:hAnsi="Times New Roman" w:cs="Times New Roman"/>
-                <w:sz w:val="24"/>
-                <w:szCs w:val="24"/>
-                <w:lang w:val="en-US"/>
-              </w:rPr>
-            </w:pPr>
-          </w:p>
-        </w:tc>
-        <w:tc>
-          <w:tcPr>
-            <w:tcW w:w="0" w:type="auto"/>
-            <w:tcMar>
-              <w:top w:w="150" w:type="dxa"/>
-              <w:left w:w="240" w:type="dxa"/>
-              <w:bottom w:w="150" w:type="dxa"/>
-              <w:right w:w="240" w:type="dxa"/>
-            </w:tcMar>
-            <w:vAlign w:val="center"/>
-            <w:hideMark/>
-          </w:tcPr>
-          <w:p>
-            <w:pPr>
-              <w:rPr>
-                <w:rFonts w:ascii="Times New Roman" w:hAnsi="Times New Roman" w:cs="Times New Roman"/>
-                <w:sz w:val="24"/>
-                <w:szCs w:val="24"/>
-                <w:lang w:val="en-US"/>
-              </w:rPr>
-            </w:pPr>
+            <w:r/>
+            <w:r>
+              <w:rPr>
+                <w:rFonts w:ascii="Times New Roman" w:hAnsi="Times New Roman" w:eastAsia="Times New Roman" w:cs="Times New Roman"/>
+                <w:sz w:val="20"/>
+              </w:rPr>
+              <w:t>code = 65</w:t>
+            </w:r>
+          </w:p>
+        </w:tc>
+        <w:tc>
+          <w:tcPr>
+            <w:tcW w:w="0" w:type="auto"/>
+            <w:tcMar>
+              <w:top w:w="150" w:type="dxa"/>
+              <w:left w:w="240" w:type="dxa"/>
+              <w:bottom w:w="150" w:type="dxa"/>
+              <w:right w:w="240" w:type="dxa"/>
+            </w:tcMar>
+            <w:vAlign w:val="center"/>
+            <w:hideMark/>
+          </w:tcPr>
+          <w:p>
+            <w:r/>
+            <w:r>
+              <w:rPr>
+                <w:rFonts w:ascii="Times New Roman" w:hAnsi="Times New Roman" w:eastAsia="Times New Roman" w:cs="Times New Roman"/>
+                <w:sz w:val="20"/>
+              </w:rPr>
+              <w:t>int</w:t>
+            </w:r>
           </w:p>
         </w:tc>
         <w:tc>
@@ -9066,14 +8815,14 @@
             <w:hideMark/>
           </w:tcPr>
           <w:p>
-            <w:pPr>
-              <w:rPr>
-                <w:rFonts w:ascii="Times New Roman" w:hAnsi="Times New Roman" w:cs="Times New Roman"/>
-                <w:sz w:val="24"/>
-                <w:szCs w:val="24"/>
-                <w:lang w:val="en-US"/>
-              </w:rPr>
-            </w:pPr>
+            <w:r/>
+            <w:r>
+              <w:rPr>
+                <w:rFonts w:ascii="Times New Roman" w:hAnsi="Times New Roman" w:eastAsia="Times New Roman" w:cs="Times New Roman"/>
+                <w:sz w:val="20"/>
+              </w:rPr>
+              <w:t>Неявное преобразование char в код символа ASCII/UTF-16 ('A' = 65)</w:t>
+            </w:r>
           </w:p>
         </w:tc>
       </w:tr>
@@ -9091,18 +8840,11 @@
             <w:hideMark/>
           </w:tcPr>
           <w:p>
-            <w:pPr>
-              <w:rPr>
-                <w:rFonts w:ascii="Times New Roman" w:hAnsi="Times New Roman" w:cs="Times New Roman"/>
-                <w:sz w:val="24"/>
-                <w:szCs w:val="24"/>
-              </w:rPr>
-            </w:pPr>
-            <w:r>
-              <w:rPr>
-                <w:rFonts w:ascii="Times New Roman" w:hAnsi="Times New Roman" w:cs="Times New Roman"/>
-                <w:sz w:val="24"/>
-                <w:szCs w:val="24"/>
+            <w:r/>
+            <w:r>
+              <w:rPr>
+                <w:rFonts w:ascii="Times New Roman" w:hAnsi="Times New Roman" w:eastAsia="Times New Roman" w:cs="Times New Roman"/>
+                <w:sz w:val="20"/>
               </w:rPr>
               <w:t>7</w:t>
             </w:r>
@@ -9121,20 +8863,11 @@
             <w:hideMark/>
           </w:tcPr>
           <w:p>
-            <w:pPr>
-              <w:rPr>
-                <w:rFonts w:ascii="Times New Roman" w:hAnsi="Times New Roman" w:cs="Times New Roman"/>
-                <w:sz w:val="24"/>
-                <w:szCs w:val="24"/>
-                <w:lang w:val="en-US"/>
-              </w:rPr>
-            </w:pPr>
-            <w:r>
-              <w:rPr>
-                <w:rFonts w:ascii="Times New Roman" w:hAnsi="Times New Roman" w:cs="Times New Roman"/>
-                <w:sz w:val="24"/>
-                <w:szCs w:val="24"/>
-                <w:lang w:val="en-US"/>
+            <w:r/>
+            <w:r>
+              <w:rPr>
+                <w:rFonts w:ascii="Times New Roman" w:hAnsi="Times New Roman" w:eastAsia="Times New Roman" w:cs="Times New Roman"/>
+                <w:sz w:val="20"/>
               </w:rPr>
               <w:t>int x = 300; byte y = (byte)x;</w:t>
             </w:r>
@@ -9153,37 +8886,37 @@
             <w:hideMark/>
           </w:tcPr>
           <w:p>
-            <w:pPr>
-              <w:rPr>
-                <w:rFonts w:ascii="Times New Roman" w:hAnsi="Times New Roman" w:cs="Times New Roman"/>
-                <w:sz w:val="24"/>
-                <w:szCs w:val="24"/>
-                <w:lang w:val="en-US"/>
-              </w:rPr>
-            </w:pPr>
-          </w:p>
-        </w:tc>
-        <w:tc>
-          <w:tcPr>
-            <w:tcW w:w="0" w:type="auto"/>
-            <w:tcMar>
-              <w:top w:w="150" w:type="dxa"/>
-              <w:left w:w="240" w:type="dxa"/>
-              <w:bottom w:w="150" w:type="dxa"/>
-              <w:right w:w="240" w:type="dxa"/>
-            </w:tcMar>
-            <w:vAlign w:val="center"/>
-            <w:hideMark/>
-          </w:tcPr>
-          <w:p>
-            <w:pPr>
-              <w:rPr>
-                <w:rFonts w:ascii="Times New Roman" w:hAnsi="Times New Roman" w:cs="Times New Roman"/>
-                <w:sz w:val="24"/>
-                <w:szCs w:val="24"/>
-                <w:lang w:val="en-US"/>
-              </w:rPr>
-            </w:pPr>
+            <w:r/>
+            <w:r>
+              <w:rPr>
+                <w:rFonts w:ascii="Times New Roman" w:hAnsi="Times New Roman" w:eastAsia="Times New Roman" w:cs="Times New Roman"/>
+                <w:sz w:val="20"/>
+              </w:rPr>
+              <w:t>y = 44</w:t>
+            </w:r>
+          </w:p>
+        </w:tc>
+        <w:tc>
+          <w:tcPr>
+            <w:tcW w:w="0" w:type="auto"/>
+            <w:tcMar>
+              <w:top w:w="150" w:type="dxa"/>
+              <w:left w:w="240" w:type="dxa"/>
+              <w:bottom w:w="150" w:type="dxa"/>
+              <w:right w:w="240" w:type="dxa"/>
+            </w:tcMar>
+            <w:vAlign w:val="center"/>
+            <w:hideMark/>
+          </w:tcPr>
+          <w:p>
+            <w:r/>
+            <w:r>
+              <w:rPr>
+                <w:rFonts w:ascii="Times New Roman" w:hAnsi="Times New Roman" w:eastAsia="Times New Roman" w:cs="Times New Roman"/>
+                <w:sz w:val="20"/>
+              </w:rPr>
+              <w:t>byte</w:t>
+            </w:r>
           </w:p>
         </w:tc>
         <w:tc>
@@ -9199,14 +8932,14 @@
             <w:hideMark/>
           </w:tcPr>
           <w:p>
-            <w:pPr>
-              <w:rPr>
-                <w:rFonts w:ascii="Times New Roman" w:hAnsi="Times New Roman" w:cs="Times New Roman"/>
-                <w:sz w:val="24"/>
-                <w:szCs w:val="24"/>
-                <w:lang w:val="en-US"/>
-              </w:rPr>
-            </w:pPr>
+            <w:r/>
+            <w:r>
+              <w:rPr>
+                <w:rFonts w:ascii="Times New Roman" w:hAnsi="Times New Roman" w:eastAsia="Times New Roman" w:cs="Times New Roman"/>
+                <w:sz w:val="20"/>
+              </w:rPr>
+              <w:t>Явное сужение в unchecked: 300 mod 256 = 44 (переполнение byte)</w:t>
+            </w:r>
           </w:p>
         </w:tc>
       </w:tr>
@@ -9224,18 +8957,11 @@
             <w:hideMark/>
           </w:tcPr>
           <w:p>
-            <w:pPr>
-              <w:rPr>
-                <w:rFonts w:ascii="Times New Roman" w:hAnsi="Times New Roman" w:cs="Times New Roman"/>
-                <w:sz w:val="24"/>
-                <w:szCs w:val="24"/>
-              </w:rPr>
-            </w:pPr>
-            <w:r>
-              <w:rPr>
-                <w:rFonts w:ascii="Times New Roman" w:hAnsi="Times New Roman" w:cs="Times New Roman"/>
-                <w:sz w:val="24"/>
-                <w:szCs w:val="24"/>
+            <w:r/>
+            <w:r>
+              <w:rPr>
+                <w:rFonts w:ascii="Times New Roman" w:hAnsi="Times New Roman" w:eastAsia="Times New Roman" w:cs="Times New Roman"/>
+                <w:sz w:val="20"/>
               </w:rPr>
               <w:t>8</w:t>
             </w:r>
@@ -9254,20 +8980,11 @@
             <w:hideMark/>
           </w:tcPr>
           <w:p>
-            <w:pPr>
-              <w:rPr>
-                <w:rFonts w:ascii="Times New Roman" w:hAnsi="Times New Roman" w:cs="Times New Roman"/>
-                <w:sz w:val="24"/>
-                <w:szCs w:val="24"/>
-                <w:lang w:val="en-US"/>
-              </w:rPr>
-            </w:pPr>
-            <w:r>
-              <w:rPr>
-                <w:rFonts w:ascii="Times New Roman" w:hAnsi="Times New Roman" w:cs="Times New Roman"/>
-                <w:sz w:val="24"/>
-                <w:szCs w:val="24"/>
-                <w:lang w:val="en-US"/>
+            <w:r/>
+            <w:r>
+              <w:rPr>
+                <w:rFonts w:ascii="Times New Roman" w:hAnsi="Times New Roman" w:eastAsia="Times New Roman" w:cs="Times New Roman"/>
+                <w:sz w:val="20"/>
               </w:rPr>
               <w:t>decimal m = 10.5m; double d = (double)m;</w:t>
             </w:r>
@@ -9286,37 +9003,37 @@
             <w:hideMark/>
           </w:tcPr>
           <w:p>
-            <w:pPr>
-              <w:rPr>
-                <w:rFonts w:ascii="Times New Roman" w:hAnsi="Times New Roman" w:cs="Times New Roman"/>
-                <w:sz w:val="24"/>
-                <w:szCs w:val="24"/>
-                <w:lang w:val="en-US"/>
-              </w:rPr>
-            </w:pPr>
-          </w:p>
-        </w:tc>
-        <w:tc>
-          <w:tcPr>
-            <w:tcW w:w="0" w:type="auto"/>
-            <w:tcMar>
-              <w:top w:w="150" w:type="dxa"/>
-              <w:left w:w="240" w:type="dxa"/>
-              <w:bottom w:w="150" w:type="dxa"/>
-              <w:right w:w="240" w:type="dxa"/>
-            </w:tcMar>
-            <w:vAlign w:val="center"/>
-            <w:hideMark/>
-          </w:tcPr>
-          <w:p>
-            <w:pPr>
-              <w:rPr>
-                <w:rFonts w:ascii="Times New Roman" w:hAnsi="Times New Roman" w:cs="Times New Roman"/>
-                <w:sz w:val="24"/>
-                <w:szCs w:val="24"/>
-                <w:lang w:val="en-US"/>
-              </w:rPr>
-            </w:pPr>
+            <w:r/>
+            <w:r>
+              <w:rPr>
+                <w:rFonts w:ascii="Times New Roman" w:hAnsi="Times New Roman" w:eastAsia="Times New Roman" w:cs="Times New Roman"/>
+                <w:sz w:val="20"/>
+              </w:rPr>
+              <w:t>d = 10.5</w:t>
+            </w:r>
+          </w:p>
+        </w:tc>
+        <w:tc>
+          <w:tcPr>
+            <w:tcW w:w="0" w:type="auto"/>
+            <w:tcMar>
+              <w:top w:w="150" w:type="dxa"/>
+              <w:left w:w="240" w:type="dxa"/>
+              <w:bottom w:w="150" w:type="dxa"/>
+              <w:right w:w="240" w:type="dxa"/>
+            </w:tcMar>
+            <w:vAlign w:val="center"/>
+            <w:hideMark/>
+          </w:tcPr>
+          <w:p>
+            <w:r/>
+            <w:r>
+              <w:rPr>
+                <w:rFonts w:ascii="Times New Roman" w:hAnsi="Times New Roman" w:eastAsia="Times New Roman" w:cs="Times New Roman"/>
+                <w:sz w:val="20"/>
+              </w:rPr>
+              <w:t>double</w:t>
+            </w:r>
           </w:p>
         </w:tc>
         <w:tc>
@@ -9332,14 +9049,14 @@
             <w:hideMark/>
           </w:tcPr>
           <w:p>
-            <w:pPr>
-              <w:rPr>
-                <w:rFonts w:ascii="Times New Roman" w:hAnsi="Times New Roman" w:cs="Times New Roman"/>
-                <w:sz w:val="24"/>
-                <w:szCs w:val="24"/>
-                <w:lang w:val="en-US"/>
-              </w:rPr>
-            </w:pPr>
+            <w:r/>
+            <w:r>
+              <w:rPr>
+                <w:rFonts w:ascii="Times New Roman" w:hAnsi="Times New Roman" w:eastAsia="Times New Roman" w:cs="Times New Roman"/>
+                <w:sz w:val="20"/>
+              </w:rPr>
+              <w:t>Явное преобразование из десятичного decimal в двоичный double</w:t>
+            </w:r>
           </w:p>
         </w:tc>
       </w:tr>
@@ -9587,18 +9304,11 @@
             <w:hideMark/>
           </w:tcPr>
           <w:p>
-            <w:pPr>
-              <w:rPr>
-                <w:rFonts w:ascii="Times New Roman" w:hAnsi="Times New Roman" w:cs="Times New Roman"/>
-                <w:sz w:val="24"/>
-                <w:szCs w:val="24"/>
-              </w:rPr>
-            </w:pPr>
-            <w:r>
-              <w:rPr>
-                <w:rFonts w:ascii="Times New Roman" w:hAnsi="Times New Roman" w:cs="Times New Roman"/>
-                <w:sz w:val="24"/>
-                <w:szCs w:val="24"/>
+            <w:r/>
+            <w:r>
+              <w:rPr>
+                <w:rFonts w:ascii="Times New Roman" w:hAnsi="Times New Roman" w:eastAsia="Times New Roman" w:cs="Times New Roman"/>
+                <w:sz w:val="20"/>
               </w:rPr>
               <w:t>Арифметические</w:t>
             </w:r>
@@ -9617,57 +9327,60 @@
             <w:hideMark/>
           </w:tcPr>
           <w:p>
-            <w:pPr>
-              <w:rPr>
-                <w:rFonts w:ascii="Times New Roman" w:hAnsi="Times New Roman" w:cs="Times New Roman"/>
-                <w:sz w:val="24"/>
-                <w:szCs w:val="24"/>
-              </w:rPr>
-            </w:pPr>
-          </w:p>
-        </w:tc>
-        <w:tc>
-          <w:tcPr>
-            <w:tcW w:w="0" w:type="auto"/>
-            <w:tcMar>
-              <w:top w:w="150" w:type="dxa"/>
-              <w:left w:w="240" w:type="dxa"/>
-              <w:bottom w:w="150" w:type="dxa"/>
-              <w:right w:w="240" w:type="dxa"/>
-            </w:tcMar>
-            <w:vAlign w:val="center"/>
-            <w:hideMark/>
-          </w:tcPr>
-          <w:p>
-            <w:pPr>
-              <w:rPr>
-                <w:rFonts w:ascii="Times New Roman" w:hAnsi="Times New Roman" w:cs="Times New Roman"/>
-                <w:sz w:val="24"/>
-                <w:szCs w:val="24"/>
-              </w:rPr>
-            </w:pPr>
-          </w:p>
-        </w:tc>
-        <w:tc>
-          <w:tcPr>
-            <w:tcW w:w="0" w:type="auto"/>
-            <w:tcMar>
-              <w:top w:w="150" w:type="dxa"/>
-              <w:left w:w="240" w:type="dxa"/>
-              <w:bottom w:w="150" w:type="dxa"/>
-              <w:right w:w="240" w:type="dxa"/>
-            </w:tcMar>
-            <w:vAlign w:val="center"/>
-            <w:hideMark/>
-          </w:tcPr>
-          <w:p>
-            <w:pPr>
-              <w:rPr>
-                <w:rFonts w:ascii="Times New Roman" w:hAnsi="Times New Roman" w:cs="Times New Roman"/>
-                <w:sz w:val="24"/>
-                <w:szCs w:val="24"/>
-              </w:rPr>
-            </w:pPr>
+            <w:r/>
+            <w:r>
+              <w:rPr>
+                <w:rFonts w:ascii="Times New Roman" w:hAnsi="Times New Roman" w:eastAsia="Times New Roman" w:cs="Times New Roman"/>
+                <w:sz w:val="20"/>
+              </w:rPr>
+              <w:t>+, -, *, /, %</w:t>
+            </w:r>
+          </w:p>
+        </w:tc>
+        <w:tc>
+          <w:tcPr>
+            <w:tcW w:w="0" w:type="auto"/>
+            <w:tcMar>
+              <w:top w:w="150" w:type="dxa"/>
+              <w:left w:w="240" w:type="dxa"/>
+              <w:bottom w:w="150" w:type="dxa"/>
+              <w:right w:w="240" w:type="dxa"/>
+            </w:tcMar>
+            <w:vAlign w:val="center"/>
+            <w:hideMark/>
+          </w:tcPr>
+          <w:p>
+            <w:r/>
+            <w:r>
+              <w:rPr>
+                <w:rFonts w:ascii="Times New Roman" w:hAnsi="Times New Roman" w:eastAsia="Times New Roman" w:cs="Times New Roman"/>
+                <w:sz w:val="20"/>
+              </w:rPr>
+              <w:t>Математические вычисления</w:t>
+            </w:r>
+          </w:p>
+        </w:tc>
+        <w:tc>
+          <w:tcPr>
+            <w:tcW w:w="0" w:type="auto"/>
+            <w:tcMar>
+              <w:top w:w="150" w:type="dxa"/>
+              <w:left w:w="240" w:type="dxa"/>
+              <w:bottom w:w="150" w:type="dxa"/>
+              <w:right w:w="240" w:type="dxa"/>
+            </w:tcMar>
+            <w:vAlign w:val="center"/>
+            <w:hideMark/>
+          </w:tcPr>
+          <w:p>
+            <w:r/>
+            <w:r>
+              <w:rPr>
+                <w:rFonts w:ascii="Times New Roman" w:hAnsi="Times New Roman" w:eastAsia="Times New Roman" w:cs="Times New Roman"/>
+                <w:sz w:val="20"/>
+              </w:rPr>
+              <w:t>17 % 5</w:t>
+            </w:r>
           </w:p>
         </w:tc>
         <w:tc>
@@ -9683,13 +9396,14 @@
             <w:hideMark/>
           </w:tcPr>
           <w:p>
-            <w:pPr>
-              <w:rPr>
-                <w:rFonts w:ascii="Times New Roman" w:hAnsi="Times New Roman" w:cs="Times New Roman"/>
-                <w:sz w:val="24"/>
-                <w:szCs w:val="24"/>
-              </w:rPr>
-            </w:pPr>
+            <w:r/>
+            <w:r>
+              <w:rPr>
+                <w:rFonts w:ascii="Times New Roman" w:hAnsi="Times New Roman" w:eastAsia="Times New Roman" w:cs="Times New Roman"/>
+                <w:sz w:val="20"/>
+              </w:rPr>
+              <w:t>2</w:t>
+            </w:r>
           </w:p>
         </w:tc>
       </w:tr>
@@ -9707,18 +9421,11 @@
             <w:hideMark/>
           </w:tcPr>
           <w:p>
-            <w:pPr>
-              <w:rPr>
-                <w:rFonts w:ascii="Times New Roman" w:hAnsi="Times New Roman" w:cs="Times New Roman"/>
-                <w:sz w:val="24"/>
-                <w:szCs w:val="24"/>
-              </w:rPr>
-            </w:pPr>
-            <w:r>
-              <w:rPr>
-                <w:rFonts w:ascii="Times New Roman" w:hAnsi="Times New Roman" w:cs="Times New Roman"/>
-                <w:sz w:val="24"/>
-                <w:szCs w:val="24"/>
+            <w:r/>
+            <w:r>
+              <w:rPr>
+                <w:rFonts w:ascii="Times New Roman" w:hAnsi="Times New Roman" w:eastAsia="Times New Roman" w:cs="Times New Roman"/>
+                <w:sz w:val="20"/>
               </w:rPr>
               <w:t>Сравнения</w:t>
             </w:r>
@@ -9737,57 +9444,60 @@
             <w:hideMark/>
           </w:tcPr>
           <w:p>
-            <w:pPr>
-              <w:rPr>
-                <w:rFonts w:ascii="Times New Roman" w:hAnsi="Times New Roman" w:cs="Times New Roman"/>
-                <w:sz w:val="24"/>
-                <w:szCs w:val="24"/>
-              </w:rPr>
-            </w:pPr>
-          </w:p>
-        </w:tc>
-        <w:tc>
-          <w:tcPr>
-            <w:tcW w:w="0" w:type="auto"/>
-            <w:tcMar>
-              <w:top w:w="150" w:type="dxa"/>
-              <w:left w:w="240" w:type="dxa"/>
-              <w:bottom w:w="150" w:type="dxa"/>
-              <w:right w:w="240" w:type="dxa"/>
-            </w:tcMar>
-            <w:vAlign w:val="center"/>
-            <w:hideMark/>
-          </w:tcPr>
-          <w:p>
-            <w:pPr>
-              <w:rPr>
-                <w:rFonts w:ascii="Times New Roman" w:hAnsi="Times New Roman" w:cs="Times New Roman"/>
-                <w:sz w:val="24"/>
-                <w:szCs w:val="24"/>
-              </w:rPr>
-            </w:pPr>
-          </w:p>
-        </w:tc>
-        <w:tc>
-          <w:tcPr>
-            <w:tcW w:w="0" w:type="auto"/>
-            <w:tcMar>
-              <w:top w:w="150" w:type="dxa"/>
-              <w:left w:w="240" w:type="dxa"/>
-              <w:bottom w:w="150" w:type="dxa"/>
-              <w:right w:w="240" w:type="dxa"/>
-            </w:tcMar>
-            <w:vAlign w:val="center"/>
-            <w:hideMark/>
-          </w:tcPr>
-          <w:p>
-            <w:pPr>
-              <w:rPr>
-                <w:rFonts w:ascii="Times New Roman" w:hAnsi="Times New Roman" w:cs="Times New Roman"/>
-                <w:sz w:val="24"/>
-                <w:szCs w:val="24"/>
-              </w:rPr>
-            </w:pPr>
+            <w:r/>
+            <w:r>
+              <w:rPr>
+                <w:rFonts w:ascii="Times New Roman" w:hAnsi="Times New Roman" w:eastAsia="Times New Roman" w:cs="Times New Roman"/>
+                <w:sz w:val="20"/>
+              </w:rPr>
+              <w:t>==, !=, &gt;, &lt;, &gt;=, &lt;=</w:t>
+            </w:r>
+          </w:p>
+        </w:tc>
+        <w:tc>
+          <w:tcPr>
+            <w:tcW w:w="0" w:type="auto"/>
+            <w:tcMar>
+              <w:top w:w="150" w:type="dxa"/>
+              <w:left w:w="240" w:type="dxa"/>
+              <w:bottom w:w="150" w:type="dxa"/>
+              <w:right w:w="240" w:type="dxa"/>
+            </w:tcMar>
+            <w:vAlign w:val="center"/>
+            <w:hideMark/>
+          </w:tcPr>
+          <w:p>
+            <w:r/>
+            <w:r>
+              <w:rPr>
+                <w:rFonts w:ascii="Times New Roman" w:hAnsi="Times New Roman" w:eastAsia="Times New Roman" w:cs="Times New Roman"/>
+                <w:sz w:val="20"/>
+              </w:rPr>
+              <w:t>Сравнение двух значений</w:t>
+            </w:r>
+          </w:p>
+        </w:tc>
+        <w:tc>
+          <w:tcPr>
+            <w:tcW w:w="0" w:type="auto"/>
+            <w:tcMar>
+              <w:top w:w="150" w:type="dxa"/>
+              <w:left w:w="240" w:type="dxa"/>
+              <w:bottom w:w="150" w:type="dxa"/>
+              <w:right w:w="240" w:type="dxa"/>
+            </w:tcMar>
+            <w:vAlign w:val="center"/>
+            <w:hideMark/>
+          </w:tcPr>
+          <w:p>
+            <w:r/>
+            <w:r>
+              <w:rPr>
+                <w:rFonts w:ascii="Times New Roman" w:hAnsi="Times New Roman" w:eastAsia="Times New Roman" w:cs="Times New Roman"/>
+                <w:sz w:val="20"/>
+              </w:rPr>
+              <w:t>10 &gt; 7</w:t>
+            </w:r>
           </w:p>
         </w:tc>
         <w:tc>
@@ -9803,13 +9513,14 @@
             <w:hideMark/>
           </w:tcPr>
           <w:p>
-            <w:pPr>
-              <w:rPr>
-                <w:rFonts w:ascii="Times New Roman" w:hAnsi="Times New Roman" w:cs="Times New Roman"/>
-                <w:sz w:val="24"/>
-                <w:szCs w:val="24"/>
-              </w:rPr>
-            </w:pPr>
+            <w:r/>
+            <w:r>
+              <w:rPr>
+                <w:rFonts w:ascii="Times New Roman" w:hAnsi="Times New Roman" w:eastAsia="Times New Roman" w:cs="Times New Roman"/>
+                <w:sz w:val="20"/>
+              </w:rPr>
+              <w:t>true</w:t>
+            </w:r>
           </w:p>
         </w:tc>
       </w:tr>
@@ -9827,18 +9538,11 @@
             <w:hideMark/>
           </w:tcPr>
           <w:p>
-            <w:pPr>
-              <w:rPr>
-                <w:rFonts w:ascii="Times New Roman" w:hAnsi="Times New Roman" w:cs="Times New Roman"/>
-                <w:sz w:val="24"/>
-                <w:szCs w:val="24"/>
-              </w:rPr>
-            </w:pPr>
-            <w:r>
-              <w:rPr>
-                <w:rFonts w:ascii="Times New Roman" w:hAnsi="Times New Roman" w:cs="Times New Roman"/>
-                <w:sz w:val="24"/>
-                <w:szCs w:val="24"/>
+            <w:r/>
+            <w:r>
+              <w:rPr>
+                <w:rFonts w:ascii="Times New Roman" w:hAnsi="Times New Roman" w:eastAsia="Times New Roman" w:cs="Times New Roman"/>
+                <w:sz w:val="20"/>
               </w:rPr>
               <w:t>Логические</w:t>
             </w:r>
@@ -9857,57 +9561,60 @@
             <w:hideMark/>
           </w:tcPr>
           <w:p>
-            <w:pPr>
-              <w:rPr>
-                <w:rFonts w:ascii="Times New Roman" w:hAnsi="Times New Roman" w:cs="Times New Roman"/>
-                <w:sz w:val="24"/>
-                <w:szCs w:val="24"/>
-              </w:rPr>
-            </w:pPr>
-          </w:p>
-        </w:tc>
-        <w:tc>
-          <w:tcPr>
-            <w:tcW w:w="0" w:type="auto"/>
-            <w:tcMar>
-              <w:top w:w="150" w:type="dxa"/>
-              <w:left w:w="240" w:type="dxa"/>
-              <w:bottom w:w="150" w:type="dxa"/>
-              <w:right w:w="240" w:type="dxa"/>
-            </w:tcMar>
-            <w:vAlign w:val="center"/>
-            <w:hideMark/>
-          </w:tcPr>
-          <w:p>
-            <w:pPr>
-              <w:rPr>
-                <w:rFonts w:ascii="Times New Roman" w:hAnsi="Times New Roman" w:cs="Times New Roman"/>
-                <w:sz w:val="24"/>
-                <w:szCs w:val="24"/>
-              </w:rPr>
-            </w:pPr>
-          </w:p>
-        </w:tc>
-        <w:tc>
-          <w:tcPr>
-            <w:tcW w:w="0" w:type="auto"/>
-            <w:tcMar>
-              <w:top w:w="150" w:type="dxa"/>
-              <w:left w:w="240" w:type="dxa"/>
-              <w:bottom w:w="150" w:type="dxa"/>
-              <w:right w:w="240" w:type="dxa"/>
-            </w:tcMar>
-            <w:vAlign w:val="center"/>
-            <w:hideMark/>
-          </w:tcPr>
-          <w:p>
-            <w:pPr>
-              <w:rPr>
-                <w:rFonts w:ascii="Times New Roman" w:hAnsi="Times New Roman" w:cs="Times New Roman"/>
-                <w:sz w:val="24"/>
-                <w:szCs w:val="24"/>
-              </w:rPr>
-            </w:pPr>
+            <w:r/>
+            <w:r>
+              <w:rPr>
+                <w:rFonts w:ascii="Times New Roman" w:hAnsi="Times New Roman" w:eastAsia="Times New Roman" w:cs="Times New Roman"/>
+                <w:sz w:val="20"/>
+              </w:rPr>
+              <w:t>&amp;&amp;, ||, !</w:t>
+            </w:r>
+          </w:p>
+        </w:tc>
+        <w:tc>
+          <w:tcPr>
+            <w:tcW w:w="0" w:type="auto"/>
+            <w:tcMar>
+              <w:top w:w="150" w:type="dxa"/>
+              <w:left w:w="240" w:type="dxa"/>
+              <w:bottom w:w="150" w:type="dxa"/>
+              <w:right w:w="240" w:type="dxa"/>
+            </w:tcMar>
+            <w:vAlign w:val="center"/>
+            <w:hideMark/>
+          </w:tcPr>
+          <w:p>
+            <w:r/>
+            <w:r>
+              <w:rPr>
+                <w:rFonts w:ascii="Times New Roman" w:hAnsi="Times New Roman" w:eastAsia="Times New Roman" w:cs="Times New Roman"/>
+                <w:sz w:val="20"/>
+              </w:rPr>
+              <w:t>Логические операции И, ИЛИ, НЕ</w:t>
+            </w:r>
+          </w:p>
+        </w:tc>
+        <w:tc>
+          <w:tcPr>
+            <w:tcW w:w="0" w:type="auto"/>
+            <w:tcMar>
+              <w:top w:w="150" w:type="dxa"/>
+              <w:left w:w="240" w:type="dxa"/>
+              <w:bottom w:w="150" w:type="dxa"/>
+              <w:right w:w="240" w:type="dxa"/>
+            </w:tcMar>
+            <w:vAlign w:val="center"/>
+            <w:hideMark/>
+          </w:tcPr>
+          <w:p>
+            <w:r/>
+            <w:r>
+              <w:rPr>
+                <w:rFonts w:ascii="Times New Roman" w:hAnsi="Times New Roman" w:eastAsia="Times New Roman" w:cs="Times New Roman"/>
+                <w:sz w:val="20"/>
+              </w:rPr>
+              <w:t>true &amp;&amp; false</w:t>
+            </w:r>
           </w:p>
         </w:tc>
         <w:tc>
@@ -9923,13 +9630,14 @@
             <w:hideMark/>
           </w:tcPr>
           <w:p>
-            <w:pPr>
-              <w:rPr>
-                <w:rFonts w:ascii="Times New Roman" w:hAnsi="Times New Roman" w:cs="Times New Roman"/>
-                <w:sz w:val="24"/>
-                <w:szCs w:val="24"/>
-              </w:rPr>
-            </w:pPr>
+            <w:r/>
+            <w:r>
+              <w:rPr>
+                <w:rFonts w:ascii="Times New Roman" w:hAnsi="Times New Roman" w:eastAsia="Times New Roman" w:cs="Times New Roman"/>
+                <w:sz w:val="20"/>
+              </w:rPr>
+              <w:t>false</w:t>
+            </w:r>
           </w:p>
         </w:tc>
       </w:tr>
@@ -9947,18 +9655,11 @@
             <w:hideMark/>
           </w:tcPr>
           <w:p>
-            <w:pPr>
-              <w:rPr>
-                <w:rFonts w:ascii="Times New Roman" w:hAnsi="Times New Roman" w:cs="Times New Roman"/>
-                <w:sz w:val="24"/>
-                <w:szCs w:val="24"/>
-              </w:rPr>
-            </w:pPr>
-            <w:r>
-              <w:rPr>
-                <w:rFonts w:ascii="Times New Roman" w:hAnsi="Times New Roman" w:cs="Times New Roman"/>
-                <w:sz w:val="24"/>
-                <w:szCs w:val="24"/>
+            <w:r/>
+            <w:r>
+              <w:rPr>
+                <w:rFonts w:ascii="Times New Roman" w:hAnsi="Times New Roman" w:eastAsia="Times New Roman" w:cs="Times New Roman"/>
+                <w:sz w:val="20"/>
               </w:rPr>
               <w:t>Присваивания</w:t>
             </w:r>
@@ -9977,57 +9678,60 @@
             <w:hideMark/>
           </w:tcPr>
           <w:p>
-            <w:pPr>
-              <w:rPr>
-                <w:rFonts w:ascii="Times New Roman" w:hAnsi="Times New Roman" w:cs="Times New Roman"/>
-                <w:sz w:val="24"/>
-                <w:szCs w:val="24"/>
-              </w:rPr>
-            </w:pPr>
-          </w:p>
-        </w:tc>
-        <w:tc>
-          <w:tcPr>
-            <w:tcW w:w="0" w:type="auto"/>
-            <w:tcMar>
-              <w:top w:w="150" w:type="dxa"/>
-              <w:left w:w="240" w:type="dxa"/>
-              <w:bottom w:w="150" w:type="dxa"/>
-              <w:right w:w="240" w:type="dxa"/>
-            </w:tcMar>
-            <w:vAlign w:val="center"/>
-            <w:hideMark/>
-          </w:tcPr>
-          <w:p>
-            <w:pPr>
-              <w:rPr>
-                <w:rFonts w:ascii="Times New Roman" w:hAnsi="Times New Roman" w:cs="Times New Roman"/>
-                <w:sz w:val="24"/>
-                <w:szCs w:val="24"/>
-              </w:rPr>
-            </w:pPr>
-          </w:p>
-        </w:tc>
-        <w:tc>
-          <w:tcPr>
-            <w:tcW w:w="0" w:type="auto"/>
-            <w:tcMar>
-              <w:top w:w="150" w:type="dxa"/>
-              <w:left w:w="240" w:type="dxa"/>
-              <w:bottom w:w="150" w:type="dxa"/>
-              <w:right w:w="240" w:type="dxa"/>
-            </w:tcMar>
-            <w:vAlign w:val="center"/>
-            <w:hideMark/>
-          </w:tcPr>
-          <w:p>
-            <w:pPr>
-              <w:rPr>
-                <w:rFonts w:ascii="Times New Roman" w:hAnsi="Times New Roman" w:cs="Times New Roman"/>
-                <w:sz w:val="24"/>
-                <w:szCs w:val="24"/>
-              </w:rPr>
-            </w:pPr>
+            <w:r/>
+            <w:r>
+              <w:rPr>
+                <w:rFonts w:ascii="Times New Roman" w:hAnsi="Times New Roman" w:eastAsia="Times New Roman" w:cs="Times New Roman"/>
+                <w:sz w:val="20"/>
+              </w:rPr>
+              <w:t>=, +=, -=, *=, /=, %=</w:t>
+            </w:r>
+          </w:p>
+        </w:tc>
+        <w:tc>
+          <w:tcPr>
+            <w:tcW w:w="0" w:type="auto"/>
+            <w:tcMar>
+              <w:top w:w="150" w:type="dxa"/>
+              <w:left w:w="240" w:type="dxa"/>
+              <w:bottom w:w="150" w:type="dxa"/>
+              <w:right w:w="240" w:type="dxa"/>
+            </w:tcMar>
+            <w:vAlign w:val="center"/>
+            <w:hideMark/>
+          </w:tcPr>
+          <w:p>
+            <w:r/>
+            <w:r>
+              <w:rPr>
+                <w:rFonts w:ascii="Times New Roman" w:hAnsi="Times New Roman" w:eastAsia="Times New Roman" w:cs="Times New Roman"/>
+                <w:sz w:val="20"/>
+              </w:rPr>
+              <w:t>Запись и изменение значения переменной</w:t>
+            </w:r>
+          </w:p>
+        </w:tc>
+        <w:tc>
+          <w:tcPr>
+            <w:tcW w:w="0" w:type="auto"/>
+            <w:tcMar>
+              <w:top w:w="150" w:type="dxa"/>
+              <w:left w:w="240" w:type="dxa"/>
+              <w:bottom w:w="150" w:type="dxa"/>
+              <w:right w:w="240" w:type="dxa"/>
+            </w:tcMar>
+            <w:vAlign w:val="center"/>
+            <w:hideMark/>
+          </w:tcPr>
+          <w:p>
+            <w:r/>
+            <w:r>
+              <w:rPr>
+                <w:rFonts w:ascii="Times New Roman" w:hAnsi="Times New Roman" w:eastAsia="Times New Roman" w:cs="Times New Roman"/>
+                <w:sz w:val="20"/>
+              </w:rPr>
+              <w:t>int x = 10; x += 5;</w:t>
+            </w:r>
           </w:p>
         </w:tc>
         <w:tc>
@@ -10043,13 +9747,14 @@
             <w:hideMark/>
           </w:tcPr>
           <w:p>
-            <w:pPr>
-              <w:rPr>
-                <w:rFonts w:ascii="Times New Roman" w:hAnsi="Times New Roman" w:cs="Times New Roman"/>
-                <w:sz w:val="24"/>
-                <w:szCs w:val="24"/>
-              </w:rPr>
-            </w:pPr>
+            <w:r/>
+            <w:r>
+              <w:rPr>
+                <w:rFonts w:ascii="Times New Roman" w:hAnsi="Times New Roman" w:eastAsia="Times New Roman" w:cs="Times New Roman"/>
+                <w:sz w:val="20"/>
+              </w:rPr>
+              <w:t>15</w:t>
+            </w:r>
           </w:p>
         </w:tc>
       </w:tr>
@@ -10067,18 +9772,11 @@
             <w:hideMark/>
           </w:tcPr>
           <w:p>
-            <w:pPr>
-              <w:rPr>
-                <w:rFonts w:ascii="Times New Roman" w:hAnsi="Times New Roman" w:cs="Times New Roman"/>
-                <w:sz w:val="24"/>
-                <w:szCs w:val="24"/>
-              </w:rPr>
-            </w:pPr>
-            <w:r>
-              <w:rPr>
-                <w:rFonts w:ascii="Times New Roman" w:hAnsi="Times New Roman" w:cs="Times New Roman"/>
-                <w:sz w:val="24"/>
-                <w:szCs w:val="24"/>
+            <w:r/>
+            <w:r>
+              <w:rPr>
+                <w:rFonts w:ascii="Times New Roman" w:hAnsi="Times New Roman" w:eastAsia="Times New Roman" w:cs="Times New Roman"/>
+                <w:sz w:val="20"/>
               </w:rPr>
               <w:t>Инкремент/декремент</w:t>
             </w:r>
@@ -10097,57 +9795,60 @@
             <w:hideMark/>
           </w:tcPr>
           <w:p>
-            <w:pPr>
-              <w:rPr>
-                <w:rFonts w:ascii="Times New Roman" w:hAnsi="Times New Roman" w:cs="Times New Roman"/>
-                <w:sz w:val="24"/>
-                <w:szCs w:val="24"/>
-              </w:rPr>
-            </w:pPr>
-          </w:p>
-        </w:tc>
-        <w:tc>
-          <w:tcPr>
-            <w:tcW w:w="0" w:type="auto"/>
-            <w:tcMar>
-              <w:top w:w="150" w:type="dxa"/>
-              <w:left w:w="240" w:type="dxa"/>
-              <w:bottom w:w="150" w:type="dxa"/>
-              <w:right w:w="240" w:type="dxa"/>
-            </w:tcMar>
-            <w:vAlign w:val="center"/>
-            <w:hideMark/>
-          </w:tcPr>
-          <w:p>
-            <w:pPr>
-              <w:rPr>
-                <w:rFonts w:ascii="Times New Roman" w:hAnsi="Times New Roman" w:cs="Times New Roman"/>
-                <w:sz w:val="24"/>
-                <w:szCs w:val="24"/>
-              </w:rPr>
-            </w:pPr>
-          </w:p>
-        </w:tc>
-        <w:tc>
-          <w:tcPr>
-            <w:tcW w:w="0" w:type="auto"/>
-            <w:tcMar>
-              <w:top w:w="150" w:type="dxa"/>
-              <w:left w:w="240" w:type="dxa"/>
-              <w:bottom w:w="150" w:type="dxa"/>
-              <w:right w:w="240" w:type="dxa"/>
-            </w:tcMar>
-            <w:vAlign w:val="center"/>
-            <w:hideMark/>
-          </w:tcPr>
-          <w:p>
-            <w:pPr>
-              <w:rPr>
-                <w:rFonts w:ascii="Times New Roman" w:hAnsi="Times New Roman" w:cs="Times New Roman"/>
-                <w:sz w:val="24"/>
-                <w:szCs w:val="24"/>
-              </w:rPr>
-            </w:pPr>
+            <w:r/>
+            <w:r>
+              <w:rPr>
+                <w:rFonts w:ascii="Times New Roman" w:hAnsi="Times New Roman" w:eastAsia="Times New Roman" w:cs="Times New Roman"/>
+                <w:sz w:val="20"/>
+              </w:rPr>
+              <w:t>++, --</w:t>
+            </w:r>
+          </w:p>
+        </w:tc>
+        <w:tc>
+          <w:tcPr>
+            <w:tcW w:w="0" w:type="auto"/>
+            <w:tcMar>
+              <w:top w:w="150" w:type="dxa"/>
+              <w:left w:w="240" w:type="dxa"/>
+              <w:bottom w:w="150" w:type="dxa"/>
+              <w:right w:w="240" w:type="dxa"/>
+            </w:tcMar>
+            <w:vAlign w:val="center"/>
+            <w:hideMark/>
+          </w:tcPr>
+          <w:p>
+            <w:r/>
+            <w:r>
+              <w:rPr>
+                <w:rFonts w:ascii="Times New Roman" w:hAnsi="Times New Roman" w:eastAsia="Times New Roman" w:cs="Times New Roman"/>
+                <w:sz w:val="20"/>
+              </w:rPr>
+              <w:t>Увеличение или уменьшение на 1</w:t>
+            </w:r>
+          </w:p>
+        </w:tc>
+        <w:tc>
+          <w:tcPr>
+            <w:tcW w:w="0" w:type="auto"/>
+            <w:tcMar>
+              <w:top w:w="150" w:type="dxa"/>
+              <w:left w:w="240" w:type="dxa"/>
+              <w:bottom w:w="150" w:type="dxa"/>
+              <w:right w:w="240" w:type="dxa"/>
+            </w:tcMar>
+            <w:vAlign w:val="center"/>
+            <w:hideMark/>
+          </w:tcPr>
+          <w:p>
+            <w:r/>
+            <w:r>
+              <w:rPr>
+                <w:rFonts w:ascii="Times New Roman" w:hAnsi="Times New Roman" w:eastAsia="Times New Roman" w:cs="Times New Roman"/>
+                <w:sz w:val="20"/>
+              </w:rPr>
+              <w:t>int a = 5; ++a;</w:t>
+            </w:r>
           </w:p>
         </w:tc>
         <w:tc>
@@ -10163,13 +9864,14 @@
             <w:hideMark/>
           </w:tcPr>
           <w:p>
-            <w:pPr>
-              <w:rPr>
-                <w:rFonts w:ascii="Times New Roman" w:hAnsi="Times New Roman" w:cs="Times New Roman"/>
-                <w:sz w:val="24"/>
-                <w:szCs w:val="24"/>
-              </w:rPr>
-            </w:pPr>
+            <w:r/>
+            <w:r>
+              <w:rPr>
+                <w:rFonts w:ascii="Times New Roman" w:hAnsi="Times New Roman" w:eastAsia="Times New Roman" w:cs="Times New Roman"/>
+                <w:sz w:val="20"/>
+              </w:rPr>
+              <w:t>6</w:t>
+            </w:r>
           </w:p>
         </w:tc>
       </w:tr>
@@ -10187,18 +9889,11 @@
             <w:hideMark/>
           </w:tcPr>
           <w:p>
-            <w:pPr>
-              <w:rPr>
-                <w:rFonts w:ascii="Times New Roman" w:hAnsi="Times New Roman" w:cs="Times New Roman"/>
-                <w:sz w:val="24"/>
-                <w:szCs w:val="24"/>
-              </w:rPr>
-            </w:pPr>
-            <w:r>
-              <w:rPr>
-                <w:rFonts w:ascii="Times New Roman" w:hAnsi="Times New Roman" w:cs="Times New Roman"/>
-                <w:sz w:val="24"/>
-                <w:szCs w:val="24"/>
+            <w:r/>
+            <w:r>
+              <w:rPr>
+                <w:rFonts w:ascii="Times New Roman" w:hAnsi="Times New Roman" w:eastAsia="Times New Roman" w:cs="Times New Roman"/>
+                <w:sz w:val="20"/>
               </w:rPr>
               <w:t>Тернарный</w:t>
             </w:r>
@@ -10217,57 +9912,60 @@
             <w:hideMark/>
           </w:tcPr>
           <w:p>
-            <w:pPr>
-              <w:rPr>
-                <w:rFonts w:ascii="Times New Roman" w:hAnsi="Times New Roman" w:cs="Times New Roman"/>
-                <w:sz w:val="24"/>
-                <w:szCs w:val="24"/>
-              </w:rPr>
-            </w:pPr>
-          </w:p>
-        </w:tc>
-        <w:tc>
-          <w:tcPr>
-            <w:tcW w:w="0" w:type="auto"/>
-            <w:tcMar>
-              <w:top w:w="150" w:type="dxa"/>
-              <w:left w:w="240" w:type="dxa"/>
-              <w:bottom w:w="150" w:type="dxa"/>
-              <w:right w:w="240" w:type="dxa"/>
-            </w:tcMar>
-            <w:vAlign w:val="center"/>
-            <w:hideMark/>
-          </w:tcPr>
-          <w:p>
-            <w:pPr>
-              <w:rPr>
-                <w:rFonts w:ascii="Times New Roman" w:hAnsi="Times New Roman" w:cs="Times New Roman"/>
-                <w:sz w:val="24"/>
-                <w:szCs w:val="24"/>
-              </w:rPr>
-            </w:pPr>
-          </w:p>
-        </w:tc>
-        <w:tc>
-          <w:tcPr>
-            <w:tcW w:w="0" w:type="auto"/>
-            <w:tcMar>
-              <w:top w:w="150" w:type="dxa"/>
-              <w:left w:w="240" w:type="dxa"/>
-              <w:bottom w:w="150" w:type="dxa"/>
-              <w:right w:w="240" w:type="dxa"/>
-            </w:tcMar>
-            <w:vAlign w:val="center"/>
-            <w:hideMark/>
-          </w:tcPr>
-          <w:p>
-            <w:pPr>
-              <w:rPr>
-                <w:rFonts w:ascii="Times New Roman" w:hAnsi="Times New Roman" w:cs="Times New Roman"/>
-                <w:sz w:val="24"/>
-                <w:szCs w:val="24"/>
-              </w:rPr>
-            </w:pPr>
+            <w:r/>
+            <w:r>
+              <w:rPr>
+                <w:rFonts w:ascii="Times New Roman" w:hAnsi="Times New Roman" w:eastAsia="Times New Roman" w:cs="Times New Roman"/>
+                <w:sz w:val="20"/>
+              </w:rPr>
+              <w:t>? :</w:t>
+            </w:r>
+          </w:p>
+        </w:tc>
+        <w:tc>
+          <w:tcPr>
+            <w:tcW w:w="0" w:type="auto"/>
+            <w:tcMar>
+              <w:top w:w="150" w:type="dxa"/>
+              <w:left w:w="240" w:type="dxa"/>
+              <w:bottom w:w="150" w:type="dxa"/>
+              <w:right w:w="240" w:type="dxa"/>
+            </w:tcMar>
+            <w:vAlign w:val="center"/>
+            <w:hideMark/>
+          </w:tcPr>
+          <w:p>
+            <w:r/>
+            <w:r>
+              <w:rPr>
+                <w:rFonts w:ascii="Times New Roman" w:hAnsi="Times New Roman" w:eastAsia="Times New Roman" w:cs="Times New Roman"/>
+                <w:sz w:val="20"/>
+              </w:rPr>
+              <w:t>Условный выбор из двух выражений</w:t>
+            </w:r>
+          </w:p>
+        </w:tc>
+        <w:tc>
+          <w:tcPr>
+            <w:tcW w:w="0" w:type="auto"/>
+            <w:tcMar>
+              <w:top w:w="150" w:type="dxa"/>
+              <w:left w:w="240" w:type="dxa"/>
+              <w:bottom w:w="150" w:type="dxa"/>
+              <w:right w:w="240" w:type="dxa"/>
+            </w:tcMar>
+            <w:vAlign w:val="center"/>
+            <w:hideMark/>
+          </w:tcPr>
+          <w:p>
+            <w:r/>
+            <w:r>
+              <w:rPr>
+                <w:rFonts w:ascii="Times New Roman" w:hAnsi="Times New Roman" w:eastAsia="Times New Roman" w:cs="Times New Roman"/>
+                <w:sz w:val="20"/>
+              </w:rPr>
+              <w:t>5 &gt; 3 ? 10 : 20</w:t>
+            </w:r>
           </w:p>
         </w:tc>
         <w:tc>
@@ -10283,13 +9981,14 @@
             <w:hideMark/>
           </w:tcPr>
           <w:p>
-            <w:pPr>
-              <w:rPr>
-                <w:rFonts w:ascii="Times New Roman" w:hAnsi="Times New Roman" w:cs="Times New Roman"/>
-                <w:sz w:val="24"/>
-                <w:szCs w:val="24"/>
-              </w:rPr>
-            </w:pPr>
+            <w:r/>
+            <w:r>
+              <w:rPr>
+                <w:rFonts w:ascii="Times New Roman" w:hAnsi="Times New Roman" w:eastAsia="Times New Roman" w:cs="Times New Roman"/>
+                <w:sz w:val="20"/>
+              </w:rPr>
+              <w:t>10</w:t>
+            </w:r>
           </w:p>
         </w:tc>
       </w:tr>
@@ -10307,18 +10006,11 @@
             <w:hideMark/>
           </w:tcPr>
           <w:p>
-            <w:pPr>
-              <w:rPr>
-                <w:rFonts w:ascii="Times New Roman" w:hAnsi="Times New Roman" w:cs="Times New Roman"/>
-                <w:sz w:val="24"/>
-                <w:szCs w:val="24"/>
-              </w:rPr>
-            </w:pPr>
-            <w:r>
-              <w:rPr>
-                <w:rFonts w:ascii="Times New Roman" w:hAnsi="Times New Roman" w:cs="Times New Roman"/>
-                <w:sz w:val="24"/>
-                <w:szCs w:val="24"/>
+            <w:r/>
+            <w:r>
+              <w:rPr>
+                <w:rFonts w:ascii="Times New Roman" w:hAnsi="Times New Roman" w:eastAsia="Times New Roman" w:cs="Times New Roman"/>
+                <w:sz w:val="20"/>
               </w:rPr>
               <w:t>Побитовые</w:t>
             </w:r>
@@ -10337,57 +10029,60 @@
             <w:hideMark/>
           </w:tcPr>
           <w:p>
-            <w:pPr>
-              <w:rPr>
-                <w:rFonts w:ascii="Times New Roman" w:hAnsi="Times New Roman" w:cs="Times New Roman"/>
-                <w:sz w:val="24"/>
-                <w:szCs w:val="24"/>
-              </w:rPr>
-            </w:pPr>
-          </w:p>
-        </w:tc>
-        <w:tc>
-          <w:tcPr>
-            <w:tcW w:w="0" w:type="auto"/>
-            <w:tcMar>
-              <w:top w:w="150" w:type="dxa"/>
-              <w:left w:w="240" w:type="dxa"/>
-              <w:bottom w:w="150" w:type="dxa"/>
-              <w:right w:w="240" w:type="dxa"/>
-            </w:tcMar>
-            <w:vAlign w:val="center"/>
-            <w:hideMark/>
-          </w:tcPr>
-          <w:p>
-            <w:pPr>
-              <w:rPr>
-                <w:rFonts w:ascii="Times New Roman" w:hAnsi="Times New Roman" w:cs="Times New Roman"/>
-                <w:sz w:val="24"/>
-                <w:szCs w:val="24"/>
-              </w:rPr>
-            </w:pPr>
-          </w:p>
-        </w:tc>
-        <w:tc>
-          <w:tcPr>
-            <w:tcW w:w="0" w:type="auto"/>
-            <w:tcMar>
-              <w:top w:w="150" w:type="dxa"/>
-              <w:left w:w="240" w:type="dxa"/>
-              <w:bottom w:w="150" w:type="dxa"/>
-              <w:right w:w="240" w:type="dxa"/>
-            </w:tcMar>
-            <w:vAlign w:val="center"/>
-            <w:hideMark/>
-          </w:tcPr>
-          <w:p>
-            <w:pPr>
-              <w:rPr>
-                <w:rFonts w:ascii="Times New Roman" w:hAnsi="Times New Roman" w:cs="Times New Roman"/>
-                <w:sz w:val="24"/>
-                <w:szCs w:val="24"/>
-              </w:rPr>
-            </w:pPr>
+            <w:r/>
+            <w:r>
+              <w:rPr>
+                <w:rFonts w:ascii="Times New Roman" w:hAnsi="Times New Roman" w:eastAsia="Times New Roman" w:cs="Times New Roman"/>
+                <w:sz w:val="20"/>
+              </w:rPr>
+              <w:t>&amp;, |, ^, ~, &lt;&lt;, &gt;&gt;</w:t>
+            </w:r>
+          </w:p>
+        </w:tc>
+        <w:tc>
+          <w:tcPr>
+            <w:tcW w:w="0" w:type="auto"/>
+            <w:tcMar>
+              <w:top w:w="150" w:type="dxa"/>
+              <w:left w:w="240" w:type="dxa"/>
+              <w:bottom w:w="150" w:type="dxa"/>
+              <w:right w:w="240" w:type="dxa"/>
+            </w:tcMar>
+            <w:vAlign w:val="center"/>
+            <w:hideMark/>
+          </w:tcPr>
+          <w:p>
+            <w:r/>
+            <w:r>
+              <w:rPr>
+                <w:rFonts w:ascii="Times New Roman" w:hAnsi="Times New Roman" w:eastAsia="Times New Roman" w:cs="Times New Roman"/>
+                <w:sz w:val="20"/>
+              </w:rPr>
+              <w:t>Поразрядные операции над битами</w:t>
+            </w:r>
+          </w:p>
+        </w:tc>
+        <w:tc>
+          <w:tcPr>
+            <w:tcW w:w="0" w:type="auto"/>
+            <w:tcMar>
+              <w:top w:w="150" w:type="dxa"/>
+              <w:left w:w="240" w:type="dxa"/>
+              <w:bottom w:w="150" w:type="dxa"/>
+              <w:right w:w="240" w:type="dxa"/>
+            </w:tcMar>
+            <w:vAlign w:val="center"/>
+            <w:hideMark/>
+          </w:tcPr>
+          <w:p>
+            <w:r/>
+            <w:r>
+              <w:rPr>
+                <w:rFonts w:ascii="Times New Roman" w:hAnsi="Times New Roman" w:eastAsia="Times New Roman" w:cs="Times New Roman"/>
+                <w:sz w:val="20"/>
+              </w:rPr>
+              <w:t>3 &lt;&lt; 2</w:t>
+            </w:r>
           </w:p>
         </w:tc>
         <w:tc>
@@ -10403,13 +10098,14 @@
             <w:hideMark/>
           </w:tcPr>
           <w:p>
-            <w:pPr>
-              <w:rPr>
-                <w:rFonts w:ascii="Times New Roman" w:hAnsi="Times New Roman" w:cs="Times New Roman"/>
-                <w:sz w:val="24"/>
-                <w:szCs w:val="24"/>
-              </w:rPr>
-            </w:pPr>
+            <w:r/>
+            <w:r>
+              <w:rPr>
+                <w:rFonts w:ascii="Times New Roman" w:hAnsi="Times New Roman" w:eastAsia="Times New Roman" w:cs="Times New Roman"/>
+                <w:sz w:val="20"/>
+              </w:rPr>
+              <w:t>12</w:t>
+            </w:r>
           </w:p>
         </w:tc>
       </w:tr>
@@ -10427,97 +10123,83 @@
             <w:hideMark/>
           </w:tcPr>
           <w:p>
-            <w:pPr>
-              <w:rPr>
-                <w:rFonts w:ascii="Times New Roman" w:hAnsi="Times New Roman" w:cs="Times New Roman"/>
-                <w:sz w:val="24"/>
-                <w:szCs w:val="24"/>
-              </w:rPr>
-            </w:pPr>
-            <w:proofErr w:type="spellStart"/>
-            <w:r>
-              <w:rPr>
-                <w:rFonts w:ascii="Times New Roman" w:hAnsi="Times New Roman" w:cs="Times New Roman"/>
-                <w:sz w:val="24"/>
-                <w:szCs w:val="24"/>
-              </w:rPr>
-              <w:t>Null</w:t>
-            </w:r>
-            <w:proofErr w:type="spellEnd"/>
-            <w:r>
-              <w:rPr>
-                <w:rFonts w:ascii="Times New Roman" w:hAnsi="Times New Roman" w:cs="Times New Roman"/>
-                <w:sz w:val="24"/>
-                <w:szCs w:val="24"/>
-              </w:rPr>
-              <w:t>-операторы</w:t>
-            </w:r>
-          </w:p>
-        </w:tc>
-        <w:tc>
-          <w:tcPr>
-            <w:tcW w:w="0" w:type="auto"/>
-            <w:tcMar>
-              <w:top w:w="150" w:type="dxa"/>
-              <w:left w:w="240" w:type="dxa"/>
-              <w:bottom w:w="150" w:type="dxa"/>
-              <w:right w:w="240" w:type="dxa"/>
-            </w:tcMar>
-            <w:vAlign w:val="center"/>
-            <w:hideMark/>
-          </w:tcPr>
-          <w:p>
-            <w:pPr>
-              <w:rPr>
-                <w:rFonts w:ascii="Times New Roman" w:hAnsi="Times New Roman" w:cs="Times New Roman"/>
-                <w:sz w:val="24"/>
-                <w:szCs w:val="24"/>
-              </w:rPr>
-            </w:pPr>
-          </w:p>
-        </w:tc>
-        <w:tc>
-          <w:tcPr>
-            <w:tcW w:w="0" w:type="auto"/>
-            <w:tcMar>
-              <w:top w:w="150" w:type="dxa"/>
-              <w:left w:w="240" w:type="dxa"/>
-              <w:bottom w:w="150" w:type="dxa"/>
-              <w:right w:w="240" w:type="dxa"/>
-            </w:tcMar>
-            <w:vAlign w:val="center"/>
-            <w:hideMark/>
-          </w:tcPr>
-          <w:p>
-            <w:pPr>
-              <w:rPr>
-                <w:rFonts w:ascii="Times New Roman" w:hAnsi="Times New Roman" w:cs="Times New Roman"/>
-                <w:sz w:val="24"/>
-                <w:szCs w:val="24"/>
-              </w:rPr>
-            </w:pPr>
-          </w:p>
-        </w:tc>
-        <w:tc>
-          <w:tcPr>
-            <w:tcW w:w="0" w:type="auto"/>
-            <w:tcMar>
-              <w:top w:w="150" w:type="dxa"/>
-              <w:left w:w="240" w:type="dxa"/>
-              <w:bottom w:w="150" w:type="dxa"/>
-              <w:right w:w="240" w:type="dxa"/>
-            </w:tcMar>
-            <w:vAlign w:val="center"/>
-            <w:hideMark/>
-          </w:tcPr>
-          <w:p>
-            <w:pPr>
-              <w:rPr>
-                <w:rFonts w:ascii="Times New Roman" w:hAnsi="Times New Roman" w:cs="Times New Roman"/>
-                <w:sz w:val="24"/>
-                <w:szCs w:val="24"/>
-              </w:rPr>
-            </w:pPr>
+            <w:r/>
+            <w:r>
+              <w:rPr>
+                <w:rFonts w:ascii="Times New Roman" w:hAnsi="Times New Roman" w:eastAsia="Times New Roman" w:cs="Times New Roman"/>
+                <w:sz w:val="20"/>
+              </w:rPr>
+              <w:t>Null-операторы</w:t>
+            </w:r>
+          </w:p>
+        </w:tc>
+        <w:tc>
+          <w:tcPr>
+            <w:tcW w:w="0" w:type="auto"/>
+            <w:tcMar>
+              <w:top w:w="150" w:type="dxa"/>
+              <w:left w:w="240" w:type="dxa"/>
+              <w:bottom w:w="150" w:type="dxa"/>
+              <w:right w:w="240" w:type="dxa"/>
+            </w:tcMar>
+            <w:vAlign w:val="center"/>
+            <w:hideMark/>
+          </w:tcPr>
+          <w:p>
+            <w:r/>
+            <w:r>
+              <w:rPr>
+                <w:rFonts w:ascii="Times New Roman" w:hAnsi="Times New Roman" w:eastAsia="Times New Roman" w:cs="Times New Roman"/>
+                <w:sz w:val="20"/>
+              </w:rPr>
+              <w:t>??, ?., ??=</w:t>
+            </w:r>
+          </w:p>
+        </w:tc>
+        <w:tc>
+          <w:tcPr>
+            <w:tcW w:w="0" w:type="auto"/>
+            <w:tcMar>
+              <w:top w:w="150" w:type="dxa"/>
+              <w:left w:w="240" w:type="dxa"/>
+              <w:bottom w:w="150" w:type="dxa"/>
+              <w:right w:w="240" w:type="dxa"/>
+            </w:tcMar>
+            <w:vAlign w:val="center"/>
+            <w:hideMark/>
+          </w:tcPr>
+          <w:p>
+            <w:r/>
+            <w:r>
+              <w:rPr>
+                <w:rFonts w:ascii="Times New Roman" w:hAnsi="Times New Roman" w:eastAsia="Times New Roman" w:cs="Times New Roman"/>
+                <w:sz w:val="20"/>
+              </w:rPr>
+              <w:t>Проверка на null и значение по умолчанию</w:t>
+            </w:r>
+          </w:p>
+        </w:tc>
+        <w:tc>
+          <w:tcPr>
+            <w:tcW w:w="0" w:type="auto"/>
+            <w:tcMar>
+              <w:top w:w="150" w:type="dxa"/>
+              <w:left w:w="240" w:type="dxa"/>
+              <w:bottom w:w="150" w:type="dxa"/>
+              <w:right w:w="240" w:type="dxa"/>
+            </w:tcMar>
+            <w:vAlign w:val="center"/>
+            <w:hideMark/>
+          </w:tcPr>
+          <w:p>
+            <w:r/>
+            <w:r>
+              <w:rPr>
+                <w:rFonts w:ascii="Times New Roman" w:hAnsi="Times New Roman" w:eastAsia="Times New Roman" w:cs="Times New Roman"/>
+                <w:sz w:val="20"/>
+              </w:rPr>
+              <w:t>int? q = null; q ?? 0</w:t>
+            </w:r>
           </w:p>
         </w:tc>
         <w:tc>
@@ -10533,13 +10215,14 @@
             <w:hideMark/>
           </w:tcPr>
           <w:p>
-            <w:pPr>
-              <w:rPr>
-                <w:rFonts w:ascii="Times New Roman" w:hAnsi="Times New Roman" w:cs="Times New Roman"/>
-                <w:sz w:val="24"/>
-                <w:szCs w:val="24"/>
-              </w:rPr>
-            </w:pPr>
+            <w:r/>
+            <w:r>
+              <w:rPr>
+                <w:rFonts w:ascii="Times New Roman" w:hAnsi="Times New Roman" w:eastAsia="Times New Roman" w:cs="Times New Roman"/>
+                <w:sz w:val="20"/>
+              </w:rPr>
+              <w:t>0</w:t>
+            </w:r>
           </w:p>
         </w:tc>
       </w:tr>
@@ -12748,67 +12431,60 @@
             <w:hideMark/>
           </w:tcPr>
           <w:p>
-            <w:pPr>
-              <w:rPr>
-                <w:rFonts w:ascii="Times New Roman" w:hAnsi="Times New Roman" w:cs="Times New Roman"/>
-                <w:sz w:val="24"/>
-                <w:szCs w:val="24"/>
-              </w:rPr>
-            </w:pPr>
-            <w:proofErr w:type="spellStart"/>
-            <w:r>
-              <w:rPr>
-                <w:rFonts w:ascii="Times New Roman" w:hAnsi="Times New Roman" w:cs="Times New Roman"/>
-                <w:sz w:val="24"/>
-                <w:szCs w:val="24"/>
+            <w:r/>
+            <w:r>
+              <w:rPr>
+                <w:rFonts w:ascii="Times New Roman" w:hAnsi="Times New Roman" w:eastAsia="Times New Roman" w:cs="Times New Roman"/>
+                <w:sz w:val="20"/>
               </w:rPr>
               <w:t>if</w:t>
             </w:r>
-            <w:proofErr w:type="spellEnd"/>
-          </w:p>
-        </w:tc>
-        <w:tc>
-          <w:tcPr>
-            <w:tcW w:w="0" w:type="auto"/>
-            <w:tcMar>
-              <w:top w:w="150" w:type="dxa"/>
-              <w:left w:w="240" w:type="dxa"/>
-              <w:bottom w:w="150" w:type="dxa"/>
-              <w:right w:w="240" w:type="dxa"/>
-            </w:tcMar>
-            <w:vAlign w:val="center"/>
-            <w:hideMark/>
-          </w:tcPr>
-          <w:p>
-            <w:pPr>
-              <w:rPr>
-                <w:rFonts w:ascii="Times New Roman" w:hAnsi="Times New Roman" w:cs="Times New Roman"/>
-                <w:sz w:val="24"/>
-                <w:szCs w:val="24"/>
-              </w:rPr>
-            </w:pPr>
-          </w:p>
-        </w:tc>
-        <w:tc>
-          <w:tcPr>
-            <w:tcW w:w="0" w:type="auto"/>
-            <w:tcMar>
-              <w:top w:w="150" w:type="dxa"/>
-              <w:left w:w="240" w:type="dxa"/>
-              <w:bottom w:w="150" w:type="dxa"/>
-              <w:right w:w="240" w:type="dxa"/>
-            </w:tcMar>
-            <w:vAlign w:val="center"/>
-            <w:hideMark/>
-          </w:tcPr>
-          <w:p>
-            <w:pPr>
-              <w:rPr>
-                <w:rFonts w:ascii="Times New Roman" w:hAnsi="Times New Roman" w:cs="Times New Roman"/>
-                <w:sz w:val="24"/>
-                <w:szCs w:val="24"/>
-              </w:rPr>
-            </w:pPr>
+          </w:p>
+        </w:tc>
+        <w:tc>
+          <w:tcPr>
+            <w:tcW w:w="0" w:type="auto"/>
+            <w:tcMar>
+              <w:top w:w="150" w:type="dxa"/>
+              <w:left w:w="240" w:type="dxa"/>
+              <w:bottom w:w="150" w:type="dxa"/>
+              <w:right w:w="240" w:type="dxa"/>
+            </w:tcMar>
+            <w:vAlign w:val="center"/>
+            <w:hideMark/>
+          </w:tcPr>
+          <w:p>
+            <w:r/>
+            <w:r>
+              <w:rPr>
+                <w:rFonts w:ascii="Times New Roman" w:hAnsi="Times New Roman" w:eastAsia="Times New Roman" w:cs="Times New Roman"/>
+                <w:sz w:val="20"/>
+              </w:rPr>
+              <w:t>Выполнение блока при истинности условия</w:t>
+            </w:r>
+          </w:p>
+        </w:tc>
+        <w:tc>
+          <w:tcPr>
+            <w:tcW w:w="0" w:type="auto"/>
+            <w:tcMar>
+              <w:top w:w="150" w:type="dxa"/>
+              <w:left w:w="240" w:type="dxa"/>
+              <w:bottom w:w="150" w:type="dxa"/>
+              <w:right w:w="240" w:type="dxa"/>
+            </w:tcMar>
+            <w:vAlign w:val="center"/>
+            <w:hideMark/>
+          </w:tcPr>
+          <w:p>
+            <w:r/>
+            <w:r>
+              <w:rPr>
+                <w:rFonts w:ascii="Times New Roman" w:hAnsi="Times New Roman" w:eastAsia="Times New Roman" w:cs="Times New Roman"/>
+                <w:sz w:val="20"/>
+              </w:rPr>
+              <w:t>if (x &gt; 0) Console.WriteLine(x);</w:t>
+            </w:r>
           </w:p>
         </w:tc>
         <w:tc>
@@ -12824,13 +12500,14 @@
             <w:hideMark/>
           </w:tcPr>
           <w:p>
-            <w:pPr>
-              <w:rPr>
-                <w:rFonts w:ascii="Times New Roman" w:hAnsi="Times New Roman" w:cs="Times New Roman"/>
-                <w:sz w:val="24"/>
-                <w:szCs w:val="24"/>
-              </w:rPr>
-            </w:pPr>
+            <w:r/>
+            <w:r>
+              <w:rPr>
+                <w:rFonts w:ascii="Times New Roman" w:hAnsi="Times New Roman" w:eastAsia="Times New Roman" w:cs="Times New Roman"/>
+                <w:sz w:val="20"/>
+              </w:rPr>
+              <w:t>Условие должно иметь тип bool</w:t>
+            </w:r>
           </w:p>
         </w:tc>
       </w:tr>
@@ -12848,121 +12525,60 @@
             <w:hideMark/>
           </w:tcPr>
           <w:p>
-            <w:pPr>
-              <w:rPr>
-                <w:rFonts w:ascii="Times New Roman" w:hAnsi="Times New Roman" w:cs="Times New Roman"/>
-                <w:sz w:val="24"/>
-                <w:szCs w:val="24"/>
-              </w:rPr>
-            </w:pPr>
-            <w:proofErr w:type="spellStart"/>
-            <w:r>
-              <w:rPr>
-                <w:rFonts w:ascii="Times New Roman" w:hAnsi="Times New Roman" w:cs="Times New Roman"/>
-                <w:sz w:val="24"/>
-                <w:szCs w:val="24"/>
-              </w:rPr>
-              <w:t>if</w:t>
-            </w:r>
-            <w:proofErr w:type="spellEnd"/>
-            <w:r>
-              <w:rPr>
-                <w:rFonts w:ascii="Times New Roman" w:hAnsi="Times New Roman" w:cs="Times New Roman"/>
-                <w:sz w:val="24"/>
-                <w:szCs w:val="24"/>
-              </w:rPr>
-              <w:t xml:space="preserve"> / </w:t>
-            </w:r>
-            <w:proofErr w:type="spellStart"/>
-            <w:r>
-              <w:rPr>
-                <w:rFonts w:ascii="Times New Roman" w:hAnsi="Times New Roman" w:cs="Times New Roman"/>
-                <w:sz w:val="24"/>
-                <w:szCs w:val="24"/>
-              </w:rPr>
-              <w:t>else</w:t>
-            </w:r>
-            <w:proofErr w:type="spellEnd"/>
-            <w:r>
-              <w:rPr>
-                <w:rFonts w:ascii="Times New Roman" w:hAnsi="Times New Roman" w:cs="Times New Roman"/>
-                <w:sz w:val="24"/>
-                <w:szCs w:val="24"/>
-              </w:rPr>
-              <w:t xml:space="preserve"> </w:t>
-            </w:r>
-            <w:proofErr w:type="spellStart"/>
-            <w:r>
-              <w:rPr>
-                <w:rFonts w:ascii="Times New Roman" w:hAnsi="Times New Roman" w:cs="Times New Roman"/>
-                <w:sz w:val="24"/>
-                <w:szCs w:val="24"/>
-              </w:rPr>
-              <w:t>if</w:t>
-            </w:r>
-            <w:proofErr w:type="spellEnd"/>
-            <w:r>
-              <w:rPr>
-                <w:rFonts w:ascii="Times New Roman" w:hAnsi="Times New Roman" w:cs="Times New Roman"/>
-                <w:sz w:val="24"/>
-                <w:szCs w:val="24"/>
-              </w:rPr>
-              <w:t xml:space="preserve"> / </w:t>
-            </w:r>
-            <w:proofErr w:type="spellStart"/>
-            <w:r>
-              <w:rPr>
-                <w:rFonts w:ascii="Times New Roman" w:hAnsi="Times New Roman" w:cs="Times New Roman"/>
-                <w:sz w:val="24"/>
-                <w:szCs w:val="24"/>
-              </w:rPr>
-              <w:t>else</w:t>
-            </w:r>
-            <w:proofErr w:type="spellEnd"/>
-          </w:p>
-        </w:tc>
-        <w:tc>
-          <w:tcPr>
-            <w:tcW w:w="0" w:type="auto"/>
-            <w:tcMar>
-              <w:top w:w="150" w:type="dxa"/>
-              <w:left w:w="240" w:type="dxa"/>
-              <w:bottom w:w="150" w:type="dxa"/>
-              <w:right w:w="240" w:type="dxa"/>
-            </w:tcMar>
-            <w:vAlign w:val="center"/>
-            <w:hideMark/>
-          </w:tcPr>
-          <w:p>
-            <w:pPr>
-              <w:rPr>
-                <w:rFonts w:ascii="Times New Roman" w:hAnsi="Times New Roman" w:cs="Times New Roman"/>
-                <w:sz w:val="24"/>
-                <w:szCs w:val="24"/>
-              </w:rPr>
-            </w:pPr>
-          </w:p>
-        </w:tc>
-        <w:tc>
-          <w:tcPr>
-            <w:tcW w:w="0" w:type="auto"/>
-            <w:tcMar>
-              <w:top w:w="150" w:type="dxa"/>
-              <w:left w:w="240" w:type="dxa"/>
-              <w:bottom w:w="150" w:type="dxa"/>
-              <w:right w:w="240" w:type="dxa"/>
-            </w:tcMar>
-            <w:vAlign w:val="center"/>
-            <w:hideMark/>
-          </w:tcPr>
-          <w:p>
-            <w:pPr>
-              <w:rPr>
-                <w:rFonts w:ascii="Times New Roman" w:hAnsi="Times New Roman" w:cs="Times New Roman"/>
-                <w:sz w:val="24"/>
-                <w:szCs w:val="24"/>
-              </w:rPr>
-            </w:pPr>
+            <w:r/>
+            <w:r>
+              <w:rPr>
+                <w:rFonts w:ascii="Times New Roman" w:hAnsi="Times New Roman" w:eastAsia="Times New Roman" w:cs="Times New Roman"/>
+                <w:sz w:val="20"/>
+              </w:rPr>
+              <w:t>if / else if / else</w:t>
+            </w:r>
+          </w:p>
+        </w:tc>
+        <w:tc>
+          <w:tcPr>
+            <w:tcW w:w="0" w:type="auto"/>
+            <w:tcMar>
+              <w:top w:w="150" w:type="dxa"/>
+              <w:left w:w="240" w:type="dxa"/>
+              <w:bottom w:w="150" w:type="dxa"/>
+              <w:right w:w="240" w:type="dxa"/>
+            </w:tcMar>
+            <w:vAlign w:val="center"/>
+            <w:hideMark/>
+          </w:tcPr>
+          <w:p>
+            <w:r/>
+            <w:r>
+              <w:rPr>
+                <w:rFonts w:ascii="Times New Roman" w:hAnsi="Times New Roman" w:eastAsia="Times New Roman" w:cs="Times New Roman"/>
+                <w:sz w:val="20"/>
+              </w:rPr>
+              <w:t>Выбор одной из нескольких веток условий</w:t>
+            </w:r>
+          </w:p>
+        </w:tc>
+        <w:tc>
+          <w:tcPr>
+            <w:tcW w:w="0" w:type="auto"/>
+            <w:tcMar>
+              <w:top w:w="150" w:type="dxa"/>
+              <w:left w:w="240" w:type="dxa"/>
+              <w:bottom w:w="150" w:type="dxa"/>
+              <w:right w:w="240" w:type="dxa"/>
+            </w:tcMar>
+            <w:vAlign w:val="center"/>
+            <w:hideMark/>
+          </w:tcPr>
+          <w:p>
+            <w:r/>
+            <w:r>
+              <w:rPr>
+                <w:rFonts w:ascii="Times New Roman" w:hAnsi="Times New Roman" w:eastAsia="Times New Roman" w:cs="Times New Roman"/>
+                <w:sz w:val="20"/>
+              </w:rPr>
+              <w:t>if (x &gt; 0) ... else if (x &lt; 0) ... else ...</w:t>
+            </w:r>
           </w:p>
         </w:tc>
         <w:tc>
@@ -12978,13 +12594,14 @@
             <w:hideMark/>
           </w:tcPr>
           <w:p>
-            <w:pPr>
-              <w:rPr>
-                <w:rFonts w:ascii="Times New Roman" w:hAnsi="Times New Roman" w:cs="Times New Roman"/>
-                <w:sz w:val="24"/>
-                <w:szCs w:val="24"/>
-              </w:rPr>
-            </w:pPr>
+            <w:r/>
+            <w:r>
+              <w:rPr>
+                <w:rFonts w:ascii="Times New Roman" w:hAnsi="Times New Roman" w:eastAsia="Times New Roman" w:cs="Times New Roman"/>
+                <w:sz w:val="20"/>
+              </w:rPr>
+              <w:t>Выполняется только первая истинная ветка</w:t>
+            </w:r>
           </w:p>
         </w:tc>
       </w:tr>
@@ -13002,67 +12619,60 @@
             <w:hideMark/>
           </w:tcPr>
           <w:p>
-            <w:pPr>
-              <w:rPr>
-                <w:rFonts w:ascii="Times New Roman" w:hAnsi="Times New Roman" w:cs="Times New Roman"/>
-                <w:sz w:val="24"/>
-                <w:szCs w:val="24"/>
-              </w:rPr>
-            </w:pPr>
-            <w:proofErr w:type="spellStart"/>
-            <w:r>
-              <w:rPr>
-                <w:rFonts w:ascii="Times New Roman" w:hAnsi="Times New Roman" w:cs="Times New Roman"/>
-                <w:sz w:val="24"/>
-                <w:szCs w:val="24"/>
+            <w:r/>
+            <w:r>
+              <w:rPr>
+                <w:rFonts w:ascii="Times New Roman" w:hAnsi="Times New Roman" w:eastAsia="Times New Roman" w:cs="Times New Roman"/>
+                <w:sz w:val="20"/>
               </w:rPr>
               <w:t>switch</w:t>
             </w:r>
-            <w:proofErr w:type="spellEnd"/>
-          </w:p>
-        </w:tc>
-        <w:tc>
-          <w:tcPr>
-            <w:tcW w:w="0" w:type="auto"/>
-            <w:tcMar>
-              <w:top w:w="150" w:type="dxa"/>
-              <w:left w:w="240" w:type="dxa"/>
-              <w:bottom w:w="150" w:type="dxa"/>
-              <w:right w:w="240" w:type="dxa"/>
-            </w:tcMar>
-            <w:vAlign w:val="center"/>
-            <w:hideMark/>
-          </w:tcPr>
-          <w:p>
-            <w:pPr>
-              <w:rPr>
-                <w:rFonts w:ascii="Times New Roman" w:hAnsi="Times New Roman" w:cs="Times New Roman"/>
-                <w:sz w:val="24"/>
-                <w:szCs w:val="24"/>
-              </w:rPr>
-            </w:pPr>
-          </w:p>
-        </w:tc>
-        <w:tc>
-          <w:tcPr>
-            <w:tcW w:w="0" w:type="auto"/>
-            <w:tcMar>
-              <w:top w:w="150" w:type="dxa"/>
-              <w:left w:w="240" w:type="dxa"/>
-              <w:bottom w:w="150" w:type="dxa"/>
-              <w:right w:w="240" w:type="dxa"/>
-            </w:tcMar>
-            <w:vAlign w:val="center"/>
-            <w:hideMark/>
-          </w:tcPr>
-          <w:p>
-            <w:pPr>
-              <w:rPr>
-                <w:rFonts w:ascii="Times New Roman" w:hAnsi="Times New Roman" w:cs="Times New Roman"/>
-                <w:sz w:val="24"/>
-                <w:szCs w:val="24"/>
-              </w:rPr>
-            </w:pPr>
+          </w:p>
+        </w:tc>
+        <w:tc>
+          <w:tcPr>
+            <w:tcW w:w="0" w:type="auto"/>
+            <w:tcMar>
+              <w:top w:w="150" w:type="dxa"/>
+              <w:left w:w="240" w:type="dxa"/>
+              <w:bottom w:w="150" w:type="dxa"/>
+              <w:right w:w="240" w:type="dxa"/>
+            </w:tcMar>
+            <w:vAlign w:val="center"/>
+            <w:hideMark/>
+          </w:tcPr>
+          <w:p>
+            <w:r/>
+            <w:r>
+              <w:rPr>
+                <w:rFonts w:ascii="Times New Roman" w:hAnsi="Times New Roman" w:eastAsia="Times New Roman" w:cs="Times New Roman"/>
+                <w:sz w:val="20"/>
+              </w:rPr>
+              <w:t>Многовариантный выбор по значению/шаблону</w:t>
+            </w:r>
+          </w:p>
+        </w:tc>
+        <w:tc>
+          <w:tcPr>
+            <w:tcW w:w="0" w:type="auto"/>
+            <w:tcMar>
+              <w:top w:w="150" w:type="dxa"/>
+              <w:left w:w="240" w:type="dxa"/>
+              <w:bottom w:w="150" w:type="dxa"/>
+              <w:right w:w="240" w:type="dxa"/>
+            </w:tcMar>
+            <w:vAlign w:val="center"/>
+            <w:hideMark/>
+          </w:tcPr>
+          <w:p>
+            <w:r/>
+            <w:r>
+              <w:rPr>
+                <w:rFonts w:ascii="Times New Roman" w:hAnsi="Times New Roman" w:eastAsia="Times New Roman" w:cs="Times New Roman"/>
+                <w:sz w:val="20"/>
+              </w:rPr>
+              <w:t>switch (cmd) { case "start": ... break; }</w:t>
+            </w:r>
           </w:p>
         </w:tc>
         <w:tc>
@@ -13078,13 +12688,14 @@
             <w:hideMark/>
           </w:tcPr>
           <w:p>
-            <w:pPr>
-              <w:rPr>
-                <w:rFonts w:ascii="Times New Roman" w:hAnsi="Times New Roman" w:cs="Times New Roman"/>
-                <w:sz w:val="24"/>
-                <w:szCs w:val="24"/>
-              </w:rPr>
-            </w:pPr>
+            <w:r/>
+            <w:r>
+              <w:rPr>
+                <w:rFonts w:ascii="Times New Roman" w:hAnsi="Times New Roman" w:eastAsia="Times New Roman" w:cs="Times New Roman"/>
+                <w:sz w:val="20"/>
+              </w:rPr>
+              <w:t>Работает с int, char, string, enum; нужен break</w:t>
+            </w:r>
           </w:p>
         </w:tc>
       </w:tr>
@@ -13102,67 +12713,60 @@
             <w:hideMark/>
           </w:tcPr>
           <w:p>
-            <w:pPr>
-              <w:rPr>
-                <w:rFonts w:ascii="Times New Roman" w:hAnsi="Times New Roman" w:cs="Times New Roman"/>
-                <w:sz w:val="24"/>
-                <w:szCs w:val="24"/>
-              </w:rPr>
-            </w:pPr>
-            <w:proofErr w:type="spellStart"/>
-            <w:r>
-              <w:rPr>
-                <w:rFonts w:ascii="Times New Roman" w:hAnsi="Times New Roman" w:cs="Times New Roman"/>
-                <w:sz w:val="24"/>
-                <w:szCs w:val="24"/>
+            <w:r/>
+            <w:r>
+              <w:rPr>
+                <w:rFonts w:ascii="Times New Roman" w:hAnsi="Times New Roman" w:eastAsia="Times New Roman" w:cs="Times New Roman"/>
+                <w:sz w:val="20"/>
               </w:rPr>
               <w:t>for</w:t>
             </w:r>
-            <w:proofErr w:type="spellEnd"/>
-          </w:p>
-        </w:tc>
-        <w:tc>
-          <w:tcPr>
-            <w:tcW w:w="0" w:type="auto"/>
-            <w:tcMar>
-              <w:top w:w="150" w:type="dxa"/>
-              <w:left w:w="240" w:type="dxa"/>
-              <w:bottom w:w="150" w:type="dxa"/>
-              <w:right w:w="240" w:type="dxa"/>
-            </w:tcMar>
-            <w:vAlign w:val="center"/>
-            <w:hideMark/>
-          </w:tcPr>
-          <w:p>
-            <w:pPr>
-              <w:rPr>
-                <w:rFonts w:ascii="Times New Roman" w:hAnsi="Times New Roman" w:cs="Times New Roman"/>
-                <w:sz w:val="24"/>
-                <w:szCs w:val="24"/>
-              </w:rPr>
-            </w:pPr>
-          </w:p>
-        </w:tc>
-        <w:tc>
-          <w:tcPr>
-            <w:tcW w:w="0" w:type="auto"/>
-            <w:tcMar>
-              <w:top w:w="150" w:type="dxa"/>
-              <w:left w:w="240" w:type="dxa"/>
-              <w:bottom w:w="150" w:type="dxa"/>
-              <w:right w:w="240" w:type="dxa"/>
-            </w:tcMar>
-            <w:vAlign w:val="center"/>
-            <w:hideMark/>
-          </w:tcPr>
-          <w:p>
-            <w:pPr>
-              <w:rPr>
-                <w:rFonts w:ascii="Times New Roman" w:hAnsi="Times New Roman" w:cs="Times New Roman"/>
-                <w:sz w:val="24"/>
-                <w:szCs w:val="24"/>
-              </w:rPr>
-            </w:pPr>
+          </w:p>
+        </w:tc>
+        <w:tc>
+          <w:tcPr>
+            <w:tcW w:w="0" w:type="auto"/>
+            <w:tcMar>
+              <w:top w:w="150" w:type="dxa"/>
+              <w:left w:w="240" w:type="dxa"/>
+              <w:bottom w:w="150" w:type="dxa"/>
+              <w:right w:w="240" w:type="dxa"/>
+            </w:tcMar>
+            <w:vAlign w:val="center"/>
+            <w:hideMark/>
+          </w:tcPr>
+          <w:p>
+            <w:r/>
+            <w:r>
+              <w:rPr>
+                <w:rFonts w:ascii="Times New Roman" w:hAnsi="Times New Roman" w:eastAsia="Times New Roman" w:cs="Times New Roman"/>
+                <w:sz w:val="20"/>
+              </w:rPr>
+              <w:t>Цикл со счётчиком и известным числом шагов</w:t>
+            </w:r>
+          </w:p>
+        </w:tc>
+        <w:tc>
+          <w:tcPr>
+            <w:tcW w:w="0" w:type="auto"/>
+            <w:tcMar>
+              <w:top w:w="150" w:type="dxa"/>
+              <w:left w:w="240" w:type="dxa"/>
+              <w:bottom w:w="150" w:type="dxa"/>
+              <w:right w:w="240" w:type="dxa"/>
+            </w:tcMar>
+            <w:vAlign w:val="center"/>
+            <w:hideMark/>
+          </w:tcPr>
+          <w:p>
+            <w:r/>
+            <w:r>
+              <w:rPr>
+                <w:rFonts w:ascii="Times New Roman" w:hAnsi="Times New Roman" w:eastAsia="Times New Roman" w:cs="Times New Roman"/>
+                <w:sz w:val="20"/>
+              </w:rPr>
+              <w:t>for (int i = 0; i &lt; 5; i++) ...</w:t>
+            </w:r>
           </w:p>
         </w:tc>
         <w:tc>
@@ -13178,13 +12782,14 @@
             <w:hideMark/>
           </w:tcPr>
           <w:p>
-            <w:pPr>
-              <w:rPr>
-                <w:rFonts w:ascii="Times New Roman" w:hAnsi="Times New Roman" w:cs="Times New Roman"/>
-                <w:sz w:val="24"/>
-                <w:szCs w:val="24"/>
-              </w:rPr>
-            </w:pPr>
+            <w:r/>
+            <w:r>
+              <w:rPr>
+                <w:rFonts w:ascii="Times New Roman" w:hAnsi="Times New Roman" w:eastAsia="Times New Roman" w:cs="Times New Roman"/>
+                <w:sz w:val="20"/>
+              </w:rPr>
+              <w:t>Содержит инициализацию, условие и шаг</w:t>
+            </w:r>
           </w:p>
         </w:tc>
       </w:tr>
@@ -13202,67 +12807,60 @@
             <w:hideMark/>
           </w:tcPr>
           <w:p>
-            <w:pPr>
-              <w:rPr>
-                <w:rFonts w:ascii="Times New Roman" w:hAnsi="Times New Roman" w:cs="Times New Roman"/>
-                <w:sz w:val="24"/>
-                <w:szCs w:val="24"/>
-              </w:rPr>
-            </w:pPr>
-            <w:proofErr w:type="spellStart"/>
-            <w:r>
-              <w:rPr>
-                <w:rFonts w:ascii="Times New Roman" w:hAnsi="Times New Roman" w:cs="Times New Roman"/>
-                <w:sz w:val="24"/>
-                <w:szCs w:val="24"/>
+            <w:r/>
+            <w:r>
+              <w:rPr>
+                <w:rFonts w:ascii="Times New Roman" w:hAnsi="Times New Roman" w:eastAsia="Times New Roman" w:cs="Times New Roman"/>
+                <w:sz w:val="20"/>
               </w:rPr>
               <w:t>while</w:t>
             </w:r>
-            <w:proofErr w:type="spellEnd"/>
-          </w:p>
-        </w:tc>
-        <w:tc>
-          <w:tcPr>
-            <w:tcW w:w="0" w:type="auto"/>
-            <w:tcMar>
-              <w:top w:w="150" w:type="dxa"/>
-              <w:left w:w="240" w:type="dxa"/>
-              <w:bottom w:w="150" w:type="dxa"/>
-              <w:right w:w="240" w:type="dxa"/>
-            </w:tcMar>
-            <w:vAlign w:val="center"/>
-            <w:hideMark/>
-          </w:tcPr>
-          <w:p>
-            <w:pPr>
-              <w:rPr>
-                <w:rFonts w:ascii="Times New Roman" w:hAnsi="Times New Roman" w:cs="Times New Roman"/>
-                <w:sz w:val="24"/>
-                <w:szCs w:val="24"/>
-              </w:rPr>
-            </w:pPr>
-          </w:p>
-        </w:tc>
-        <w:tc>
-          <w:tcPr>
-            <w:tcW w:w="0" w:type="auto"/>
-            <w:tcMar>
-              <w:top w:w="150" w:type="dxa"/>
-              <w:left w:w="240" w:type="dxa"/>
-              <w:bottom w:w="150" w:type="dxa"/>
-              <w:right w:w="240" w:type="dxa"/>
-            </w:tcMar>
-            <w:vAlign w:val="center"/>
-            <w:hideMark/>
-          </w:tcPr>
-          <w:p>
-            <w:pPr>
-              <w:rPr>
-                <w:rFonts w:ascii="Times New Roman" w:hAnsi="Times New Roman" w:cs="Times New Roman"/>
-                <w:sz w:val="24"/>
-                <w:szCs w:val="24"/>
-              </w:rPr>
-            </w:pPr>
+          </w:p>
+        </w:tc>
+        <w:tc>
+          <w:tcPr>
+            <w:tcW w:w="0" w:type="auto"/>
+            <w:tcMar>
+              <w:top w:w="150" w:type="dxa"/>
+              <w:left w:w="240" w:type="dxa"/>
+              <w:bottom w:w="150" w:type="dxa"/>
+              <w:right w:w="240" w:type="dxa"/>
+            </w:tcMar>
+            <w:vAlign w:val="center"/>
+            <w:hideMark/>
+          </w:tcPr>
+          <w:p>
+            <w:r/>
+            <w:r>
+              <w:rPr>
+                <w:rFonts w:ascii="Times New Roman" w:hAnsi="Times New Roman" w:eastAsia="Times New Roman" w:cs="Times New Roman"/>
+                <w:sz w:val="20"/>
+              </w:rPr>
+              <w:t>Цикл с предусловием</w:t>
+            </w:r>
+          </w:p>
+        </w:tc>
+        <w:tc>
+          <w:tcPr>
+            <w:tcW w:w="0" w:type="auto"/>
+            <w:tcMar>
+              <w:top w:w="150" w:type="dxa"/>
+              <w:left w:w="240" w:type="dxa"/>
+              <w:bottom w:w="150" w:type="dxa"/>
+              <w:right w:w="240" w:type="dxa"/>
+            </w:tcMar>
+            <w:vAlign w:val="center"/>
+            <w:hideMark/>
+          </w:tcPr>
+          <w:p>
+            <w:r/>
+            <w:r>
+              <w:rPr>
+                <w:rFonts w:ascii="Times New Roman" w:hAnsi="Times New Roman" w:eastAsia="Times New Roman" w:cs="Times New Roman"/>
+                <w:sz w:val="20"/>
+              </w:rPr>
+              <w:t>while (x &gt; 0) { x--; }</w:t>
+            </w:r>
           </w:p>
         </w:tc>
         <w:tc>
@@ -13278,13 +12876,14 @@
             <w:hideMark/>
           </w:tcPr>
           <w:p>
-            <w:pPr>
-              <w:rPr>
-                <w:rFonts w:ascii="Times New Roman" w:hAnsi="Times New Roman" w:cs="Times New Roman"/>
-                <w:sz w:val="24"/>
-                <w:szCs w:val="24"/>
-              </w:rPr>
-            </w:pPr>
+            <w:r/>
+            <w:r>
+              <w:rPr>
+                <w:rFonts w:ascii="Times New Roman" w:hAnsi="Times New Roman" w:eastAsia="Times New Roman" w:cs="Times New Roman"/>
+                <w:sz w:val="20"/>
+              </w:rPr>
+              <w:t>Может не выполниться ни разу, если условие ложно</w:t>
+            </w:r>
           </w:p>
         </w:tc>
       </w:tr>
@@ -13302,67 +12901,60 @@
             <w:hideMark/>
           </w:tcPr>
           <w:p>
-            <w:pPr>
-              <w:rPr>
-                <w:rFonts w:ascii="Times New Roman" w:hAnsi="Times New Roman" w:cs="Times New Roman"/>
-                <w:sz w:val="24"/>
-                <w:szCs w:val="24"/>
-              </w:rPr>
-            </w:pPr>
-            <w:proofErr w:type="spellStart"/>
-            <w:r>
-              <w:rPr>
-                <w:rFonts w:ascii="Times New Roman" w:hAnsi="Times New Roman" w:cs="Times New Roman"/>
-                <w:sz w:val="24"/>
-                <w:szCs w:val="24"/>
+            <w:r/>
+            <w:r>
+              <w:rPr>
+                <w:rFonts w:ascii="Times New Roman" w:hAnsi="Times New Roman" w:eastAsia="Times New Roman" w:cs="Times New Roman"/>
+                <w:sz w:val="20"/>
               </w:rPr>
               <w:t>do-while</w:t>
             </w:r>
-            <w:proofErr w:type="spellEnd"/>
-          </w:p>
-        </w:tc>
-        <w:tc>
-          <w:tcPr>
-            <w:tcW w:w="0" w:type="auto"/>
-            <w:tcMar>
-              <w:top w:w="150" w:type="dxa"/>
-              <w:left w:w="240" w:type="dxa"/>
-              <w:bottom w:w="150" w:type="dxa"/>
-              <w:right w:w="240" w:type="dxa"/>
-            </w:tcMar>
-            <w:vAlign w:val="center"/>
-            <w:hideMark/>
-          </w:tcPr>
-          <w:p>
-            <w:pPr>
-              <w:rPr>
-                <w:rFonts w:ascii="Times New Roman" w:hAnsi="Times New Roman" w:cs="Times New Roman"/>
-                <w:sz w:val="24"/>
-                <w:szCs w:val="24"/>
-              </w:rPr>
-            </w:pPr>
-          </w:p>
-        </w:tc>
-        <w:tc>
-          <w:tcPr>
-            <w:tcW w:w="0" w:type="auto"/>
-            <w:tcMar>
-              <w:top w:w="150" w:type="dxa"/>
-              <w:left w:w="240" w:type="dxa"/>
-              <w:bottom w:w="150" w:type="dxa"/>
-              <w:right w:w="240" w:type="dxa"/>
-            </w:tcMar>
-            <w:vAlign w:val="center"/>
-            <w:hideMark/>
-          </w:tcPr>
-          <w:p>
-            <w:pPr>
-              <w:rPr>
-                <w:rFonts w:ascii="Times New Roman" w:hAnsi="Times New Roman" w:cs="Times New Roman"/>
-                <w:sz w:val="24"/>
-                <w:szCs w:val="24"/>
-              </w:rPr>
-            </w:pPr>
+          </w:p>
+        </w:tc>
+        <w:tc>
+          <w:tcPr>
+            <w:tcW w:w="0" w:type="auto"/>
+            <w:tcMar>
+              <w:top w:w="150" w:type="dxa"/>
+              <w:left w:w="240" w:type="dxa"/>
+              <w:bottom w:w="150" w:type="dxa"/>
+              <w:right w:w="240" w:type="dxa"/>
+            </w:tcMar>
+            <w:vAlign w:val="center"/>
+            <w:hideMark/>
+          </w:tcPr>
+          <w:p>
+            <w:r/>
+            <w:r>
+              <w:rPr>
+                <w:rFonts w:ascii="Times New Roman" w:hAnsi="Times New Roman" w:eastAsia="Times New Roman" w:cs="Times New Roman"/>
+                <w:sz w:val="20"/>
+              </w:rPr>
+              <w:t>Цикл с постусловием</w:t>
+            </w:r>
+          </w:p>
+        </w:tc>
+        <w:tc>
+          <w:tcPr>
+            <w:tcW w:w="0" w:type="auto"/>
+            <w:tcMar>
+              <w:top w:w="150" w:type="dxa"/>
+              <w:left w:w="240" w:type="dxa"/>
+              <w:bottom w:w="150" w:type="dxa"/>
+              <w:right w:w="240" w:type="dxa"/>
+            </w:tcMar>
+            <w:vAlign w:val="center"/>
+            <w:hideMark/>
+          </w:tcPr>
+          <w:p>
+            <w:r/>
+            <w:r>
+              <w:rPr>
+                <w:rFonts w:ascii="Times New Roman" w:hAnsi="Times New Roman" w:eastAsia="Times New Roman" w:cs="Times New Roman"/>
+                <w:sz w:val="20"/>
+              </w:rPr>
+              <w:t>do { x++; } while (x &lt; 3);</w:t>
+            </w:r>
           </w:p>
         </w:tc>
         <w:tc>
@@ -13378,13 +12970,14 @@
             <w:hideMark/>
           </w:tcPr>
           <w:p>
-            <w:pPr>
-              <w:rPr>
-                <w:rFonts w:ascii="Times New Roman" w:hAnsi="Times New Roman" w:cs="Times New Roman"/>
-                <w:sz w:val="24"/>
-                <w:szCs w:val="24"/>
-              </w:rPr>
-            </w:pPr>
+            <w:r/>
+            <w:r>
+              <w:rPr>
+                <w:rFonts w:ascii="Times New Roman" w:hAnsi="Times New Roman" w:eastAsia="Times New Roman" w:cs="Times New Roman"/>
+                <w:sz w:val="20"/>
+              </w:rPr>
+              <w:t>Выполняется минимум один раз</w:t>
+            </w:r>
           </w:p>
         </w:tc>
       </w:tr>
@@ -13402,68 +12995,60 @@
             <w:hideMark/>
           </w:tcPr>
           <w:p>
-            <w:pPr>
-              <w:rPr>
-                <w:rFonts w:ascii="Times New Roman" w:hAnsi="Times New Roman" w:cs="Times New Roman"/>
-                <w:sz w:val="24"/>
-                <w:szCs w:val="24"/>
-              </w:rPr>
-            </w:pPr>
-            <w:proofErr w:type="spellStart"/>
-            <w:r>
-              <w:rPr>
-                <w:rFonts w:ascii="Times New Roman" w:hAnsi="Times New Roman" w:cs="Times New Roman"/>
-                <w:sz w:val="24"/>
-                <w:szCs w:val="24"/>
-              </w:rPr>
-              <w:lastRenderedPageBreak/>
+            <w:r/>
+            <w:r>
+              <w:rPr>
+                <w:rFonts w:ascii="Times New Roman" w:hAnsi="Times New Roman" w:eastAsia="Times New Roman" w:cs="Times New Roman"/>
+                <w:sz w:val="20"/>
+              </w:rPr>
               <w:t>foreach</w:t>
             </w:r>
-            <w:proofErr w:type="spellEnd"/>
-          </w:p>
-        </w:tc>
-        <w:tc>
-          <w:tcPr>
-            <w:tcW w:w="0" w:type="auto"/>
-            <w:tcMar>
-              <w:top w:w="150" w:type="dxa"/>
-              <w:left w:w="240" w:type="dxa"/>
-              <w:bottom w:w="150" w:type="dxa"/>
-              <w:right w:w="240" w:type="dxa"/>
-            </w:tcMar>
-            <w:vAlign w:val="center"/>
-            <w:hideMark/>
-          </w:tcPr>
-          <w:p>
-            <w:pPr>
-              <w:rPr>
-                <w:rFonts w:ascii="Times New Roman" w:hAnsi="Times New Roman" w:cs="Times New Roman"/>
-                <w:sz w:val="24"/>
-                <w:szCs w:val="24"/>
-              </w:rPr>
-            </w:pPr>
-          </w:p>
-        </w:tc>
-        <w:tc>
-          <w:tcPr>
-            <w:tcW w:w="0" w:type="auto"/>
-            <w:tcMar>
-              <w:top w:w="150" w:type="dxa"/>
-              <w:left w:w="240" w:type="dxa"/>
-              <w:bottom w:w="150" w:type="dxa"/>
-              <w:right w:w="240" w:type="dxa"/>
-            </w:tcMar>
-            <w:vAlign w:val="center"/>
-            <w:hideMark/>
-          </w:tcPr>
-          <w:p>
-            <w:pPr>
-              <w:rPr>
-                <w:rFonts w:ascii="Times New Roman" w:hAnsi="Times New Roman" w:cs="Times New Roman"/>
-                <w:sz w:val="24"/>
-                <w:szCs w:val="24"/>
-              </w:rPr>
-            </w:pPr>
+          </w:p>
+        </w:tc>
+        <w:tc>
+          <w:tcPr>
+            <w:tcW w:w="0" w:type="auto"/>
+            <w:tcMar>
+              <w:top w:w="150" w:type="dxa"/>
+              <w:left w:w="240" w:type="dxa"/>
+              <w:bottom w:w="150" w:type="dxa"/>
+              <w:right w:w="240" w:type="dxa"/>
+            </w:tcMar>
+            <w:vAlign w:val="center"/>
+            <w:hideMark/>
+          </w:tcPr>
+          <w:p>
+            <w:r/>
+            <w:r>
+              <w:rPr>
+                <w:rFonts w:ascii="Times New Roman" w:hAnsi="Times New Roman" w:eastAsia="Times New Roman" w:cs="Times New Roman"/>
+                <w:sz w:val="20"/>
+              </w:rPr>
+              <w:t>Перебор элементов массива, строки или коллекции</w:t>
+            </w:r>
+          </w:p>
+        </w:tc>
+        <w:tc>
+          <w:tcPr>
+            <w:tcW w:w="0" w:type="auto"/>
+            <w:tcMar>
+              <w:top w:w="150" w:type="dxa"/>
+              <w:left w:w="240" w:type="dxa"/>
+              <w:bottom w:w="150" w:type="dxa"/>
+              <w:right w:w="240" w:type="dxa"/>
+            </w:tcMar>
+            <w:vAlign w:val="center"/>
+            <w:hideMark/>
+          </w:tcPr>
+          <w:p>
+            <w:r/>
+            <w:r>
+              <w:rPr>
+                <w:rFonts w:ascii="Times New Roman" w:hAnsi="Times New Roman" w:eastAsia="Times New Roman" w:cs="Times New Roman"/>
+                <w:sz w:val="20"/>
+              </w:rPr>
+              <w:t>foreach (char c in text) ...</w:t>
+            </w:r>
           </w:p>
         </w:tc>
         <w:tc>
@@ -13479,13 +13064,14 @@
             <w:hideMark/>
           </w:tcPr>
           <w:p>
-            <w:pPr>
-              <w:rPr>
-                <w:rFonts w:ascii="Times New Roman" w:hAnsi="Times New Roman" w:cs="Times New Roman"/>
-                <w:sz w:val="24"/>
-                <w:szCs w:val="24"/>
-              </w:rPr>
-            </w:pPr>
+            <w:r/>
+            <w:r>
+              <w:rPr>
+                <w:rFonts w:ascii="Times New Roman" w:hAnsi="Times New Roman" w:eastAsia="Times New Roman" w:cs="Times New Roman"/>
+                <w:sz w:val="20"/>
+              </w:rPr>
+              <w:t>Переменная цикла только для чтения</w:t>
+            </w:r>
           </w:p>
         </w:tc>
       </w:tr>
@@ -13503,67 +13089,60 @@
             <w:hideMark/>
           </w:tcPr>
           <w:p>
-            <w:pPr>
-              <w:rPr>
-                <w:rFonts w:ascii="Times New Roman" w:hAnsi="Times New Roman" w:cs="Times New Roman"/>
-                <w:sz w:val="24"/>
-                <w:szCs w:val="24"/>
-              </w:rPr>
-            </w:pPr>
-            <w:proofErr w:type="spellStart"/>
-            <w:r>
-              <w:rPr>
-                <w:rFonts w:ascii="Times New Roman" w:hAnsi="Times New Roman" w:cs="Times New Roman"/>
-                <w:sz w:val="24"/>
-                <w:szCs w:val="24"/>
+            <w:r/>
+            <w:r>
+              <w:rPr>
+                <w:rFonts w:ascii="Times New Roman" w:hAnsi="Times New Roman" w:eastAsia="Times New Roman" w:cs="Times New Roman"/>
+                <w:sz w:val="20"/>
               </w:rPr>
               <w:t>break</w:t>
             </w:r>
-            <w:proofErr w:type="spellEnd"/>
-          </w:p>
-        </w:tc>
-        <w:tc>
-          <w:tcPr>
-            <w:tcW w:w="0" w:type="auto"/>
-            <w:tcMar>
-              <w:top w:w="150" w:type="dxa"/>
-              <w:left w:w="240" w:type="dxa"/>
-              <w:bottom w:w="150" w:type="dxa"/>
-              <w:right w:w="240" w:type="dxa"/>
-            </w:tcMar>
-            <w:vAlign w:val="center"/>
-            <w:hideMark/>
-          </w:tcPr>
-          <w:p>
-            <w:pPr>
-              <w:rPr>
-                <w:rFonts w:ascii="Times New Roman" w:hAnsi="Times New Roman" w:cs="Times New Roman"/>
-                <w:sz w:val="24"/>
-                <w:szCs w:val="24"/>
-              </w:rPr>
-            </w:pPr>
-          </w:p>
-        </w:tc>
-        <w:tc>
-          <w:tcPr>
-            <w:tcW w:w="0" w:type="auto"/>
-            <w:tcMar>
-              <w:top w:w="150" w:type="dxa"/>
-              <w:left w:w="240" w:type="dxa"/>
-              <w:bottom w:w="150" w:type="dxa"/>
-              <w:right w:w="240" w:type="dxa"/>
-            </w:tcMar>
-            <w:vAlign w:val="center"/>
-            <w:hideMark/>
-          </w:tcPr>
-          <w:p>
-            <w:pPr>
-              <w:rPr>
-                <w:rFonts w:ascii="Times New Roman" w:hAnsi="Times New Roman" w:cs="Times New Roman"/>
-                <w:sz w:val="24"/>
-                <w:szCs w:val="24"/>
-              </w:rPr>
-            </w:pPr>
+          </w:p>
+        </w:tc>
+        <w:tc>
+          <w:tcPr>
+            <w:tcW w:w="0" w:type="auto"/>
+            <w:tcMar>
+              <w:top w:w="150" w:type="dxa"/>
+              <w:left w:w="240" w:type="dxa"/>
+              <w:bottom w:w="150" w:type="dxa"/>
+              <w:right w:w="240" w:type="dxa"/>
+            </w:tcMar>
+            <w:vAlign w:val="center"/>
+            <w:hideMark/>
+          </w:tcPr>
+          <w:p>
+            <w:r/>
+            <w:r>
+              <w:rPr>
+                <w:rFonts w:ascii="Times New Roman" w:hAnsi="Times New Roman" w:eastAsia="Times New Roman" w:cs="Times New Roman"/>
+                <w:sz w:val="20"/>
+              </w:rPr>
+              <w:t>Немедленный выход из цикла или switch</w:t>
+            </w:r>
+          </w:p>
+        </w:tc>
+        <w:tc>
+          <w:tcPr>
+            <w:tcW w:w="0" w:type="auto"/>
+            <w:tcMar>
+              <w:top w:w="150" w:type="dxa"/>
+              <w:left w:w="240" w:type="dxa"/>
+              <w:bottom w:w="150" w:type="dxa"/>
+              <w:right w:w="240" w:type="dxa"/>
+            </w:tcMar>
+            <w:vAlign w:val="center"/>
+            <w:hideMark/>
+          </w:tcPr>
+          <w:p>
+            <w:r/>
+            <w:r>
+              <w:rPr>
+                <w:rFonts w:ascii="Times New Roman" w:hAnsi="Times New Roman" w:eastAsia="Times New Roman" w:cs="Times New Roman"/>
+                <w:sz w:val="20"/>
+              </w:rPr>
+              <w:t>if (i == 4) break;</w:t>
+            </w:r>
           </w:p>
         </w:tc>
         <w:tc>
@@ -13579,13 +13158,14 @@
             <w:hideMark/>
           </w:tcPr>
           <w:p>
-            <w:pPr>
-              <w:rPr>
-                <w:rFonts w:ascii="Times New Roman" w:hAnsi="Times New Roman" w:cs="Times New Roman"/>
-                <w:sz w:val="24"/>
-                <w:szCs w:val="24"/>
-              </w:rPr>
-            </w:pPr>
+            <w:r/>
+            <w:r>
+              <w:rPr>
+                <w:rFonts w:ascii="Times New Roman" w:hAnsi="Times New Roman" w:eastAsia="Times New Roman" w:cs="Times New Roman"/>
+                <w:sz w:val="20"/>
+              </w:rPr>
+              <w:t>Прерывает самый внутренний цикл/switch</w:t>
+            </w:r>
           </w:p>
         </w:tc>
       </w:tr>
@@ -13603,67 +13183,60 @@
             <w:hideMark/>
           </w:tcPr>
           <w:p>
-            <w:pPr>
-              <w:rPr>
-                <w:rFonts w:ascii="Times New Roman" w:hAnsi="Times New Roman" w:cs="Times New Roman"/>
-                <w:sz w:val="24"/>
-                <w:szCs w:val="24"/>
-              </w:rPr>
-            </w:pPr>
-            <w:proofErr w:type="spellStart"/>
-            <w:r>
-              <w:rPr>
-                <w:rFonts w:ascii="Times New Roman" w:hAnsi="Times New Roman" w:cs="Times New Roman"/>
-                <w:sz w:val="24"/>
-                <w:szCs w:val="24"/>
+            <w:r/>
+            <w:r>
+              <w:rPr>
+                <w:rFonts w:ascii="Times New Roman" w:hAnsi="Times New Roman" w:eastAsia="Times New Roman" w:cs="Times New Roman"/>
+                <w:sz w:val="20"/>
               </w:rPr>
               <w:t>continue</w:t>
             </w:r>
-            <w:proofErr w:type="spellEnd"/>
-          </w:p>
-        </w:tc>
-        <w:tc>
-          <w:tcPr>
-            <w:tcW w:w="0" w:type="auto"/>
-            <w:tcMar>
-              <w:top w:w="150" w:type="dxa"/>
-              <w:left w:w="240" w:type="dxa"/>
-              <w:bottom w:w="150" w:type="dxa"/>
-              <w:right w:w="240" w:type="dxa"/>
-            </w:tcMar>
-            <w:vAlign w:val="center"/>
-            <w:hideMark/>
-          </w:tcPr>
-          <w:p>
-            <w:pPr>
-              <w:rPr>
-                <w:rFonts w:ascii="Times New Roman" w:hAnsi="Times New Roman" w:cs="Times New Roman"/>
-                <w:sz w:val="24"/>
-                <w:szCs w:val="24"/>
-              </w:rPr>
-            </w:pPr>
-          </w:p>
-        </w:tc>
-        <w:tc>
-          <w:tcPr>
-            <w:tcW w:w="0" w:type="auto"/>
-            <w:tcMar>
-              <w:top w:w="150" w:type="dxa"/>
-              <w:left w:w="240" w:type="dxa"/>
-              <w:bottom w:w="150" w:type="dxa"/>
-              <w:right w:w="240" w:type="dxa"/>
-            </w:tcMar>
-            <w:vAlign w:val="center"/>
-            <w:hideMark/>
-          </w:tcPr>
-          <w:p>
-            <w:pPr>
-              <w:rPr>
-                <w:rFonts w:ascii="Times New Roman" w:hAnsi="Times New Roman" w:cs="Times New Roman"/>
-                <w:sz w:val="24"/>
-                <w:szCs w:val="24"/>
-              </w:rPr>
-            </w:pPr>
+          </w:p>
+        </w:tc>
+        <w:tc>
+          <w:tcPr>
+            <w:tcW w:w="0" w:type="auto"/>
+            <w:tcMar>
+              <w:top w:w="150" w:type="dxa"/>
+              <w:left w:w="240" w:type="dxa"/>
+              <w:bottom w:w="150" w:type="dxa"/>
+              <w:right w:w="240" w:type="dxa"/>
+            </w:tcMar>
+            <w:vAlign w:val="center"/>
+            <w:hideMark/>
+          </w:tcPr>
+          <w:p>
+            <w:r/>
+            <w:r>
+              <w:rPr>
+                <w:rFonts w:ascii="Times New Roman" w:hAnsi="Times New Roman" w:eastAsia="Times New Roman" w:cs="Times New Roman"/>
+                <w:sz w:val="20"/>
+              </w:rPr>
+              <w:t>Переход к следующей итерации цикла</w:t>
+            </w:r>
+          </w:p>
+        </w:tc>
+        <w:tc>
+          <w:tcPr>
+            <w:tcW w:w="0" w:type="auto"/>
+            <w:tcMar>
+              <w:top w:w="150" w:type="dxa"/>
+              <w:left w:w="240" w:type="dxa"/>
+              <w:bottom w:w="150" w:type="dxa"/>
+              <w:right w:w="240" w:type="dxa"/>
+            </w:tcMar>
+            <w:vAlign w:val="center"/>
+            <w:hideMark/>
+          </w:tcPr>
+          <w:p>
+            <w:r/>
+            <w:r>
+              <w:rPr>
+                <w:rFonts w:ascii="Times New Roman" w:hAnsi="Times New Roman" w:eastAsia="Times New Roman" w:cs="Times New Roman"/>
+                <w:sz w:val="20"/>
+              </w:rPr>
+              <w:t>if (i == 2) continue;</w:t>
+            </w:r>
           </w:p>
         </w:tc>
         <w:tc>
@@ -13679,13 +13252,14 @@
             <w:hideMark/>
           </w:tcPr>
           <w:p>
-            <w:pPr>
-              <w:rPr>
-                <w:rFonts w:ascii="Times New Roman" w:hAnsi="Times New Roman" w:cs="Times New Roman"/>
-                <w:sz w:val="24"/>
-                <w:szCs w:val="24"/>
-              </w:rPr>
-            </w:pPr>
+            <w:r/>
+            <w:r>
+              <w:rPr>
+                <w:rFonts w:ascii="Times New Roman" w:hAnsi="Times New Roman" w:eastAsia="Times New Roman" w:cs="Times New Roman"/>
+                <w:sz w:val="20"/>
+              </w:rPr>
+              <w:t>Пропускает остаток текущей итерации</w:t>
+            </w:r>
           </w:p>
         </w:tc>
       </w:tr>
